--- a/AI-Powered Chatbot & Real-Time Communication Platform for Modern Web Applications/AI-Powered Chatbot & Real-Time Communication Platform for Modern Web Applications.docx
+++ b/AI-Powered Chatbot & Real-Time Communication Platform for Modern Web Applications/AI-Powered Chatbot & Real-Time Communication Platform for Modern Web Applications.docx
@@ -80,8 +80,6 @@
         </w:rPr>
         <w:t>With the rapid growth of digital platforms, modern websites and applications increasingly require:</w:t>
       </w:r>
-      <w:bookmarkStart w:id="0" w:name="_GoBack"/>
-      <w:bookmarkEnd w:id="0"/>
     </w:p>
     <w:p>
       <w:pPr>
@@ -1186,14 +1184,28 @@
         <w:widowControl/>
         <w:suppressLineNumbers w:val="0"/>
         <w:rPr>
-          <w:rFonts w:hint="default" w:ascii="Times New Roman" w:hAnsi="Times New Roman" w:cs="Times New Roman"/>
-        </w:rPr>
-      </w:pPr>
-      <w:r>
-        <w:rPr>
-          <w:rFonts w:hint="default" w:ascii="Times New Roman" w:hAnsi="Times New Roman" w:cs="Times New Roman"/>
-        </w:rPr>
-        <w:t>Delivered via:</w:t>
+          <w:b/>
+          <w:bCs/>
+        </w:rPr>
+      </w:pPr>
+      <w:r>
+        <w:rPr>
+          <w:b/>
+          <w:bCs/>
+        </w:rPr>
+        <w:t>LLM Engine (Core AI)</w:t>
+      </w:r>
+    </w:p>
+    <w:p>
+      <w:pPr>
+        <w:pStyle w:val="10"/>
+        <w:keepNext w:val="0"/>
+        <w:keepLines w:val="0"/>
+        <w:widowControl/>
+        <w:suppressLineNumbers w:val="0"/>
+      </w:pPr>
+      <w:r>
+        <w:t>We use:</w:t>
       </w:r>
     </w:p>
     <w:p>
@@ -1208,15 +1220,15 @@
         <w:suppressLineNumbers w:val="0"/>
         <w:spacing w:before="0" w:beforeAutospacing="1" w:after="0" w:afterAutospacing="1"/>
         <w:ind w:left="720" w:hanging="360"/>
-        <w:rPr>
-          <w:rFonts w:hint="default" w:ascii="Times New Roman" w:hAnsi="Times New Roman" w:cs="Times New Roman"/>
-        </w:rPr>
-      </w:pPr>
-      <w:r>
-        <w:rPr>
-          <w:rFonts w:hint="default" w:ascii="Times New Roman" w:hAnsi="Times New Roman" w:cs="Times New Roman"/>
-        </w:rPr>
-        <w:t xml:space="preserve">JavaScript widget (like chat bubble) </w:t>
+      </w:pPr>
+      <w:r>
+        <w:rPr>
+          <w:rStyle w:val="11"/>
+        </w:rPr>
+        <w:t>Primary Model:</w:t>
+      </w:r>
+      <w:r>
+        <w:t xml:space="preserve"> GPT-4.1 Mini (OpenAI)</w:t>
       </w:r>
     </w:p>
     <w:p>
@@ -1231,54 +1243,35 @@
         <w:suppressLineNumbers w:val="0"/>
         <w:spacing w:before="0" w:beforeAutospacing="1" w:after="0" w:afterAutospacing="1"/>
         <w:ind w:left="720" w:hanging="360"/>
-        <w:rPr>
-          <w:rFonts w:hint="default" w:ascii="Times New Roman" w:hAnsi="Times New Roman" w:cs="Times New Roman"/>
-        </w:rPr>
-      </w:pPr>
-      <w:r>
-        <w:rPr>
-          <w:rFonts w:hint="default" w:ascii="Times New Roman" w:hAnsi="Times New Roman" w:cs="Times New Roman"/>
-        </w:rPr>
-        <w:t xml:space="preserve">REST API </w:t>
-      </w:r>
-    </w:p>
-    <w:p>
-      <w:pPr>
-        <w:pStyle w:val="4"/>
-        <w:keepNext w:val="0"/>
-        <w:keepLines w:val="0"/>
-        <w:widowControl/>
-        <w:suppressLineNumbers w:val="0"/>
-        <w:rPr>
-          <w:rFonts w:hint="default" w:ascii="Times New Roman" w:hAnsi="Times New Roman" w:cs="Times New Roman"/>
-        </w:rPr>
       </w:pPr>
       <w:r>
         <w:rPr>
           <w:rStyle w:val="11"/>
-          <w:rFonts w:hint="default" w:ascii="Times New Roman" w:hAnsi="Times New Roman" w:cs="Times New Roman"/>
+        </w:rPr>
+        <w:t>Embeddings:</w:t>
+      </w:r>
+      <w:r>
+        <w:t xml:space="preserve"> text-embedding-3-small</w:t>
+      </w:r>
+    </w:p>
+    <w:p>
+      <w:pPr>
+        <w:pStyle w:val="10"/>
+        <w:keepNext w:val="0"/>
+        <w:keepLines w:val="0"/>
+        <w:widowControl/>
+        <w:suppressLineNumbers w:val="0"/>
+        <w:rPr>
           <w:b/>
           <w:bCs/>
         </w:rPr>
-        <w:t>2. Real-Time Chat Infrastructure (Developer SDK)</w:t>
-      </w:r>
-    </w:p>
-    <w:p>
-      <w:pPr>
-        <w:pStyle w:val="10"/>
-        <w:keepNext w:val="0"/>
-        <w:keepLines w:val="0"/>
-        <w:widowControl/>
-        <w:suppressLineNumbers w:val="0"/>
-        <w:rPr>
-          <w:rFonts w:hint="default" w:ascii="Times New Roman" w:hAnsi="Times New Roman" w:cs="Times New Roman"/>
-        </w:rPr>
-      </w:pPr>
-      <w:r>
-        <w:rPr>
-          <w:rFonts w:hint="default" w:ascii="Times New Roman" w:hAnsi="Times New Roman" w:cs="Times New Roman"/>
-        </w:rPr>
-        <w:t>A plug-and-play system providing:</w:t>
+      </w:pPr>
+      <w:r>
+        <w:rPr>
+          <w:b/>
+          <w:bCs/>
+        </w:rPr>
+        <w:t>Pricing (GPT-4.1 Mini)</w:t>
       </w:r>
     </w:p>
     <w:p>
@@ -1293,15 +1286,9 @@
         <w:suppressLineNumbers w:val="0"/>
         <w:spacing w:before="0" w:beforeAutospacing="1" w:after="0" w:afterAutospacing="1"/>
         <w:ind w:left="720" w:hanging="360"/>
-        <w:rPr>
-          <w:rFonts w:hint="default" w:ascii="Times New Roman" w:hAnsi="Times New Roman" w:cs="Times New Roman"/>
-        </w:rPr>
-      </w:pPr>
-      <w:r>
-        <w:rPr>
-          <w:rFonts w:hint="default" w:ascii="Times New Roman" w:hAnsi="Times New Roman" w:cs="Times New Roman"/>
-        </w:rPr>
-        <w:t xml:space="preserve">Real-time messaging (WebSockets) </w:t>
+      </w:pPr>
+      <w:r>
+        <w:t>Input: $0.40 per 1M tokens</w:t>
       </w:r>
     </w:p>
     <w:p>
@@ -1316,15 +1303,9 @@
         <w:suppressLineNumbers w:val="0"/>
         <w:spacing w:before="0" w:beforeAutospacing="1" w:after="0" w:afterAutospacing="1"/>
         <w:ind w:left="720" w:hanging="360"/>
-        <w:rPr>
-          <w:rFonts w:hint="default" w:ascii="Times New Roman" w:hAnsi="Times New Roman" w:cs="Times New Roman"/>
-        </w:rPr>
-      </w:pPr>
-      <w:r>
-        <w:rPr>
-          <w:rFonts w:hint="default" w:ascii="Times New Roman" w:hAnsi="Times New Roman" w:cs="Times New Roman"/>
-        </w:rPr>
-        <w:t xml:space="preserve">One-to-one and group chat </w:t>
+      </w:pPr>
+      <w:r>
+        <w:t>Cached Input: $0.10 per 1M tokens</w:t>
       </w:r>
     </w:p>
     <w:p>
@@ -1339,84 +1320,9 @@
         <w:suppressLineNumbers w:val="0"/>
         <w:spacing w:before="0" w:beforeAutospacing="1" w:after="0" w:afterAutospacing="1"/>
         <w:ind w:left="720" w:hanging="360"/>
-        <w:rPr>
-          <w:rFonts w:hint="default" w:ascii="Times New Roman" w:hAnsi="Times New Roman" w:cs="Times New Roman"/>
-        </w:rPr>
-      </w:pPr>
-      <w:r>
-        <w:rPr>
-          <w:rFonts w:hint="default" w:ascii="Times New Roman" w:hAnsi="Times New Roman" w:cs="Times New Roman"/>
-        </w:rPr>
-        <w:t xml:space="preserve">Message persistence </w:t>
-      </w:r>
-    </w:p>
-    <w:p>
-      <w:pPr>
-        <w:keepNext w:val="0"/>
-        <w:keepLines w:val="0"/>
-        <w:widowControl/>
-        <w:numPr>
-          <w:ilvl w:val="0"/>
-          <w:numId w:val="12"/>
-        </w:numPr>
-        <w:suppressLineNumbers w:val="0"/>
-        <w:spacing w:before="0" w:beforeAutospacing="1" w:after="0" w:afterAutospacing="1"/>
-        <w:ind w:left="720" w:hanging="360"/>
-        <w:rPr>
-          <w:rFonts w:hint="default" w:ascii="Times New Roman" w:hAnsi="Times New Roman" w:cs="Times New Roman"/>
-        </w:rPr>
-      </w:pPr>
-      <w:r>
-        <w:rPr>
-          <w:rFonts w:hint="default" w:ascii="Times New Roman" w:hAnsi="Times New Roman" w:cs="Times New Roman"/>
-        </w:rPr>
-        <w:t xml:space="preserve">Typing indicators </w:t>
-      </w:r>
-    </w:p>
-    <w:p>
-      <w:pPr>
-        <w:keepNext w:val="0"/>
-        <w:keepLines w:val="0"/>
-        <w:widowControl/>
-        <w:numPr>
-          <w:ilvl w:val="0"/>
-          <w:numId w:val="12"/>
-        </w:numPr>
-        <w:suppressLineNumbers w:val="0"/>
-        <w:spacing w:before="0" w:beforeAutospacing="1" w:after="0" w:afterAutospacing="1"/>
-        <w:ind w:left="720" w:hanging="360"/>
-        <w:rPr>
-          <w:rFonts w:hint="default" w:ascii="Times New Roman" w:hAnsi="Times New Roman" w:cs="Times New Roman"/>
-        </w:rPr>
-      </w:pPr>
-      <w:r>
-        <w:rPr>
-          <w:rFonts w:hint="default" w:ascii="Times New Roman" w:hAnsi="Times New Roman" w:cs="Times New Roman"/>
-        </w:rPr>
-        <w:t xml:space="preserve">Read receipts </w:t>
-      </w:r>
-    </w:p>
-    <w:p>
-      <w:pPr>
-        <w:keepNext w:val="0"/>
-        <w:keepLines w:val="0"/>
-        <w:widowControl/>
-        <w:numPr>
-          <w:ilvl w:val="0"/>
-          <w:numId w:val="12"/>
-        </w:numPr>
-        <w:suppressLineNumbers w:val="0"/>
-        <w:spacing w:before="0" w:beforeAutospacing="1" w:after="0" w:afterAutospacing="1"/>
-        <w:ind w:left="720" w:hanging="360"/>
-        <w:rPr>
-          <w:rFonts w:hint="default" w:ascii="Times New Roman" w:hAnsi="Times New Roman" w:cs="Times New Roman"/>
-        </w:rPr>
-      </w:pPr>
-      <w:r>
-        <w:rPr>
-          <w:rFonts w:hint="default" w:ascii="Times New Roman" w:hAnsi="Times New Roman" w:cs="Times New Roman"/>
-        </w:rPr>
-        <w:t xml:space="preserve">Push notifications </w:t>
+      </w:pPr>
+      <w:r>
+        <w:t>Output: $1.60 per 1M tokens</w:t>
       </w:r>
     </w:p>
     <w:p>
@@ -1427,14 +1333,16 @@
         <w:widowControl/>
         <w:suppressLineNumbers w:val="0"/>
         <w:rPr>
-          <w:rFonts w:hint="default" w:ascii="Times New Roman" w:hAnsi="Times New Roman" w:cs="Times New Roman"/>
-        </w:rPr>
-      </w:pPr>
-      <w:r>
-        <w:rPr>
-          <w:rFonts w:hint="default" w:ascii="Times New Roman" w:hAnsi="Times New Roman" w:cs="Times New Roman"/>
-        </w:rPr>
-        <w:t>Delivered as:</w:t>
+          <w:b/>
+          <w:bCs/>
+        </w:rPr>
+      </w:pPr>
+      <w:r>
+        <w:rPr>
+          <w:b/>
+          <w:bCs/>
+        </w:rPr>
+        <w:t>Approx cost per chat:</w:t>
       </w:r>
     </w:p>
     <w:p>
@@ -1449,15 +1357,9 @@
         <w:suppressLineNumbers w:val="0"/>
         <w:spacing w:before="0" w:beforeAutospacing="1" w:after="0" w:afterAutospacing="1"/>
         <w:ind w:left="720" w:hanging="360"/>
-        <w:rPr>
-          <w:rFonts w:hint="default" w:ascii="Times New Roman" w:hAnsi="Times New Roman" w:cs="Times New Roman"/>
-        </w:rPr>
-      </w:pPr>
-      <w:r>
-        <w:rPr>
-          <w:rFonts w:hint="default" w:ascii="Times New Roman" w:hAnsi="Times New Roman" w:cs="Times New Roman"/>
-        </w:rPr>
-        <w:t xml:space="preserve">SDK / API </w:t>
+      </w:pPr>
+      <w:r>
+        <w:t>~0.001 USD per conversation (very low cost at scale)</w:t>
       </w:r>
     </w:p>
     <w:p>
@@ -1466,42 +1368,51 @@
         <w:keepLines w:val="0"/>
         <w:widowControl/>
         <w:numPr>
-          <w:ilvl w:val="0"/>
-          <w:numId w:val="13"/>
+          <w:numId w:val="0"/>
         </w:numPr>
         <w:suppressLineNumbers w:val="0"/>
         <w:spacing w:before="0" w:beforeAutospacing="1" w:after="0" w:afterAutospacing="1"/>
-        <w:ind w:left="720" w:hanging="360"/>
-        <w:rPr>
-          <w:rFonts w:hint="default" w:ascii="Times New Roman" w:hAnsi="Times New Roman" w:cs="Times New Roman"/>
-        </w:rPr>
-      </w:pPr>
-      <w:r>
-        <w:rPr>
-          <w:rFonts w:hint="default" w:ascii="Times New Roman" w:hAnsi="Times New Roman" w:cs="Times New Roman"/>
-        </w:rPr>
-        <w:t xml:space="preserve">Ready-to-use frontend components </w:t>
-      </w:r>
-    </w:p>
-    <w:p>
-      <w:pPr>
-        <w:pStyle w:val="4"/>
-        <w:keepNext w:val="0"/>
-        <w:keepLines w:val="0"/>
-        <w:widowControl/>
-        <w:suppressLineNumbers w:val="0"/>
-        <w:rPr>
-          <w:rFonts w:hint="default" w:ascii="Times New Roman" w:hAnsi="Times New Roman" w:cs="Times New Roman"/>
-        </w:rPr>
-      </w:pPr>
-      <w:r>
-        <w:rPr>
-          <w:rStyle w:val="11"/>
+        <w:rPr>
+          <w:rFonts w:hint="default" w:ascii="Times New Roman" w:hAnsi="Times New Roman" w:cs="Times New Roman"/>
+        </w:rPr>
+      </w:pPr>
+    </w:p>
+    <w:p>
+      <w:pPr>
+        <w:pStyle w:val="10"/>
+        <w:keepNext w:val="0"/>
+        <w:keepLines w:val="0"/>
+        <w:widowControl/>
+        <w:suppressLineNumbers w:val="0"/>
+        <w:rPr>
           <w:rFonts w:hint="default" w:ascii="Times New Roman" w:hAnsi="Times New Roman" w:cs="Times New Roman"/>
           <w:b/>
           <w:bCs/>
         </w:rPr>
-        <w:t>3. Unified Dashboard</w:t>
+      </w:pPr>
+    </w:p>
+    <w:p>
+      <w:pPr>
+        <w:pStyle w:val="10"/>
+        <w:keepNext w:val="0"/>
+        <w:keepLines w:val="0"/>
+        <w:widowControl/>
+        <w:suppressLineNumbers w:val="0"/>
+        <w:rPr>
+          <w:rFonts w:hint="default" w:ascii="Times New Roman" w:hAnsi="Times New Roman" w:cs="Times New Roman"/>
+          <w:b/>
+          <w:bCs/>
+        </w:rPr>
+      </w:pPr>
+      <w:bookmarkStart w:id="0" w:name="_GoBack"/>
+      <w:bookmarkEnd w:id="0"/>
+      <w:r>
+        <w:rPr>
+          <w:rFonts w:hint="default" w:ascii="Times New Roman" w:hAnsi="Times New Roman" w:cs="Times New Roman"/>
+          <w:b/>
+          <w:bCs/>
+        </w:rPr>
+        <w:t>Delivered via:</w:t>
       </w:r>
     </w:p>
     <w:p>
@@ -1524,7 +1435,7 @@
         <w:rPr>
           <w:rFonts w:hint="default" w:ascii="Times New Roman" w:hAnsi="Times New Roman" w:cs="Times New Roman"/>
         </w:rPr>
-        <w:t xml:space="preserve">Manage chatbot data </w:t>
+        <w:t xml:space="preserve">JavaScript widget (like chat bubble) </w:t>
       </w:r>
     </w:p>
     <w:p>
@@ -1547,53 +1458,7 @@
         <w:rPr>
           <w:rFonts w:hint="default" w:ascii="Times New Roman" w:hAnsi="Times New Roman" w:cs="Times New Roman"/>
         </w:rPr>
-        <w:t xml:space="preserve">View chat analytics </w:t>
-      </w:r>
-    </w:p>
-    <w:p>
-      <w:pPr>
-        <w:keepNext w:val="0"/>
-        <w:keepLines w:val="0"/>
-        <w:widowControl/>
-        <w:numPr>
-          <w:ilvl w:val="0"/>
-          <w:numId w:val="14"/>
-        </w:numPr>
-        <w:suppressLineNumbers w:val="0"/>
-        <w:spacing w:before="0" w:beforeAutospacing="1" w:after="0" w:afterAutospacing="1"/>
-        <w:ind w:left="720" w:hanging="360"/>
-        <w:rPr>
-          <w:rFonts w:hint="default" w:ascii="Times New Roman" w:hAnsi="Times New Roman" w:cs="Times New Roman"/>
-        </w:rPr>
-      </w:pPr>
-      <w:r>
-        <w:rPr>
-          <w:rFonts w:hint="default" w:ascii="Times New Roman" w:hAnsi="Times New Roman" w:cs="Times New Roman"/>
-        </w:rPr>
-        <w:t xml:space="preserve">Monitor user interactions </w:t>
-      </w:r>
-    </w:p>
-    <w:p>
-      <w:pPr>
-        <w:keepNext w:val="0"/>
-        <w:keepLines w:val="0"/>
-        <w:widowControl/>
-        <w:numPr>
-          <w:ilvl w:val="0"/>
-          <w:numId w:val="14"/>
-        </w:numPr>
-        <w:suppressLineNumbers w:val="0"/>
-        <w:spacing w:before="0" w:beforeAutospacing="1" w:after="0" w:afterAutospacing="1"/>
-        <w:ind w:left="720" w:hanging="360"/>
-        <w:rPr>
-          <w:rFonts w:hint="default" w:ascii="Times New Roman" w:hAnsi="Times New Roman" w:cs="Times New Roman"/>
-        </w:rPr>
-      </w:pPr>
-      <w:r>
-        <w:rPr>
-          <w:rFonts w:hint="default" w:ascii="Times New Roman" w:hAnsi="Times New Roman" w:cs="Times New Roman"/>
-        </w:rPr>
-        <w:t xml:space="preserve">Configure chatbot personality </w:t>
+        <w:t xml:space="preserve">REST API </w:t>
       </w:r>
     </w:p>
     <w:p>
@@ -1614,7 +1479,7 @@
           <w:b/>
           <w:bCs/>
         </w:rPr>
-        <w:t>4. Easy Integration Layer</w:t>
+        <w:t>2. Real-Time Chat Infrastructure (Developer SDK)</w:t>
       </w:r>
     </w:p>
     <w:p>
@@ -1632,7 +1497,7 @@
         <w:rPr>
           <w:rFonts w:hint="default" w:ascii="Times New Roman" w:hAnsi="Times New Roman" w:cs="Times New Roman"/>
         </w:rPr>
-        <w:t>Developers can integrate via:</w:t>
+        <w:t>A plug-and-play system providing:</w:t>
       </w:r>
     </w:p>
     <w:p>
@@ -1655,7 +1520,7 @@
         <w:rPr>
           <w:rFonts w:hint="default" w:ascii="Times New Roman" w:hAnsi="Times New Roman" w:cs="Times New Roman"/>
         </w:rPr>
-        <w:t xml:space="preserve">Script tag (like Stripe) </w:t>
+        <w:t xml:space="preserve">Real-time messaging (WebSockets) </w:t>
       </w:r>
     </w:p>
     <w:p>
@@ -1678,7 +1543,7 @@
         <w:rPr>
           <w:rFonts w:hint="default" w:ascii="Times New Roman" w:hAnsi="Times New Roman" w:cs="Times New Roman"/>
         </w:rPr>
-        <w:t xml:space="preserve">REST APIs </w:t>
+        <w:t xml:space="preserve">One-to-one and group chat </w:t>
       </w:r>
     </w:p>
     <w:p>
@@ -1701,28 +1566,94 @@
         <w:rPr>
           <w:rFonts w:hint="default" w:ascii="Times New Roman" w:hAnsi="Times New Roman" w:cs="Times New Roman"/>
         </w:rPr>
-        <w:t xml:space="preserve">React / Next.js components </w:t>
-      </w:r>
-    </w:p>
-    <w:p>
-      <w:pPr>
-        <w:pStyle w:val="3"/>
-        <w:keepNext w:val="0"/>
-        <w:keepLines w:val="0"/>
-        <w:widowControl/>
-        <w:suppressLineNumbers w:val="0"/>
-        <w:rPr>
-          <w:rFonts w:hint="default" w:ascii="Times New Roman" w:hAnsi="Times New Roman" w:cs="Times New Roman"/>
-        </w:rPr>
-      </w:pPr>
-      <w:r>
-        <w:rPr>
-          <w:rStyle w:val="11"/>
-          <w:rFonts w:hint="default" w:ascii="Times New Roman" w:hAnsi="Times New Roman" w:cs="Times New Roman"/>
-          <w:b/>
-          <w:bCs/>
-        </w:rPr>
-        <w:t>4. Objectives</w:t>
+        <w:t xml:space="preserve">Message persistence </w:t>
+      </w:r>
+    </w:p>
+    <w:p>
+      <w:pPr>
+        <w:keepNext w:val="0"/>
+        <w:keepLines w:val="0"/>
+        <w:widowControl/>
+        <w:numPr>
+          <w:ilvl w:val="0"/>
+          <w:numId w:val="15"/>
+        </w:numPr>
+        <w:suppressLineNumbers w:val="0"/>
+        <w:spacing w:before="0" w:beforeAutospacing="1" w:after="0" w:afterAutospacing="1"/>
+        <w:ind w:left="720" w:hanging="360"/>
+        <w:rPr>
+          <w:rFonts w:hint="default" w:ascii="Times New Roman" w:hAnsi="Times New Roman" w:cs="Times New Roman"/>
+        </w:rPr>
+      </w:pPr>
+      <w:r>
+        <w:rPr>
+          <w:rFonts w:hint="default" w:ascii="Times New Roman" w:hAnsi="Times New Roman" w:cs="Times New Roman"/>
+        </w:rPr>
+        <w:t xml:space="preserve">Typing indicators </w:t>
+      </w:r>
+    </w:p>
+    <w:p>
+      <w:pPr>
+        <w:keepNext w:val="0"/>
+        <w:keepLines w:val="0"/>
+        <w:widowControl/>
+        <w:numPr>
+          <w:ilvl w:val="0"/>
+          <w:numId w:val="15"/>
+        </w:numPr>
+        <w:suppressLineNumbers w:val="0"/>
+        <w:spacing w:before="0" w:beforeAutospacing="1" w:after="0" w:afterAutospacing="1"/>
+        <w:ind w:left="720" w:hanging="360"/>
+        <w:rPr>
+          <w:rFonts w:hint="default" w:ascii="Times New Roman" w:hAnsi="Times New Roman" w:cs="Times New Roman"/>
+        </w:rPr>
+      </w:pPr>
+      <w:r>
+        <w:rPr>
+          <w:rFonts w:hint="default" w:ascii="Times New Roman" w:hAnsi="Times New Roman" w:cs="Times New Roman"/>
+        </w:rPr>
+        <w:t xml:space="preserve">Read receipts </w:t>
+      </w:r>
+    </w:p>
+    <w:p>
+      <w:pPr>
+        <w:keepNext w:val="0"/>
+        <w:keepLines w:val="0"/>
+        <w:widowControl/>
+        <w:numPr>
+          <w:ilvl w:val="0"/>
+          <w:numId w:val="15"/>
+        </w:numPr>
+        <w:suppressLineNumbers w:val="0"/>
+        <w:spacing w:before="0" w:beforeAutospacing="1" w:after="0" w:afterAutospacing="1"/>
+        <w:ind w:left="720" w:hanging="360"/>
+        <w:rPr>
+          <w:rFonts w:hint="default" w:ascii="Times New Roman" w:hAnsi="Times New Roman" w:cs="Times New Roman"/>
+        </w:rPr>
+      </w:pPr>
+      <w:r>
+        <w:rPr>
+          <w:rFonts w:hint="default" w:ascii="Times New Roman" w:hAnsi="Times New Roman" w:cs="Times New Roman"/>
+        </w:rPr>
+        <w:t xml:space="preserve">Push notifications </w:t>
+      </w:r>
+    </w:p>
+    <w:p>
+      <w:pPr>
+        <w:pStyle w:val="10"/>
+        <w:keepNext w:val="0"/>
+        <w:keepLines w:val="0"/>
+        <w:widowControl/>
+        <w:suppressLineNumbers w:val="0"/>
+        <w:rPr>
+          <w:rFonts w:hint="default" w:ascii="Times New Roman" w:hAnsi="Times New Roman" w:cs="Times New Roman"/>
+        </w:rPr>
+      </w:pPr>
+      <w:r>
+        <w:rPr>
+          <w:rFonts w:hint="default" w:ascii="Times New Roman" w:hAnsi="Times New Roman" w:cs="Times New Roman"/>
+        </w:rPr>
+        <w:t>Delivered as:</w:t>
       </w:r>
     </w:p>
     <w:p>
@@ -1745,20 +1676,7 @@
         <w:rPr>
           <w:rFonts w:hint="default" w:ascii="Times New Roman" w:hAnsi="Times New Roman" w:cs="Times New Roman"/>
         </w:rPr>
-        <w:t xml:space="preserve">Build a </w:t>
-      </w:r>
-      <w:r>
-        <w:rPr>
-          <w:rStyle w:val="11"/>
-          <w:rFonts w:hint="default" w:ascii="Times New Roman" w:hAnsi="Times New Roman" w:cs="Times New Roman"/>
-        </w:rPr>
-        <w:t>plug-and-play chatbot system</w:t>
-      </w:r>
-      <w:r>
-        <w:rPr>
-          <w:rFonts w:hint="default" w:ascii="Times New Roman" w:hAnsi="Times New Roman" w:cs="Times New Roman"/>
-        </w:rPr>
-        <w:t xml:space="preserve"> using RAG </w:t>
+        <w:t xml:space="preserve">SDK / API </w:t>
       </w:r>
     </w:p>
     <w:p>
@@ -1781,120 +1699,12 @@
         <w:rPr>
           <w:rFonts w:hint="default" w:ascii="Times New Roman" w:hAnsi="Times New Roman" w:cs="Times New Roman"/>
         </w:rPr>
-        <w:t xml:space="preserve">Develop a </w:t>
-      </w:r>
-      <w:r>
-        <w:rPr>
-          <w:rStyle w:val="11"/>
-          <w:rFonts w:hint="default" w:ascii="Times New Roman" w:hAnsi="Times New Roman" w:cs="Times New Roman"/>
-        </w:rPr>
-        <w:t>scalable real-time messaging infrastructure</w:t>
-      </w:r>
-      <w:r>
-        <w:rPr>
-          <w:rFonts w:hint="default" w:ascii="Times New Roman" w:hAnsi="Times New Roman" w:cs="Times New Roman"/>
-        </w:rPr>
-        <w:t xml:space="preserve"> </w:t>
-      </w:r>
-    </w:p>
-    <w:p>
-      <w:pPr>
-        <w:keepNext w:val="0"/>
-        <w:keepLines w:val="0"/>
-        <w:widowControl/>
-        <w:numPr>
-          <w:ilvl w:val="0"/>
-          <w:numId w:val="16"/>
-        </w:numPr>
-        <w:suppressLineNumbers w:val="0"/>
-        <w:spacing w:before="0" w:beforeAutospacing="1" w:after="0" w:afterAutospacing="1"/>
-        <w:ind w:left="720" w:hanging="360"/>
-        <w:rPr>
-          <w:rFonts w:hint="default" w:ascii="Times New Roman" w:hAnsi="Times New Roman" w:cs="Times New Roman"/>
-        </w:rPr>
-      </w:pPr>
-      <w:r>
-        <w:rPr>
-          <w:rFonts w:hint="default" w:ascii="Times New Roman" w:hAnsi="Times New Roman" w:cs="Times New Roman"/>
-        </w:rPr>
-        <w:t xml:space="preserve">Reduce integration time to </w:t>
-      </w:r>
-      <w:r>
-        <w:rPr>
-          <w:rStyle w:val="11"/>
-          <w:rFonts w:hint="default" w:ascii="Times New Roman" w:hAnsi="Times New Roman" w:cs="Times New Roman"/>
-        </w:rPr>
-        <w:t>&lt; 30 minutes</w:t>
-      </w:r>
-      <w:r>
-        <w:rPr>
-          <w:rFonts w:hint="default" w:ascii="Times New Roman" w:hAnsi="Times New Roman" w:cs="Times New Roman"/>
-        </w:rPr>
-        <w:t xml:space="preserve"> </w:t>
-      </w:r>
-    </w:p>
-    <w:p>
-      <w:pPr>
-        <w:keepNext w:val="0"/>
-        <w:keepLines w:val="0"/>
-        <w:widowControl/>
-        <w:numPr>
-          <w:ilvl w:val="0"/>
-          <w:numId w:val="16"/>
-        </w:numPr>
-        <w:suppressLineNumbers w:val="0"/>
-        <w:spacing w:before="0" w:beforeAutospacing="1" w:after="0" w:afterAutospacing="1"/>
-        <w:ind w:left="720" w:hanging="360"/>
-        <w:rPr>
-          <w:rFonts w:hint="default" w:ascii="Times New Roman" w:hAnsi="Times New Roman" w:cs="Times New Roman"/>
-        </w:rPr>
-      </w:pPr>
-      <w:r>
-        <w:rPr>
-          <w:rFonts w:hint="default" w:ascii="Times New Roman" w:hAnsi="Times New Roman" w:cs="Times New Roman"/>
-        </w:rPr>
-        <w:t xml:space="preserve">Provide </w:t>
-      </w:r>
-      <w:r>
-        <w:rPr>
-          <w:rStyle w:val="11"/>
-          <w:rFonts w:hint="default" w:ascii="Times New Roman" w:hAnsi="Times New Roman" w:cs="Times New Roman"/>
-        </w:rPr>
-        <w:t>cost-effective alternative</w:t>
-      </w:r>
-      <w:r>
-        <w:rPr>
-          <w:rFonts w:hint="default" w:ascii="Times New Roman" w:hAnsi="Times New Roman" w:cs="Times New Roman"/>
-        </w:rPr>
-        <w:t xml:space="preserve"> to existing SaaS tools </w:t>
-      </w:r>
-    </w:p>
-    <w:p>
-      <w:pPr>
-        <w:keepNext w:val="0"/>
-        <w:keepLines w:val="0"/>
-        <w:widowControl/>
-        <w:numPr>
-          <w:ilvl w:val="0"/>
-          <w:numId w:val="16"/>
-        </w:numPr>
-        <w:suppressLineNumbers w:val="0"/>
-        <w:spacing w:before="0" w:beforeAutospacing="1" w:after="0" w:afterAutospacing="1"/>
-        <w:ind w:left="720" w:hanging="360"/>
-        <w:rPr>
-          <w:rFonts w:hint="default" w:ascii="Times New Roman" w:hAnsi="Times New Roman" w:cs="Times New Roman"/>
-        </w:rPr>
-      </w:pPr>
-      <w:r>
-        <w:rPr>
-          <w:rFonts w:hint="default" w:ascii="Times New Roman" w:hAnsi="Times New Roman" w:cs="Times New Roman"/>
-        </w:rPr>
-        <w:t xml:space="preserve">Ensure system scalability for multiple clients </w:t>
-      </w:r>
-    </w:p>
-    <w:p>
-      <w:pPr>
-        <w:pStyle w:val="3"/>
+        <w:t xml:space="preserve">Ready-to-use frontend components </w:t>
+      </w:r>
+    </w:p>
+    <w:p>
+      <w:pPr>
+        <w:pStyle w:val="4"/>
         <w:keepNext w:val="0"/>
         <w:keepLines w:val="0"/>
         <w:widowControl/>
@@ -1910,7 +1720,7 @@
           <w:b/>
           <w:bCs/>
         </w:rPr>
-        <w:t>5. Scope of the Project</w:t>
+        <w:t>3. Unified Dashboard</w:t>
       </w:r>
     </w:p>
     <w:p>
@@ -1933,7 +1743,7 @@
         <w:rPr>
           <w:rFonts w:hint="default" w:ascii="Times New Roman" w:hAnsi="Times New Roman" w:cs="Times New Roman"/>
         </w:rPr>
-        <w:t xml:space="preserve">Document-based chatbot (RAG pipeline) </w:t>
+        <w:t xml:space="preserve">Manage chatbot data </w:t>
       </w:r>
     </w:p>
     <w:p>
@@ -1956,7 +1766,7 @@
         <w:rPr>
           <w:rFonts w:hint="default" w:ascii="Times New Roman" w:hAnsi="Times New Roman" w:cs="Times New Roman"/>
         </w:rPr>
-        <w:t xml:space="preserve">Vector database integration </w:t>
+        <w:t xml:space="preserve">View chat analytics </w:t>
       </w:r>
     </w:p>
     <w:p>
@@ -1979,7 +1789,7 @@
         <w:rPr>
           <w:rFonts w:hint="default" w:ascii="Times New Roman" w:hAnsi="Times New Roman" w:cs="Times New Roman"/>
         </w:rPr>
-        <w:t xml:space="preserve">Real-time chat system (WebSockets) </w:t>
+        <w:t xml:space="preserve">Monitor user interactions </w:t>
       </w:r>
     </w:p>
     <w:p>
@@ -2002,7 +1812,46 @@
         <w:rPr>
           <w:rFonts w:hint="default" w:ascii="Times New Roman" w:hAnsi="Times New Roman" w:cs="Times New Roman"/>
         </w:rPr>
-        <w:t xml:space="preserve">Notification system </w:t>
+        <w:t xml:space="preserve">Configure chatbot personality </w:t>
+      </w:r>
+    </w:p>
+    <w:p>
+      <w:pPr>
+        <w:pStyle w:val="4"/>
+        <w:keepNext w:val="0"/>
+        <w:keepLines w:val="0"/>
+        <w:widowControl/>
+        <w:suppressLineNumbers w:val="0"/>
+        <w:rPr>
+          <w:rFonts w:hint="default" w:ascii="Times New Roman" w:hAnsi="Times New Roman" w:cs="Times New Roman"/>
+        </w:rPr>
+      </w:pPr>
+      <w:r>
+        <w:rPr>
+          <w:rStyle w:val="11"/>
+          <w:rFonts w:hint="default" w:ascii="Times New Roman" w:hAnsi="Times New Roman" w:cs="Times New Roman"/>
+          <w:b/>
+          <w:bCs/>
+        </w:rPr>
+        <w:t>4. Easy Integration Layer</w:t>
+      </w:r>
+    </w:p>
+    <w:p>
+      <w:pPr>
+        <w:pStyle w:val="10"/>
+        <w:keepNext w:val="0"/>
+        <w:keepLines w:val="0"/>
+        <w:widowControl/>
+        <w:suppressLineNumbers w:val="0"/>
+        <w:rPr>
+          <w:rFonts w:hint="default" w:ascii="Times New Roman" w:hAnsi="Times New Roman" w:cs="Times New Roman"/>
+        </w:rPr>
+      </w:pPr>
+      <w:r>
+        <w:rPr>
+          <w:rFonts w:hint="default" w:ascii="Times New Roman" w:hAnsi="Times New Roman" w:cs="Times New Roman"/>
+        </w:rPr>
+        <w:t>Developers can integrate via:</w:t>
       </w:r>
     </w:p>
     <w:p>
@@ -2012,7 +1861,7 @@
         <w:widowControl/>
         <w:numPr>
           <w:ilvl w:val="0"/>
-          <w:numId w:val="17"/>
+          <w:numId w:val="18"/>
         </w:numPr>
         <w:suppressLineNumbers w:val="0"/>
         <w:spacing w:before="0" w:beforeAutospacing="1" w:after="0" w:afterAutospacing="1"/>
@@ -2025,7 +1874,7 @@
         <w:rPr>
           <w:rFonts w:hint="default" w:ascii="Times New Roman" w:hAnsi="Times New Roman" w:cs="Times New Roman"/>
         </w:rPr>
-        <w:t xml:space="preserve">Developer SDK / APIs </w:t>
+        <w:t xml:space="preserve">Script tag (like Stripe) </w:t>
       </w:r>
     </w:p>
     <w:p>
@@ -2035,7 +1884,7 @@
         <w:widowControl/>
         <w:numPr>
           <w:ilvl w:val="0"/>
-          <w:numId w:val="17"/>
+          <w:numId w:val="18"/>
         </w:numPr>
         <w:suppressLineNumbers w:val="0"/>
         <w:spacing w:before="0" w:beforeAutospacing="1" w:after="0" w:afterAutospacing="1"/>
@@ -2048,7 +1897,7 @@
         <w:rPr>
           <w:rFonts w:hint="default" w:ascii="Times New Roman" w:hAnsi="Times New Roman" w:cs="Times New Roman"/>
         </w:rPr>
-        <w:t xml:space="preserve">Admin dashboard </w:t>
+        <w:t xml:space="preserve">REST APIs </w:t>
       </w:r>
     </w:p>
     <w:p>
@@ -2058,7 +1907,7 @@
         <w:widowControl/>
         <w:numPr>
           <w:ilvl w:val="0"/>
-          <w:numId w:val="17"/>
+          <w:numId w:val="18"/>
         </w:numPr>
         <w:suppressLineNumbers w:val="0"/>
         <w:spacing w:before="0" w:beforeAutospacing="1" w:after="0" w:afterAutospacing="1"/>
@@ -2071,7 +1920,7 @@
         <w:rPr>
           <w:rFonts w:hint="default" w:ascii="Times New Roman" w:hAnsi="Times New Roman" w:cs="Times New Roman"/>
         </w:rPr>
-        <w:t xml:space="preserve">Multi-tenant architecture </w:t>
+        <w:t xml:space="preserve">React / Next.js components </w:t>
       </w:r>
     </w:p>
     <w:p>
@@ -2092,6 +1941,376 @@
           <w:b/>
           <w:bCs/>
         </w:rPr>
+        <w:t>4. Objectives</w:t>
+      </w:r>
+    </w:p>
+    <w:p>
+      <w:pPr>
+        <w:keepNext w:val="0"/>
+        <w:keepLines w:val="0"/>
+        <w:widowControl/>
+        <w:numPr>
+          <w:ilvl w:val="0"/>
+          <w:numId w:val="19"/>
+        </w:numPr>
+        <w:suppressLineNumbers w:val="0"/>
+        <w:spacing w:before="0" w:beforeAutospacing="1" w:after="0" w:afterAutospacing="1"/>
+        <w:ind w:left="720" w:hanging="360"/>
+        <w:rPr>
+          <w:rFonts w:hint="default" w:ascii="Times New Roman" w:hAnsi="Times New Roman" w:cs="Times New Roman"/>
+        </w:rPr>
+      </w:pPr>
+      <w:r>
+        <w:rPr>
+          <w:rFonts w:hint="default" w:ascii="Times New Roman" w:hAnsi="Times New Roman" w:cs="Times New Roman"/>
+        </w:rPr>
+        <w:t xml:space="preserve">Build a </w:t>
+      </w:r>
+      <w:r>
+        <w:rPr>
+          <w:rStyle w:val="11"/>
+          <w:rFonts w:hint="default" w:ascii="Times New Roman" w:hAnsi="Times New Roman" w:cs="Times New Roman"/>
+        </w:rPr>
+        <w:t>plug-and-play chatbot system</w:t>
+      </w:r>
+      <w:r>
+        <w:rPr>
+          <w:rFonts w:hint="default" w:ascii="Times New Roman" w:hAnsi="Times New Roman" w:cs="Times New Roman"/>
+        </w:rPr>
+        <w:t xml:space="preserve"> using RAG </w:t>
+      </w:r>
+    </w:p>
+    <w:p>
+      <w:pPr>
+        <w:keepNext w:val="0"/>
+        <w:keepLines w:val="0"/>
+        <w:widowControl/>
+        <w:numPr>
+          <w:ilvl w:val="0"/>
+          <w:numId w:val="19"/>
+        </w:numPr>
+        <w:suppressLineNumbers w:val="0"/>
+        <w:spacing w:before="0" w:beforeAutospacing="1" w:after="0" w:afterAutospacing="1"/>
+        <w:ind w:left="720" w:hanging="360"/>
+        <w:rPr>
+          <w:rFonts w:hint="default" w:ascii="Times New Roman" w:hAnsi="Times New Roman" w:cs="Times New Roman"/>
+        </w:rPr>
+      </w:pPr>
+      <w:r>
+        <w:rPr>
+          <w:rFonts w:hint="default" w:ascii="Times New Roman" w:hAnsi="Times New Roman" w:cs="Times New Roman"/>
+        </w:rPr>
+        <w:t xml:space="preserve">Develop a </w:t>
+      </w:r>
+      <w:r>
+        <w:rPr>
+          <w:rStyle w:val="11"/>
+          <w:rFonts w:hint="default" w:ascii="Times New Roman" w:hAnsi="Times New Roman" w:cs="Times New Roman"/>
+        </w:rPr>
+        <w:t>scalable real-time messaging infrastructure</w:t>
+      </w:r>
+      <w:r>
+        <w:rPr>
+          <w:rFonts w:hint="default" w:ascii="Times New Roman" w:hAnsi="Times New Roman" w:cs="Times New Roman"/>
+        </w:rPr>
+        <w:t xml:space="preserve"> </w:t>
+      </w:r>
+    </w:p>
+    <w:p>
+      <w:pPr>
+        <w:keepNext w:val="0"/>
+        <w:keepLines w:val="0"/>
+        <w:widowControl/>
+        <w:numPr>
+          <w:ilvl w:val="0"/>
+          <w:numId w:val="19"/>
+        </w:numPr>
+        <w:suppressLineNumbers w:val="0"/>
+        <w:spacing w:before="0" w:beforeAutospacing="1" w:after="0" w:afterAutospacing="1"/>
+        <w:ind w:left="720" w:hanging="360"/>
+        <w:rPr>
+          <w:rFonts w:hint="default" w:ascii="Times New Roman" w:hAnsi="Times New Roman" w:cs="Times New Roman"/>
+        </w:rPr>
+      </w:pPr>
+      <w:r>
+        <w:rPr>
+          <w:rFonts w:hint="default" w:ascii="Times New Roman" w:hAnsi="Times New Roman" w:cs="Times New Roman"/>
+        </w:rPr>
+        <w:t xml:space="preserve">Reduce integration time to </w:t>
+      </w:r>
+      <w:r>
+        <w:rPr>
+          <w:rStyle w:val="11"/>
+          <w:rFonts w:hint="default" w:ascii="Times New Roman" w:hAnsi="Times New Roman" w:cs="Times New Roman"/>
+        </w:rPr>
+        <w:t>&lt; 30 minutes</w:t>
+      </w:r>
+      <w:r>
+        <w:rPr>
+          <w:rFonts w:hint="default" w:ascii="Times New Roman" w:hAnsi="Times New Roman" w:cs="Times New Roman"/>
+        </w:rPr>
+        <w:t xml:space="preserve"> </w:t>
+      </w:r>
+    </w:p>
+    <w:p>
+      <w:pPr>
+        <w:keepNext w:val="0"/>
+        <w:keepLines w:val="0"/>
+        <w:widowControl/>
+        <w:numPr>
+          <w:ilvl w:val="0"/>
+          <w:numId w:val="19"/>
+        </w:numPr>
+        <w:suppressLineNumbers w:val="0"/>
+        <w:spacing w:before="0" w:beforeAutospacing="1" w:after="0" w:afterAutospacing="1"/>
+        <w:ind w:left="720" w:hanging="360"/>
+        <w:rPr>
+          <w:rFonts w:hint="default" w:ascii="Times New Roman" w:hAnsi="Times New Roman" w:cs="Times New Roman"/>
+        </w:rPr>
+      </w:pPr>
+      <w:r>
+        <w:rPr>
+          <w:rFonts w:hint="default" w:ascii="Times New Roman" w:hAnsi="Times New Roman" w:cs="Times New Roman"/>
+        </w:rPr>
+        <w:t xml:space="preserve">Provide </w:t>
+      </w:r>
+      <w:r>
+        <w:rPr>
+          <w:rStyle w:val="11"/>
+          <w:rFonts w:hint="default" w:ascii="Times New Roman" w:hAnsi="Times New Roman" w:cs="Times New Roman"/>
+        </w:rPr>
+        <w:t>cost-effective alternative</w:t>
+      </w:r>
+      <w:r>
+        <w:rPr>
+          <w:rFonts w:hint="default" w:ascii="Times New Roman" w:hAnsi="Times New Roman" w:cs="Times New Roman"/>
+        </w:rPr>
+        <w:t xml:space="preserve"> to existing SaaS tools </w:t>
+      </w:r>
+    </w:p>
+    <w:p>
+      <w:pPr>
+        <w:keepNext w:val="0"/>
+        <w:keepLines w:val="0"/>
+        <w:widowControl/>
+        <w:numPr>
+          <w:ilvl w:val="0"/>
+          <w:numId w:val="19"/>
+        </w:numPr>
+        <w:suppressLineNumbers w:val="0"/>
+        <w:spacing w:before="0" w:beforeAutospacing="1" w:after="0" w:afterAutospacing="1"/>
+        <w:ind w:left="720" w:hanging="360"/>
+        <w:rPr>
+          <w:rFonts w:hint="default" w:ascii="Times New Roman" w:hAnsi="Times New Roman" w:cs="Times New Roman"/>
+        </w:rPr>
+      </w:pPr>
+      <w:r>
+        <w:rPr>
+          <w:rFonts w:hint="default" w:ascii="Times New Roman" w:hAnsi="Times New Roman" w:cs="Times New Roman"/>
+        </w:rPr>
+        <w:t xml:space="preserve">Ensure system scalability for multiple clients </w:t>
+      </w:r>
+    </w:p>
+    <w:p>
+      <w:pPr>
+        <w:pStyle w:val="3"/>
+        <w:keepNext w:val="0"/>
+        <w:keepLines w:val="0"/>
+        <w:widowControl/>
+        <w:suppressLineNumbers w:val="0"/>
+        <w:rPr>
+          <w:rFonts w:hint="default" w:ascii="Times New Roman" w:hAnsi="Times New Roman" w:cs="Times New Roman"/>
+        </w:rPr>
+      </w:pPr>
+      <w:r>
+        <w:rPr>
+          <w:rStyle w:val="11"/>
+          <w:rFonts w:hint="default" w:ascii="Times New Roman" w:hAnsi="Times New Roman" w:cs="Times New Roman"/>
+          <w:b/>
+          <w:bCs/>
+        </w:rPr>
+        <w:t>5. Scope of the Project</w:t>
+      </w:r>
+    </w:p>
+    <w:p>
+      <w:pPr>
+        <w:keepNext w:val="0"/>
+        <w:keepLines w:val="0"/>
+        <w:widowControl/>
+        <w:numPr>
+          <w:ilvl w:val="0"/>
+          <w:numId w:val="20"/>
+        </w:numPr>
+        <w:suppressLineNumbers w:val="0"/>
+        <w:spacing w:before="0" w:beforeAutospacing="1" w:after="0" w:afterAutospacing="1"/>
+        <w:ind w:left="720" w:hanging="360"/>
+        <w:rPr>
+          <w:rFonts w:hint="default" w:ascii="Times New Roman" w:hAnsi="Times New Roman" w:cs="Times New Roman"/>
+        </w:rPr>
+      </w:pPr>
+      <w:r>
+        <w:rPr>
+          <w:rFonts w:hint="default" w:ascii="Times New Roman" w:hAnsi="Times New Roman" w:cs="Times New Roman"/>
+        </w:rPr>
+        <w:t xml:space="preserve">Document-based chatbot (RAG pipeline) </w:t>
+      </w:r>
+    </w:p>
+    <w:p>
+      <w:pPr>
+        <w:keepNext w:val="0"/>
+        <w:keepLines w:val="0"/>
+        <w:widowControl/>
+        <w:numPr>
+          <w:ilvl w:val="0"/>
+          <w:numId w:val="20"/>
+        </w:numPr>
+        <w:suppressLineNumbers w:val="0"/>
+        <w:spacing w:before="0" w:beforeAutospacing="1" w:after="0" w:afterAutospacing="1"/>
+        <w:ind w:left="720" w:hanging="360"/>
+        <w:rPr>
+          <w:rFonts w:hint="default" w:ascii="Times New Roman" w:hAnsi="Times New Roman" w:cs="Times New Roman"/>
+        </w:rPr>
+      </w:pPr>
+      <w:r>
+        <w:rPr>
+          <w:rFonts w:hint="default" w:ascii="Times New Roman" w:hAnsi="Times New Roman" w:cs="Times New Roman"/>
+        </w:rPr>
+        <w:t xml:space="preserve">Vector database integration </w:t>
+      </w:r>
+    </w:p>
+    <w:p>
+      <w:pPr>
+        <w:keepNext w:val="0"/>
+        <w:keepLines w:val="0"/>
+        <w:widowControl/>
+        <w:numPr>
+          <w:ilvl w:val="0"/>
+          <w:numId w:val="20"/>
+        </w:numPr>
+        <w:suppressLineNumbers w:val="0"/>
+        <w:spacing w:before="0" w:beforeAutospacing="1" w:after="0" w:afterAutospacing="1"/>
+        <w:ind w:left="720" w:hanging="360"/>
+        <w:rPr>
+          <w:rFonts w:hint="default" w:ascii="Times New Roman" w:hAnsi="Times New Roman" w:cs="Times New Roman"/>
+        </w:rPr>
+      </w:pPr>
+      <w:r>
+        <w:rPr>
+          <w:rFonts w:hint="default" w:ascii="Times New Roman" w:hAnsi="Times New Roman" w:cs="Times New Roman"/>
+        </w:rPr>
+        <w:t xml:space="preserve">Real-time chat system (WebSockets) </w:t>
+      </w:r>
+    </w:p>
+    <w:p>
+      <w:pPr>
+        <w:keepNext w:val="0"/>
+        <w:keepLines w:val="0"/>
+        <w:widowControl/>
+        <w:numPr>
+          <w:ilvl w:val="0"/>
+          <w:numId w:val="20"/>
+        </w:numPr>
+        <w:suppressLineNumbers w:val="0"/>
+        <w:spacing w:before="0" w:beforeAutospacing="1" w:after="0" w:afterAutospacing="1"/>
+        <w:ind w:left="720" w:hanging="360"/>
+        <w:rPr>
+          <w:rFonts w:hint="default" w:ascii="Times New Roman" w:hAnsi="Times New Roman" w:cs="Times New Roman"/>
+        </w:rPr>
+      </w:pPr>
+      <w:r>
+        <w:rPr>
+          <w:rFonts w:hint="default" w:ascii="Times New Roman" w:hAnsi="Times New Roman" w:cs="Times New Roman"/>
+        </w:rPr>
+        <w:t xml:space="preserve">Notification system </w:t>
+      </w:r>
+    </w:p>
+    <w:p>
+      <w:pPr>
+        <w:keepNext w:val="0"/>
+        <w:keepLines w:val="0"/>
+        <w:widowControl/>
+        <w:numPr>
+          <w:ilvl w:val="0"/>
+          <w:numId w:val="20"/>
+        </w:numPr>
+        <w:suppressLineNumbers w:val="0"/>
+        <w:spacing w:before="0" w:beforeAutospacing="1" w:after="0" w:afterAutospacing="1"/>
+        <w:ind w:left="720" w:hanging="360"/>
+        <w:rPr>
+          <w:rFonts w:hint="default" w:ascii="Times New Roman" w:hAnsi="Times New Roman" w:cs="Times New Roman"/>
+        </w:rPr>
+      </w:pPr>
+      <w:r>
+        <w:rPr>
+          <w:rFonts w:hint="default" w:ascii="Times New Roman" w:hAnsi="Times New Roman" w:cs="Times New Roman"/>
+        </w:rPr>
+        <w:t xml:space="preserve">Developer SDK / APIs </w:t>
+      </w:r>
+    </w:p>
+    <w:p>
+      <w:pPr>
+        <w:keepNext w:val="0"/>
+        <w:keepLines w:val="0"/>
+        <w:widowControl/>
+        <w:numPr>
+          <w:ilvl w:val="0"/>
+          <w:numId w:val="20"/>
+        </w:numPr>
+        <w:suppressLineNumbers w:val="0"/>
+        <w:spacing w:before="0" w:beforeAutospacing="1" w:after="0" w:afterAutospacing="1"/>
+        <w:ind w:left="720" w:hanging="360"/>
+        <w:rPr>
+          <w:rFonts w:hint="default" w:ascii="Times New Roman" w:hAnsi="Times New Roman" w:cs="Times New Roman"/>
+        </w:rPr>
+      </w:pPr>
+      <w:r>
+        <w:rPr>
+          <w:rFonts w:hint="default" w:ascii="Times New Roman" w:hAnsi="Times New Roman" w:cs="Times New Roman"/>
+        </w:rPr>
+        <w:t xml:space="preserve">Admin dashboard </w:t>
+      </w:r>
+    </w:p>
+    <w:p>
+      <w:pPr>
+        <w:keepNext w:val="0"/>
+        <w:keepLines w:val="0"/>
+        <w:widowControl/>
+        <w:numPr>
+          <w:ilvl w:val="0"/>
+          <w:numId w:val="20"/>
+        </w:numPr>
+        <w:suppressLineNumbers w:val="0"/>
+        <w:spacing w:before="0" w:beforeAutospacing="1" w:after="0" w:afterAutospacing="1"/>
+        <w:ind w:left="720" w:hanging="360"/>
+        <w:rPr>
+          <w:rFonts w:hint="default" w:ascii="Times New Roman" w:hAnsi="Times New Roman" w:cs="Times New Roman"/>
+        </w:rPr>
+      </w:pPr>
+      <w:r>
+        <w:rPr>
+          <w:rFonts w:hint="default" w:ascii="Times New Roman" w:hAnsi="Times New Roman" w:cs="Times New Roman"/>
+        </w:rPr>
+        <w:t xml:space="preserve">Multi-tenant architecture </w:t>
+      </w:r>
+    </w:p>
+    <w:p>
+      <w:pPr>
+        <w:pStyle w:val="3"/>
+        <w:keepNext w:val="0"/>
+        <w:keepLines w:val="0"/>
+        <w:widowControl/>
+        <w:suppressLineNumbers w:val="0"/>
+        <w:rPr>
+          <w:rFonts w:hint="default" w:ascii="Times New Roman" w:hAnsi="Times New Roman" w:cs="Times New Roman"/>
+        </w:rPr>
+      </w:pPr>
+      <w:r>
+        <w:rPr>
+          <w:rStyle w:val="11"/>
+          <w:rFonts w:hint="default" w:ascii="Times New Roman" w:hAnsi="Times New Roman" w:cs="Times New Roman"/>
+          <w:b/>
+          <w:bCs/>
+        </w:rPr>
         <w:t>6. Literature Review</w:t>
       </w:r>
     </w:p>
@@ -2115,6 +2334,7 @@
     </w:p>
     <w:tbl>
       <w:tblPr>
+        <w:tblStyle w:val="7"/>
         <w:tblW w:w="0" w:type="auto"/>
         <w:tblCellSpacing w:w="15" w:type="dxa"/>
         <w:tblInd w:w="0" w:type="dxa"/>
@@ -2126,7 +2346,7 @@
           <w:insideH w:val="none" w:color="auto" w:sz="0" w:space="0"/>
           <w:insideV w:val="none" w:color="auto" w:sz="0" w:space="0"/>
         </w:tblBorders>
-        <w:shd w:val="clear"/>
+        <w:shd w:val="clear" w:color="auto" w:fill="auto"/>
         <w:tblLayout w:type="autofit"/>
         <w:tblCellMar>
           <w:top w:w="15" w:type="dxa"/>
@@ -2150,7 +2370,6 @@
             <w:insideH w:val="none" w:color="auto" w:sz="0" w:space="0"/>
             <w:insideV w:val="none" w:color="auto" w:sz="0" w:space="0"/>
           </w:tblBorders>
-          <w:shd w:val="clear"/>
           <w:tblCellMar>
             <w:top w:w="15" w:type="dxa"/>
             <w:left w:w="15" w:type="dxa"/>
@@ -2165,7 +2384,7 @@
         <w:tc>
           <w:tcPr>
             <w:tcW w:w="0" w:type="auto"/>
-            <w:shd w:val="clear"/>
+            <w:shd w:val="clear" w:color="auto" w:fill="auto"/>
             <w:vAlign w:val="center"/>
           </w:tcPr>
           <w:p>
@@ -2198,7 +2417,7 @@
         <w:tc>
           <w:tcPr>
             <w:tcW w:w="0" w:type="auto"/>
-            <w:shd w:val="clear"/>
+            <w:shd w:val="clear" w:color="auto" w:fill="auto"/>
             <w:vAlign w:val="center"/>
           </w:tcPr>
           <w:p>
@@ -2231,7 +2450,7 @@
         <w:tc>
           <w:tcPr>
             <w:tcW w:w="0" w:type="auto"/>
-            <w:shd w:val="clear"/>
+            <w:shd w:val="clear" w:color="auto" w:fill="auto"/>
             <w:vAlign w:val="center"/>
           </w:tcPr>
           <w:p>
@@ -2272,7 +2491,7 @@
             <w:insideH w:val="none" w:color="auto" w:sz="0" w:space="0"/>
             <w:insideV w:val="none" w:color="auto" w:sz="0" w:space="0"/>
           </w:tblBorders>
-          <w:shd w:val="clear"/>
+          <w:shd w:val="clear" w:color="auto" w:fill="auto"/>
           <w:tblCellMar>
             <w:top w:w="15" w:type="dxa"/>
             <w:left w:w="15" w:type="dxa"/>
@@ -2286,7 +2505,7 @@
         <w:tc>
           <w:tcPr>
             <w:tcW w:w="0" w:type="auto"/>
-            <w:shd w:val="clear"/>
+            <w:shd w:val="clear" w:color="auto" w:fill="auto"/>
             <w:vAlign w:val="center"/>
           </w:tcPr>
           <w:p>
@@ -2315,7 +2534,7 @@
         <w:tc>
           <w:tcPr>
             <w:tcW w:w="0" w:type="auto"/>
-            <w:shd w:val="clear"/>
+            <w:shd w:val="clear" w:color="auto" w:fill="auto"/>
             <w:vAlign w:val="center"/>
           </w:tcPr>
           <w:p>
@@ -2344,7 +2563,7 @@
         <w:tc>
           <w:tcPr>
             <w:tcW w:w="0" w:type="auto"/>
-            <w:shd w:val="clear"/>
+            <w:shd w:val="clear" w:color="auto" w:fill="auto"/>
             <w:vAlign w:val="center"/>
           </w:tcPr>
           <w:p>
@@ -2381,7 +2600,7 @@
             <w:insideH w:val="none" w:color="auto" w:sz="0" w:space="0"/>
             <w:insideV w:val="none" w:color="auto" w:sz="0" w:space="0"/>
           </w:tblBorders>
-          <w:shd w:val="clear"/>
+          <w:shd w:val="clear" w:color="auto" w:fill="auto"/>
           <w:tblCellMar>
             <w:top w:w="15" w:type="dxa"/>
             <w:left w:w="15" w:type="dxa"/>
@@ -2395,7 +2614,7 @@
         <w:tc>
           <w:tcPr>
             <w:tcW w:w="0" w:type="auto"/>
-            <w:shd w:val="clear"/>
+            <w:shd w:val="clear" w:color="auto" w:fill="auto"/>
             <w:vAlign w:val="center"/>
           </w:tcPr>
           <w:p>
@@ -2424,7 +2643,7 @@
         <w:tc>
           <w:tcPr>
             <w:tcW w:w="0" w:type="auto"/>
-            <w:shd w:val="clear"/>
+            <w:shd w:val="clear" w:color="auto" w:fill="auto"/>
             <w:vAlign w:val="center"/>
           </w:tcPr>
           <w:p>
@@ -2453,7 +2672,7 @@
         <w:tc>
           <w:tcPr>
             <w:tcW w:w="0" w:type="auto"/>
-            <w:shd w:val="clear"/>
+            <w:shd w:val="clear" w:color="auto" w:fill="auto"/>
             <w:vAlign w:val="center"/>
           </w:tcPr>
           <w:p>
@@ -2490,7 +2709,7 @@
             <w:insideH w:val="none" w:color="auto" w:sz="0" w:space="0"/>
             <w:insideV w:val="none" w:color="auto" w:sz="0" w:space="0"/>
           </w:tblBorders>
-          <w:shd w:val="clear"/>
+          <w:shd w:val="clear" w:color="auto" w:fill="auto"/>
           <w:tblCellMar>
             <w:top w:w="15" w:type="dxa"/>
             <w:left w:w="15" w:type="dxa"/>
@@ -2504,7 +2723,7 @@
         <w:tc>
           <w:tcPr>
             <w:tcW w:w="0" w:type="auto"/>
-            <w:shd w:val="clear"/>
+            <w:shd w:val="clear" w:color="auto" w:fill="auto"/>
             <w:vAlign w:val="center"/>
           </w:tcPr>
           <w:p>
@@ -2533,7 +2752,7 @@
         <w:tc>
           <w:tcPr>
             <w:tcW w:w="0" w:type="auto"/>
-            <w:shd w:val="clear"/>
+            <w:shd w:val="clear" w:color="auto" w:fill="auto"/>
             <w:vAlign w:val="center"/>
           </w:tcPr>
           <w:p>
@@ -2562,7 +2781,7 @@
         <w:tc>
           <w:tcPr>
             <w:tcW w:w="0" w:type="auto"/>
-            <w:shd w:val="clear"/>
+            <w:shd w:val="clear" w:color="auto" w:fill="auto"/>
             <w:vAlign w:val="center"/>
           </w:tcPr>
           <w:p>
@@ -2599,7 +2818,7 @@
             <w:insideH w:val="none" w:color="auto" w:sz="0" w:space="0"/>
             <w:insideV w:val="none" w:color="auto" w:sz="0" w:space="0"/>
           </w:tblBorders>
-          <w:shd w:val="clear"/>
+          <w:shd w:val="clear" w:color="auto" w:fill="auto"/>
           <w:tblCellMar>
             <w:top w:w="15" w:type="dxa"/>
             <w:left w:w="15" w:type="dxa"/>
@@ -2613,7 +2832,7 @@
         <w:tc>
           <w:tcPr>
             <w:tcW w:w="0" w:type="auto"/>
-            <w:shd w:val="clear"/>
+            <w:shd w:val="clear" w:color="auto" w:fill="auto"/>
             <w:vAlign w:val="center"/>
           </w:tcPr>
           <w:p>
@@ -2642,7 +2861,7 @@
         <w:tc>
           <w:tcPr>
             <w:tcW w:w="0" w:type="auto"/>
-            <w:shd w:val="clear"/>
+            <w:shd w:val="clear" w:color="auto" w:fill="auto"/>
             <w:vAlign w:val="center"/>
           </w:tcPr>
           <w:p>
@@ -2671,7 +2890,7 @@
         <w:tc>
           <w:tcPr>
             <w:tcW w:w="0" w:type="auto"/>
-            <w:shd w:val="clear"/>
+            <w:shd w:val="clear" w:color="auto" w:fill="auto"/>
             <w:vAlign w:val="center"/>
           </w:tcPr>
           <w:p>
@@ -2745,7 +2964,7 @@
         <w:widowControl/>
         <w:numPr>
           <w:ilvl w:val="0"/>
-          <w:numId w:val="18"/>
+          <w:numId w:val="21"/>
         </w:numPr>
         <w:suppressLineNumbers w:val="0"/>
         <w:spacing w:before="0" w:beforeAutospacing="1" w:after="0" w:afterAutospacing="1"/>
@@ -2759,753 +2978,6 @@
           <w:rFonts w:hint="default" w:ascii="Times New Roman" w:hAnsi="Times New Roman" w:cs="Times New Roman"/>
         </w:rPr>
         <w:t xml:space="preserve">AI chatbot + real-time chat together </w:t>
-      </w:r>
-    </w:p>
-    <w:p>
-      <w:pPr>
-        <w:keepNext w:val="0"/>
-        <w:keepLines w:val="0"/>
-        <w:widowControl/>
-        <w:numPr>
-          <w:ilvl w:val="0"/>
-          <w:numId w:val="18"/>
-        </w:numPr>
-        <w:suppressLineNumbers w:val="0"/>
-        <w:spacing w:before="0" w:beforeAutospacing="1" w:after="0" w:afterAutospacing="1"/>
-        <w:ind w:left="720" w:hanging="360"/>
-        <w:rPr>
-          <w:rFonts w:hint="default" w:ascii="Times New Roman" w:hAnsi="Times New Roman" w:cs="Times New Roman"/>
-        </w:rPr>
-      </w:pPr>
-      <w:r>
-        <w:rPr>
-          <w:rFonts w:hint="default" w:ascii="Times New Roman" w:hAnsi="Times New Roman" w:cs="Times New Roman"/>
-        </w:rPr>
-        <w:t xml:space="preserve">Affordable pricing </w:t>
-      </w:r>
-    </w:p>
-    <w:p>
-      <w:pPr>
-        <w:keepNext w:val="0"/>
-        <w:keepLines w:val="0"/>
-        <w:widowControl/>
-        <w:numPr>
-          <w:ilvl w:val="0"/>
-          <w:numId w:val="18"/>
-        </w:numPr>
-        <w:suppressLineNumbers w:val="0"/>
-        <w:spacing w:before="0" w:beforeAutospacing="1" w:after="0" w:afterAutospacing="1"/>
-        <w:ind w:left="720" w:hanging="360"/>
-        <w:rPr>
-          <w:rFonts w:hint="default" w:ascii="Times New Roman" w:hAnsi="Times New Roman" w:cs="Times New Roman"/>
-        </w:rPr>
-      </w:pPr>
-      <w:r>
-        <w:rPr>
-          <w:rFonts w:hint="default" w:ascii="Times New Roman" w:hAnsi="Times New Roman" w:cs="Times New Roman"/>
-        </w:rPr>
-        <w:t xml:space="preserve">Developer-friendly integration </w:t>
-      </w:r>
-    </w:p>
-    <w:p>
-      <w:pPr>
-        <w:keepNext w:val="0"/>
-        <w:keepLines w:val="0"/>
-        <w:widowControl/>
-        <w:numPr>
-          <w:ilvl w:val="0"/>
-          <w:numId w:val="18"/>
-        </w:numPr>
-        <w:suppressLineNumbers w:val="0"/>
-        <w:spacing w:before="0" w:beforeAutospacing="1" w:after="0" w:afterAutospacing="1"/>
-        <w:ind w:left="720" w:hanging="360"/>
-        <w:rPr>
-          <w:rFonts w:hint="default" w:ascii="Times New Roman" w:hAnsi="Times New Roman" w:cs="Times New Roman"/>
-        </w:rPr>
-      </w:pPr>
-      <w:r>
-        <w:rPr>
-          <w:rFonts w:hint="default" w:ascii="Times New Roman" w:hAnsi="Times New Roman" w:cs="Times New Roman"/>
-        </w:rPr>
-        <w:t xml:space="preserve">Custom knowledge-based chatbot </w:t>
-      </w:r>
-    </w:p>
-    <w:p>
-      <w:pPr>
-        <w:pStyle w:val="3"/>
-        <w:keepNext w:val="0"/>
-        <w:keepLines w:val="0"/>
-        <w:widowControl/>
-        <w:suppressLineNumbers w:val="0"/>
-        <w:rPr>
-          <w:rFonts w:hint="default" w:ascii="Times New Roman" w:hAnsi="Times New Roman" w:cs="Times New Roman"/>
-        </w:rPr>
-      </w:pPr>
-      <w:r>
-        <w:rPr>
-          <w:rStyle w:val="11"/>
-          <w:rFonts w:hint="default" w:ascii="Times New Roman" w:hAnsi="Times New Roman" w:cs="Times New Roman"/>
-          <w:b/>
-          <w:bCs/>
-        </w:rPr>
-        <w:t>7. System Architecture</w:t>
-      </w:r>
-    </w:p>
-    <w:p>
-      <w:pPr>
-        <w:pStyle w:val="4"/>
-        <w:keepNext w:val="0"/>
-        <w:keepLines w:val="0"/>
-        <w:widowControl/>
-        <w:suppressLineNumbers w:val="0"/>
-        <w:rPr>
-          <w:rFonts w:hint="default" w:ascii="Times New Roman" w:hAnsi="Times New Roman" w:cs="Times New Roman"/>
-        </w:rPr>
-      </w:pPr>
-      <w:r>
-        <w:rPr>
-          <w:rStyle w:val="11"/>
-          <w:rFonts w:hint="default" w:ascii="Times New Roman" w:hAnsi="Times New Roman" w:cs="Times New Roman"/>
-          <w:b/>
-          <w:bCs/>
-        </w:rPr>
-        <w:t>High-Level Architecture</w:t>
-      </w:r>
-    </w:p>
-    <w:p>
-      <w:pPr>
-        <w:pStyle w:val="9"/>
-        <w:keepNext w:val="0"/>
-        <w:keepLines w:val="0"/>
-        <w:widowControl/>
-        <w:suppressLineNumbers w:val="0"/>
-        <w:rPr>
-          <w:rFonts w:hint="default" w:ascii="Times New Roman" w:hAnsi="Times New Roman" w:cs="Times New Roman"/>
-        </w:rPr>
-      </w:pPr>
-      <w:r>
-        <w:rPr>
-          <w:rStyle w:val="8"/>
-          <w:rFonts w:hint="default" w:ascii="Times New Roman" w:hAnsi="Times New Roman" w:cs="Times New Roman"/>
-        </w:rPr>
-        <w:t>Frontend (Web / Mobile)</w:t>
-      </w:r>
-      <w:r>
-        <w:rPr>
-          <w:rStyle w:val="8"/>
-          <w:rFonts w:hint="default" w:ascii="Times New Roman" w:hAnsi="Times New Roman" w:cs="Times New Roman"/>
-        </w:rPr>
-        <w:br w:type="textWrapping"/>
-      </w:r>
-      <w:r>
-        <w:rPr>
-          <w:rStyle w:val="8"/>
-          <w:rFonts w:hint="default" w:ascii="Times New Roman" w:hAnsi="Times New Roman" w:cs="Times New Roman"/>
-        </w:rPr>
-        <w:t xml:space="preserve">       </w:t>
-      </w:r>
-      <w:r>
-        <w:rPr>
-          <w:rStyle w:val="8"/>
-          <w:rFonts w:hint="default" w:ascii="Times New Roman" w:hAnsi="Times New Roman" w:cs="Times New Roman"/>
-          <w:lang w:val="en-US"/>
-        </w:rPr>
-        <w:t xml:space="preserve">       </w:t>
-      </w:r>
-      <w:r>
-        <w:rPr>
-          <w:rStyle w:val="8"/>
-          <w:rFonts w:hint="default" w:ascii="Times New Roman" w:hAnsi="Times New Roman" w:cs="Times New Roman"/>
-        </w:rPr>
-        <w:t xml:space="preserve"> |</w:t>
-      </w:r>
-      <w:r>
-        <w:rPr>
-          <w:rStyle w:val="8"/>
-          <w:rFonts w:hint="default" w:ascii="Times New Roman" w:hAnsi="Times New Roman" w:cs="Times New Roman"/>
-        </w:rPr>
-        <w:br w:type="textWrapping"/>
-      </w:r>
-      <w:r>
-        <w:rPr>
-          <w:rStyle w:val="8"/>
-          <w:rFonts w:hint="default" w:ascii="Times New Roman" w:hAnsi="Times New Roman" w:cs="Times New Roman"/>
-        </w:rPr>
-        <w:t xml:space="preserve">   Integration SDK</w:t>
-      </w:r>
-      <w:r>
-        <w:rPr>
-          <w:rStyle w:val="8"/>
-          <w:rFonts w:hint="default" w:ascii="Times New Roman" w:hAnsi="Times New Roman" w:cs="Times New Roman"/>
-        </w:rPr>
-        <w:br w:type="textWrapping"/>
-      </w:r>
-      <w:r>
-        <w:rPr>
-          <w:rStyle w:val="8"/>
-          <w:rFonts w:hint="default" w:ascii="Times New Roman" w:hAnsi="Times New Roman" w:cs="Times New Roman"/>
-        </w:rPr>
-        <w:t xml:space="preserve">       </w:t>
-      </w:r>
-      <w:r>
-        <w:rPr>
-          <w:rStyle w:val="8"/>
-          <w:rFonts w:hint="default" w:ascii="Times New Roman" w:hAnsi="Times New Roman" w:cs="Times New Roman"/>
-          <w:lang w:val="en-US"/>
-        </w:rPr>
-        <w:t xml:space="preserve">       </w:t>
-      </w:r>
-      <w:r>
-        <w:rPr>
-          <w:rStyle w:val="8"/>
-          <w:rFonts w:hint="default" w:ascii="Times New Roman" w:hAnsi="Times New Roman" w:cs="Times New Roman"/>
-        </w:rPr>
-        <w:t xml:space="preserve"> |</w:t>
-      </w:r>
-      <w:r>
-        <w:rPr>
-          <w:rStyle w:val="8"/>
-          <w:rFonts w:hint="default" w:ascii="Times New Roman" w:hAnsi="Times New Roman" w:cs="Times New Roman"/>
-        </w:rPr>
-        <w:br w:type="textWrapping"/>
-      </w:r>
-      <w:r>
-        <w:rPr>
-          <w:rStyle w:val="8"/>
-          <w:rFonts w:hint="default" w:ascii="Times New Roman" w:hAnsi="Times New Roman" w:cs="Times New Roman"/>
-        </w:rPr>
-        <w:t>-------------------------------------</w:t>
-      </w:r>
-      <w:r>
-        <w:rPr>
-          <w:rStyle w:val="8"/>
-          <w:rFonts w:hint="default" w:ascii="Times New Roman" w:hAnsi="Times New Roman" w:cs="Times New Roman"/>
-        </w:rPr>
-        <w:br w:type="textWrapping"/>
-      </w:r>
-      <w:r>
-        <w:rPr>
-          <w:rStyle w:val="8"/>
-          <w:rFonts w:hint="default" w:ascii="Times New Roman" w:hAnsi="Times New Roman" w:cs="Times New Roman"/>
-        </w:rPr>
-        <w:t>|        Backend (FastAPI)          |</w:t>
-      </w:r>
-      <w:r>
-        <w:rPr>
-          <w:rStyle w:val="8"/>
-          <w:rFonts w:hint="default" w:ascii="Times New Roman" w:hAnsi="Times New Roman" w:cs="Times New Roman"/>
-        </w:rPr>
-        <w:br w:type="textWrapping"/>
-      </w:r>
-      <w:r>
-        <w:rPr>
-          <w:rStyle w:val="8"/>
-          <w:rFonts w:hint="default" w:ascii="Times New Roman" w:hAnsi="Times New Roman" w:cs="Times New Roman"/>
-        </w:rPr>
-        <w:t>|----------------------------------|</w:t>
-      </w:r>
-      <w:r>
-        <w:rPr>
-          <w:rStyle w:val="8"/>
-          <w:rFonts w:hint="default" w:ascii="Times New Roman" w:hAnsi="Times New Roman" w:cs="Times New Roman"/>
-        </w:rPr>
-        <w:br w:type="textWrapping"/>
-      </w:r>
-      <w:r>
-        <w:rPr>
-          <w:rStyle w:val="8"/>
-          <w:rFonts w:hint="default" w:ascii="Times New Roman" w:hAnsi="Times New Roman" w:cs="Times New Roman"/>
-        </w:rPr>
-        <w:t>| Chat Service | Chatbot Service   |</w:t>
-      </w:r>
-      <w:r>
-        <w:rPr>
-          <w:rStyle w:val="8"/>
-          <w:rFonts w:hint="default" w:ascii="Times New Roman" w:hAnsi="Times New Roman" w:cs="Times New Roman"/>
-        </w:rPr>
-        <w:br w:type="textWrapping"/>
-      </w:r>
-      <w:r>
-        <w:rPr>
-          <w:rStyle w:val="8"/>
-          <w:rFonts w:hint="default" w:ascii="Times New Roman" w:hAnsi="Times New Roman" w:cs="Times New Roman"/>
-        </w:rPr>
-        <w:t>| Notification | Auth Service      |</w:t>
-      </w:r>
-      <w:r>
-        <w:rPr>
-          <w:rStyle w:val="8"/>
-          <w:rFonts w:hint="default" w:ascii="Times New Roman" w:hAnsi="Times New Roman" w:cs="Times New Roman"/>
-        </w:rPr>
-        <w:br w:type="textWrapping"/>
-      </w:r>
-      <w:r>
-        <w:rPr>
-          <w:rStyle w:val="8"/>
-          <w:rFonts w:hint="default" w:ascii="Times New Roman" w:hAnsi="Times New Roman" w:cs="Times New Roman"/>
-        </w:rPr>
-        <w:t>-------------------------------------</w:t>
-      </w:r>
-      <w:r>
-        <w:rPr>
-          <w:rStyle w:val="8"/>
-          <w:rFonts w:hint="default" w:ascii="Times New Roman" w:hAnsi="Times New Roman" w:cs="Times New Roman"/>
-        </w:rPr>
-        <w:br w:type="textWrapping"/>
-      </w:r>
-      <w:r>
-        <w:rPr>
-          <w:rStyle w:val="8"/>
-          <w:rFonts w:hint="default" w:ascii="Times New Roman" w:hAnsi="Times New Roman" w:cs="Times New Roman"/>
-        </w:rPr>
-        <w:t xml:space="preserve">        |</w:t>
-      </w:r>
-      <w:r>
-        <w:rPr>
-          <w:rStyle w:val="8"/>
-          <w:rFonts w:hint="default" w:ascii="Times New Roman" w:hAnsi="Times New Roman" w:cs="Times New Roman"/>
-        </w:rPr>
-        <w:br w:type="textWrapping"/>
-      </w:r>
-      <w:r>
-        <w:rPr>
-          <w:rStyle w:val="8"/>
-          <w:rFonts w:hint="default" w:ascii="Times New Roman" w:hAnsi="Times New Roman" w:cs="Times New Roman"/>
-        </w:rPr>
-        <w:t>-------------------------------------</w:t>
-      </w:r>
-      <w:r>
-        <w:rPr>
-          <w:rStyle w:val="8"/>
-          <w:rFonts w:hint="default" w:ascii="Times New Roman" w:hAnsi="Times New Roman" w:cs="Times New Roman"/>
-          <w:lang w:val="en-US"/>
-        </w:rPr>
-        <w:t>----</w:t>
-      </w:r>
-      <w:r>
-        <w:rPr>
-          <w:rStyle w:val="8"/>
-          <w:rFonts w:hint="default" w:ascii="Times New Roman" w:hAnsi="Times New Roman" w:cs="Times New Roman"/>
-        </w:rPr>
-        <w:br w:type="textWrapping"/>
-      </w:r>
-      <w:r>
-        <w:rPr>
-          <w:rStyle w:val="8"/>
-          <w:rFonts w:hint="default" w:ascii="Times New Roman" w:hAnsi="Times New Roman" w:cs="Times New Roman"/>
-        </w:rPr>
-        <w:t xml:space="preserve">| DB       </w:t>
-      </w:r>
-      <w:r>
-        <w:rPr>
-          <w:rStyle w:val="8"/>
-          <w:rFonts w:hint="default" w:ascii="Times New Roman" w:hAnsi="Times New Roman" w:cs="Times New Roman"/>
-          <w:lang w:val="en-US"/>
-        </w:rPr>
-        <w:t xml:space="preserve">      </w:t>
-      </w:r>
-      <w:r>
-        <w:rPr>
-          <w:rStyle w:val="8"/>
-          <w:rFonts w:hint="default" w:ascii="Times New Roman" w:hAnsi="Times New Roman" w:cs="Times New Roman"/>
-        </w:rPr>
-        <w:t xml:space="preserve"> | Vector DB             |</w:t>
-      </w:r>
-      <w:r>
-        <w:rPr>
-          <w:rStyle w:val="8"/>
-          <w:rFonts w:hint="default" w:ascii="Times New Roman" w:hAnsi="Times New Roman" w:cs="Times New Roman"/>
-        </w:rPr>
-        <w:br w:type="textWrapping"/>
-      </w:r>
-      <w:r>
-        <w:rPr>
-          <w:rStyle w:val="8"/>
-          <w:rFonts w:hint="default" w:ascii="Times New Roman" w:hAnsi="Times New Roman" w:cs="Times New Roman"/>
-        </w:rPr>
-        <w:t>| PostgreSQL| (Pinecone / FAISS)|</w:t>
-      </w:r>
-      <w:r>
-        <w:rPr>
-          <w:rStyle w:val="8"/>
-          <w:rFonts w:hint="default" w:ascii="Times New Roman" w:hAnsi="Times New Roman" w:cs="Times New Roman"/>
-        </w:rPr>
-        <w:br w:type="textWrapping"/>
-      </w:r>
-      <w:r>
-        <w:rPr>
-          <w:rStyle w:val="8"/>
-          <w:rFonts w:hint="default" w:ascii="Times New Roman" w:hAnsi="Times New Roman" w:cs="Times New Roman"/>
-        </w:rPr>
-        <w:t>-------------------------------------</w:t>
-      </w:r>
-      <w:r>
-        <w:rPr>
-          <w:rStyle w:val="8"/>
-          <w:rFonts w:hint="default" w:ascii="Times New Roman" w:hAnsi="Times New Roman" w:cs="Times New Roman"/>
-          <w:lang w:val="en-US"/>
-        </w:rPr>
-        <w:t>----</w:t>
-      </w:r>
-      <w:r>
-        <w:rPr>
-          <w:rStyle w:val="8"/>
-          <w:rFonts w:hint="default" w:ascii="Times New Roman" w:hAnsi="Times New Roman" w:cs="Times New Roman"/>
-        </w:rPr>
-        <w:br w:type="textWrapping"/>
-      </w:r>
-      <w:r>
-        <w:rPr>
-          <w:rStyle w:val="8"/>
-          <w:rFonts w:hint="default" w:ascii="Times New Roman" w:hAnsi="Times New Roman" w:cs="Times New Roman"/>
-        </w:rPr>
-        <w:t xml:space="preserve">        |</w:t>
-      </w:r>
-      <w:r>
-        <w:rPr>
-          <w:rStyle w:val="8"/>
-          <w:rFonts w:hint="default" w:ascii="Times New Roman" w:hAnsi="Times New Roman" w:cs="Times New Roman"/>
-        </w:rPr>
-        <w:br w:type="textWrapping"/>
-      </w:r>
-      <w:r>
-        <w:rPr>
-          <w:rStyle w:val="8"/>
-          <w:rFonts w:hint="default" w:ascii="Times New Roman" w:hAnsi="Times New Roman" w:cs="Times New Roman"/>
-        </w:rPr>
-        <w:t>External APIs (LLM, Push Notifications)</w:t>
-      </w:r>
-    </w:p>
-    <w:p>
-      <w:pPr>
-        <w:pStyle w:val="3"/>
-        <w:keepNext w:val="0"/>
-        <w:keepLines w:val="0"/>
-        <w:widowControl/>
-        <w:suppressLineNumbers w:val="0"/>
-        <w:rPr>
-          <w:rFonts w:hint="default" w:ascii="Times New Roman" w:hAnsi="Times New Roman" w:cs="Times New Roman"/>
-        </w:rPr>
-      </w:pPr>
-      <w:r>
-        <w:rPr>
-          <w:rStyle w:val="11"/>
-          <w:rFonts w:hint="default" w:ascii="Times New Roman" w:hAnsi="Times New Roman" w:cs="Times New Roman"/>
-          <w:b/>
-          <w:bCs/>
-        </w:rPr>
-        <w:t>8. Methodology</w:t>
-      </w:r>
-    </w:p>
-    <w:p>
-      <w:pPr>
-        <w:pStyle w:val="4"/>
-        <w:keepNext w:val="0"/>
-        <w:keepLines w:val="0"/>
-        <w:widowControl/>
-        <w:suppressLineNumbers w:val="0"/>
-        <w:rPr>
-          <w:rFonts w:hint="default" w:ascii="Times New Roman" w:hAnsi="Times New Roman" w:cs="Times New Roman"/>
-        </w:rPr>
-      </w:pPr>
-      <w:r>
-        <w:rPr>
-          <w:rStyle w:val="11"/>
-          <w:rFonts w:hint="default" w:ascii="Times New Roman" w:hAnsi="Times New Roman" w:cs="Times New Roman"/>
-          <w:b/>
-          <w:bCs/>
-        </w:rPr>
-        <w:t>8.1 Chatbot System (RAG Pipeline)</w:t>
-      </w:r>
-    </w:p>
-    <w:p>
-      <w:pPr>
-        <w:pStyle w:val="10"/>
-        <w:keepNext w:val="0"/>
-        <w:keepLines w:val="0"/>
-        <w:widowControl/>
-        <w:suppressLineNumbers w:val="0"/>
-        <w:rPr>
-          <w:rFonts w:hint="default" w:ascii="Times New Roman" w:hAnsi="Times New Roman" w:cs="Times New Roman"/>
-        </w:rPr>
-      </w:pPr>
-      <w:r>
-        <w:rPr>
-          <w:rFonts w:hint="default" w:ascii="Times New Roman" w:hAnsi="Times New Roman" w:cs="Times New Roman"/>
-        </w:rPr>
-        <w:t>Steps:</w:t>
-      </w:r>
-    </w:p>
-    <w:p>
-      <w:pPr>
-        <w:keepNext w:val="0"/>
-        <w:keepLines w:val="0"/>
-        <w:widowControl/>
-        <w:numPr>
-          <w:ilvl w:val="0"/>
-          <w:numId w:val="19"/>
-        </w:numPr>
-        <w:suppressLineNumbers w:val="0"/>
-        <w:spacing w:before="0" w:beforeAutospacing="1" w:after="0" w:afterAutospacing="1"/>
-        <w:ind w:left="720" w:hanging="360"/>
-        <w:rPr>
-          <w:rFonts w:hint="default" w:ascii="Times New Roman" w:hAnsi="Times New Roman" w:cs="Times New Roman"/>
-        </w:rPr>
-      </w:pPr>
-      <w:r>
-        <w:rPr>
-          <w:rFonts w:hint="default" w:ascii="Times New Roman" w:hAnsi="Times New Roman" w:cs="Times New Roman"/>
-        </w:rPr>
-        <w:t xml:space="preserve">Upload documents </w:t>
-      </w:r>
-    </w:p>
-    <w:p>
-      <w:pPr>
-        <w:keepNext w:val="0"/>
-        <w:keepLines w:val="0"/>
-        <w:widowControl/>
-        <w:numPr>
-          <w:ilvl w:val="0"/>
-          <w:numId w:val="19"/>
-        </w:numPr>
-        <w:suppressLineNumbers w:val="0"/>
-        <w:spacing w:before="0" w:beforeAutospacing="1" w:after="0" w:afterAutospacing="1"/>
-        <w:ind w:left="720" w:hanging="360"/>
-        <w:rPr>
-          <w:rFonts w:hint="default" w:ascii="Times New Roman" w:hAnsi="Times New Roman" w:cs="Times New Roman"/>
-        </w:rPr>
-      </w:pPr>
-      <w:r>
-        <w:rPr>
-          <w:rFonts w:hint="default" w:ascii="Times New Roman" w:hAnsi="Times New Roman" w:cs="Times New Roman"/>
-        </w:rPr>
-        <w:t xml:space="preserve">Text preprocessing </w:t>
-      </w:r>
-    </w:p>
-    <w:p>
-      <w:pPr>
-        <w:keepNext w:val="0"/>
-        <w:keepLines w:val="0"/>
-        <w:widowControl/>
-        <w:numPr>
-          <w:ilvl w:val="0"/>
-          <w:numId w:val="19"/>
-        </w:numPr>
-        <w:suppressLineNumbers w:val="0"/>
-        <w:spacing w:before="0" w:beforeAutospacing="1" w:after="0" w:afterAutospacing="1"/>
-        <w:ind w:left="720" w:hanging="360"/>
-        <w:rPr>
-          <w:rFonts w:hint="default" w:ascii="Times New Roman" w:hAnsi="Times New Roman" w:cs="Times New Roman"/>
-        </w:rPr>
-      </w:pPr>
-      <w:r>
-        <w:rPr>
-          <w:rFonts w:hint="default" w:ascii="Times New Roman" w:hAnsi="Times New Roman" w:cs="Times New Roman"/>
-        </w:rPr>
-        <w:t xml:space="preserve">Generate embeddings </w:t>
-      </w:r>
-    </w:p>
-    <w:p>
-      <w:pPr>
-        <w:keepNext w:val="0"/>
-        <w:keepLines w:val="0"/>
-        <w:widowControl/>
-        <w:numPr>
-          <w:ilvl w:val="0"/>
-          <w:numId w:val="19"/>
-        </w:numPr>
-        <w:suppressLineNumbers w:val="0"/>
-        <w:spacing w:before="0" w:beforeAutospacing="1" w:after="0" w:afterAutospacing="1"/>
-        <w:ind w:left="720" w:hanging="360"/>
-        <w:rPr>
-          <w:rFonts w:hint="default" w:ascii="Times New Roman" w:hAnsi="Times New Roman" w:cs="Times New Roman"/>
-        </w:rPr>
-      </w:pPr>
-      <w:r>
-        <w:rPr>
-          <w:rFonts w:hint="default" w:ascii="Times New Roman" w:hAnsi="Times New Roman" w:cs="Times New Roman"/>
-        </w:rPr>
-        <w:t xml:space="preserve">Store in vector DB </w:t>
-      </w:r>
-    </w:p>
-    <w:p>
-      <w:pPr>
-        <w:keepNext w:val="0"/>
-        <w:keepLines w:val="0"/>
-        <w:widowControl/>
-        <w:numPr>
-          <w:ilvl w:val="0"/>
-          <w:numId w:val="19"/>
-        </w:numPr>
-        <w:suppressLineNumbers w:val="0"/>
-        <w:spacing w:before="0" w:beforeAutospacing="1" w:after="0" w:afterAutospacing="1"/>
-        <w:ind w:left="720" w:hanging="360"/>
-        <w:rPr>
-          <w:rFonts w:hint="default" w:ascii="Times New Roman" w:hAnsi="Times New Roman" w:cs="Times New Roman"/>
-        </w:rPr>
-      </w:pPr>
-      <w:r>
-        <w:rPr>
-          <w:rFonts w:hint="default" w:ascii="Times New Roman" w:hAnsi="Times New Roman" w:cs="Times New Roman"/>
-        </w:rPr>
-        <w:t xml:space="preserve">Query retrieval </w:t>
-      </w:r>
-    </w:p>
-    <w:p>
-      <w:pPr>
-        <w:keepNext w:val="0"/>
-        <w:keepLines w:val="0"/>
-        <w:widowControl/>
-        <w:numPr>
-          <w:ilvl w:val="0"/>
-          <w:numId w:val="19"/>
-        </w:numPr>
-        <w:suppressLineNumbers w:val="0"/>
-        <w:spacing w:before="0" w:beforeAutospacing="1" w:after="0" w:afterAutospacing="1"/>
-        <w:ind w:left="720" w:hanging="360"/>
-        <w:rPr>
-          <w:rFonts w:hint="default" w:ascii="Times New Roman" w:hAnsi="Times New Roman" w:cs="Times New Roman"/>
-        </w:rPr>
-      </w:pPr>
-      <w:r>
-        <w:rPr>
-          <w:rFonts w:hint="default" w:ascii="Times New Roman" w:hAnsi="Times New Roman" w:cs="Times New Roman"/>
-        </w:rPr>
-        <w:t xml:space="preserve">LLM generates response </w:t>
-      </w:r>
-    </w:p>
-    <w:p>
-      <w:pPr>
-        <w:pStyle w:val="4"/>
-        <w:keepNext w:val="0"/>
-        <w:keepLines w:val="0"/>
-        <w:widowControl/>
-        <w:suppressLineNumbers w:val="0"/>
-        <w:rPr>
-          <w:rFonts w:hint="default" w:ascii="Times New Roman" w:hAnsi="Times New Roman" w:cs="Times New Roman"/>
-        </w:rPr>
-      </w:pPr>
-      <w:r>
-        <w:rPr>
-          <w:rStyle w:val="11"/>
-          <w:rFonts w:hint="default" w:ascii="Times New Roman" w:hAnsi="Times New Roman" w:cs="Times New Roman"/>
-          <w:b/>
-          <w:bCs/>
-        </w:rPr>
-        <w:t>8.2 Real-Time Chat System</w:t>
-      </w:r>
-    </w:p>
-    <w:p>
-      <w:pPr>
-        <w:keepNext w:val="0"/>
-        <w:keepLines w:val="0"/>
-        <w:widowControl/>
-        <w:numPr>
-          <w:ilvl w:val="0"/>
-          <w:numId w:val="20"/>
-        </w:numPr>
-        <w:suppressLineNumbers w:val="0"/>
-        <w:spacing w:before="0" w:beforeAutospacing="1" w:after="0" w:afterAutospacing="1"/>
-        <w:ind w:left="720" w:hanging="360"/>
-        <w:rPr>
-          <w:rFonts w:hint="default" w:ascii="Times New Roman" w:hAnsi="Times New Roman" w:cs="Times New Roman"/>
-        </w:rPr>
-      </w:pPr>
-      <w:r>
-        <w:rPr>
-          <w:rFonts w:hint="default" w:ascii="Times New Roman" w:hAnsi="Times New Roman" w:cs="Times New Roman"/>
-        </w:rPr>
-        <w:t xml:space="preserve">WebSockets (Socket.IO) </w:t>
-      </w:r>
-    </w:p>
-    <w:p>
-      <w:pPr>
-        <w:keepNext w:val="0"/>
-        <w:keepLines w:val="0"/>
-        <w:widowControl/>
-        <w:numPr>
-          <w:ilvl w:val="0"/>
-          <w:numId w:val="20"/>
-        </w:numPr>
-        <w:suppressLineNumbers w:val="0"/>
-        <w:spacing w:before="0" w:beforeAutospacing="1" w:after="0" w:afterAutospacing="1"/>
-        <w:ind w:left="720" w:hanging="360"/>
-        <w:rPr>
-          <w:rFonts w:hint="default" w:ascii="Times New Roman" w:hAnsi="Times New Roman" w:cs="Times New Roman"/>
-        </w:rPr>
-      </w:pPr>
-      <w:r>
-        <w:rPr>
-          <w:rFonts w:hint="default" w:ascii="Times New Roman" w:hAnsi="Times New Roman" w:cs="Times New Roman"/>
-        </w:rPr>
-        <w:t xml:space="preserve">Pub/Sub architecture </w:t>
-      </w:r>
-    </w:p>
-    <w:p>
-      <w:pPr>
-        <w:keepNext w:val="0"/>
-        <w:keepLines w:val="0"/>
-        <w:widowControl/>
-        <w:numPr>
-          <w:ilvl w:val="0"/>
-          <w:numId w:val="20"/>
-        </w:numPr>
-        <w:suppressLineNumbers w:val="0"/>
-        <w:spacing w:before="0" w:beforeAutospacing="1" w:after="0" w:afterAutospacing="1"/>
-        <w:ind w:left="720" w:hanging="360"/>
-        <w:rPr>
-          <w:rFonts w:hint="default" w:ascii="Times New Roman" w:hAnsi="Times New Roman" w:cs="Times New Roman"/>
-        </w:rPr>
-      </w:pPr>
-      <w:r>
-        <w:rPr>
-          <w:rFonts w:hint="default" w:ascii="Times New Roman" w:hAnsi="Times New Roman" w:cs="Times New Roman"/>
-        </w:rPr>
-        <w:t xml:space="preserve">Redis (for scaling) </w:t>
-      </w:r>
-    </w:p>
-    <w:p>
-      <w:pPr>
-        <w:keepNext w:val="0"/>
-        <w:keepLines w:val="0"/>
-        <w:widowControl/>
-        <w:numPr>
-          <w:ilvl w:val="0"/>
-          <w:numId w:val="20"/>
-        </w:numPr>
-        <w:suppressLineNumbers w:val="0"/>
-        <w:spacing w:before="0" w:beforeAutospacing="1" w:after="0" w:afterAutospacing="1"/>
-        <w:ind w:left="720" w:hanging="360"/>
-        <w:rPr>
-          <w:rFonts w:hint="default" w:ascii="Times New Roman" w:hAnsi="Times New Roman" w:cs="Times New Roman"/>
-        </w:rPr>
-      </w:pPr>
-      <w:r>
-        <w:rPr>
-          <w:rFonts w:hint="default" w:ascii="Times New Roman" w:hAnsi="Times New Roman" w:cs="Times New Roman"/>
-        </w:rPr>
-        <w:t xml:space="preserve">Message queue (optional) </w:t>
-      </w:r>
-    </w:p>
-    <w:p>
-      <w:pPr>
-        <w:pStyle w:val="4"/>
-        <w:keepNext w:val="0"/>
-        <w:keepLines w:val="0"/>
-        <w:widowControl/>
-        <w:suppressLineNumbers w:val="0"/>
-        <w:rPr>
-          <w:rFonts w:hint="default" w:ascii="Times New Roman" w:hAnsi="Times New Roman" w:cs="Times New Roman"/>
-        </w:rPr>
-      </w:pPr>
-      <w:r>
-        <w:rPr>
-          <w:rStyle w:val="11"/>
-          <w:rFonts w:hint="default" w:ascii="Times New Roman" w:hAnsi="Times New Roman" w:cs="Times New Roman"/>
-          <w:b/>
-          <w:bCs/>
-        </w:rPr>
-        <w:t>8.3 Notification System</w:t>
       </w:r>
     </w:p>
     <w:p>
@@ -3528,7 +3000,7 @@
         <w:rPr>
           <w:rFonts w:hint="default" w:ascii="Times New Roman" w:hAnsi="Times New Roman" w:cs="Times New Roman"/>
         </w:rPr>
-        <w:t xml:space="preserve">Firebase Cloud Messaging (FCM) </w:t>
+        <w:t xml:space="preserve">Affordable pricing </w:t>
       </w:r>
     </w:p>
     <w:p>
@@ -3551,23 +3023,52 @@
         <w:rPr>
           <w:rFonts w:hint="default" w:ascii="Times New Roman" w:hAnsi="Times New Roman" w:cs="Times New Roman"/>
         </w:rPr>
-        <w:t xml:space="preserve">Event-based triggers </w:t>
-      </w:r>
-    </w:p>
-    <w:p>
-      <w:pPr>
-        <w:pStyle w:val="4"/>
-        <w:keepNext w:val="0"/>
-        <w:keepLines w:val="0"/>
-        <w:widowControl/>
-        <w:suppressLineNumbers w:val="0"/>
+        <w:t xml:space="preserve">Developer-friendly integration </w:t>
+      </w:r>
+    </w:p>
+    <w:p>
+      <w:pPr>
+        <w:keepNext w:val="0"/>
+        <w:keepLines w:val="0"/>
+        <w:widowControl/>
+        <w:numPr>
+          <w:ilvl w:val="0"/>
+          <w:numId w:val="21"/>
+        </w:numPr>
+        <w:suppressLineNumbers w:val="0"/>
+        <w:spacing w:before="0" w:beforeAutospacing="1" w:after="0" w:afterAutospacing="1"/>
+        <w:ind w:left="720" w:hanging="360"/>
+        <w:rPr>
+          <w:rFonts w:hint="default" w:ascii="Times New Roman" w:hAnsi="Times New Roman" w:cs="Times New Roman"/>
+        </w:rPr>
+      </w:pPr>
+      <w:r>
+        <w:rPr>
+          <w:rFonts w:hint="default" w:ascii="Times New Roman" w:hAnsi="Times New Roman" w:cs="Times New Roman"/>
+        </w:rPr>
+        <w:t xml:space="preserve">Custom knowledge-based chatbot </w:t>
+      </w:r>
+    </w:p>
+    <w:p>
+      <w:pPr>
+        <w:pStyle w:val="3"/>
+        <w:keepNext w:val="0"/>
+        <w:keepLines w:val="0"/>
+        <w:widowControl/>
+        <w:suppressLineNumbers w:val="0"/>
+        <w:rPr>
+          <w:rFonts w:hint="default" w:ascii="Times New Roman" w:hAnsi="Times New Roman" w:cs="Times New Roman"/>
+        </w:rPr>
+      </w:pPr>
+      <w:r>
         <w:rPr>
           <w:rStyle w:val="11"/>
           <w:rFonts w:hint="default" w:ascii="Times New Roman" w:hAnsi="Times New Roman" w:cs="Times New Roman"/>
           <w:b/>
           <w:bCs/>
         </w:rPr>
-      </w:pPr>
+        <w:t>7. System Architecture</w:t>
+      </w:r>
     </w:p>
     <w:p>
       <w:pPr>
@@ -3587,7 +3088,371 @@
           <w:b/>
           <w:bCs/>
         </w:rPr>
-        <w:t>8.4 Multi-Tenant System</w:t>
+        <w:t>High-Level Architecture</w:t>
+      </w:r>
+    </w:p>
+    <w:p>
+      <w:pPr>
+        <w:pStyle w:val="9"/>
+        <w:keepNext w:val="0"/>
+        <w:keepLines w:val="0"/>
+        <w:widowControl/>
+        <w:suppressLineNumbers w:val="0"/>
+        <w:rPr>
+          <w:rFonts w:hint="default" w:ascii="Times New Roman" w:hAnsi="Times New Roman" w:cs="Times New Roman"/>
+        </w:rPr>
+      </w:pPr>
+      <w:r>
+        <w:rPr>
+          <w:rStyle w:val="8"/>
+          <w:rFonts w:hint="default" w:ascii="Times New Roman" w:hAnsi="Times New Roman" w:cs="Times New Roman"/>
+        </w:rPr>
+        <w:t>Frontend (Web / Mobile)</w:t>
+      </w:r>
+      <w:r>
+        <w:rPr>
+          <w:rStyle w:val="8"/>
+          <w:rFonts w:hint="default" w:ascii="Times New Roman" w:hAnsi="Times New Roman" w:cs="Times New Roman"/>
+        </w:rPr>
+        <w:br w:type="textWrapping"/>
+      </w:r>
+      <w:r>
+        <w:rPr>
+          <w:rStyle w:val="8"/>
+          <w:rFonts w:hint="default" w:ascii="Times New Roman" w:hAnsi="Times New Roman" w:cs="Times New Roman"/>
+        </w:rPr>
+        <w:t xml:space="preserve">       </w:t>
+      </w:r>
+      <w:r>
+        <w:rPr>
+          <w:rStyle w:val="8"/>
+          <w:rFonts w:hint="default" w:ascii="Times New Roman" w:hAnsi="Times New Roman" w:cs="Times New Roman"/>
+          <w:lang w:val="en-US"/>
+        </w:rPr>
+        <w:t xml:space="preserve">       </w:t>
+      </w:r>
+      <w:r>
+        <w:rPr>
+          <w:rStyle w:val="8"/>
+          <w:rFonts w:hint="default" w:ascii="Times New Roman" w:hAnsi="Times New Roman" w:cs="Times New Roman"/>
+        </w:rPr>
+        <w:t xml:space="preserve"> |</w:t>
+      </w:r>
+      <w:r>
+        <w:rPr>
+          <w:rStyle w:val="8"/>
+          <w:rFonts w:hint="default" w:ascii="Times New Roman" w:hAnsi="Times New Roman" w:cs="Times New Roman"/>
+        </w:rPr>
+        <w:br w:type="textWrapping"/>
+      </w:r>
+      <w:r>
+        <w:rPr>
+          <w:rStyle w:val="8"/>
+          <w:rFonts w:hint="default" w:ascii="Times New Roman" w:hAnsi="Times New Roman" w:cs="Times New Roman"/>
+        </w:rPr>
+        <w:t xml:space="preserve">   Integration SDK</w:t>
+      </w:r>
+      <w:r>
+        <w:rPr>
+          <w:rStyle w:val="8"/>
+          <w:rFonts w:hint="default" w:ascii="Times New Roman" w:hAnsi="Times New Roman" w:cs="Times New Roman"/>
+        </w:rPr>
+        <w:br w:type="textWrapping"/>
+      </w:r>
+      <w:r>
+        <w:rPr>
+          <w:rStyle w:val="8"/>
+          <w:rFonts w:hint="default" w:ascii="Times New Roman" w:hAnsi="Times New Roman" w:cs="Times New Roman"/>
+        </w:rPr>
+        <w:t xml:space="preserve">       </w:t>
+      </w:r>
+      <w:r>
+        <w:rPr>
+          <w:rStyle w:val="8"/>
+          <w:rFonts w:hint="default" w:ascii="Times New Roman" w:hAnsi="Times New Roman" w:cs="Times New Roman"/>
+          <w:lang w:val="en-US"/>
+        </w:rPr>
+        <w:t xml:space="preserve">       </w:t>
+      </w:r>
+      <w:r>
+        <w:rPr>
+          <w:rStyle w:val="8"/>
+          <w:rFonts w:hint="default" w:ascii="Times New Roman" w:hAnsi="Times New Roman" w:cs="Times New Roman"/>
+        </w:rPr>
+        <w:t xml:space="preserve"> |</w:t>
+      </w:r>
+      <w:r>
+        <w:rPr>
+          <w:rStyle w:val="8"/>
+          <w:rFonts w:hint="default" w:ascii="Times New Roman" w:hAnsi="Times New Roman" w:cs="Times New Roman"/>
+        </w:rPr>
+        <w:br w:type="textWrapping"/>
+      </w:r>
+      <w:r>
+        <w:rPr>
+          <w:rStyle w:val="8"/>
+          <w:rFonts w:hint="default" w:ascii="Times New Roman" w:hAnsi="Times New Roman" w:cs="Times New Roman"/>
+        </w:rPr>
+        <w:t>-------------------------------------</w:t>
+      </w:r>
+      <w:r>
+        <w:rPr>
+          <w:rStyle w:val="8"/>
+          <w:rFonts w:hint="default" w:ascii="Times New Roman" w:hAnsi="Times New Roman" w:cs="Times New Roman"/>
+        </w:rPr>
+        <w:br w:type="textWrapping"/>
+      </w:r>
+      <w:r>
+        <w:rPr>
+          <w:rStyle w:val="8"/>
+          <w:rFonts w:hint="default" w:ascii="Times New Roman" w:hAnsi="Times New Roman" w:cs="Times New Roman"/>
+        </w:rPr>
+        <w:t>|        Backend (FastAPI)          |</w:t>
+      </w:r>
+      <w:r>
+        <w:rPr>
+          <w:rStyle w:val="8"/>
+          <w:rFonts w:hint="default" w:ascii="Times New Roman" w:hAnsi="Times New Roman" w:cs="Times New Roman"/>
+        </w:rPr>
+        <w:br w:type="textWrapping"/>
+      </w:r>
+      <w:r>
+        <w:rPr>
+          <w:rStyle w:val="8"/>
+          <w:rFonts w:hint="default" w:ascii="Times New Roman" w:hAnsi="Times New Roman" w:cs="Times New Roman"/>
+        </w:rPr>
+        <w:t>|----------------------------------|</w:t>
+      </w:r>
+      <w:r>
+        <w:rPr>
+          <w:rStyle w:val="8"/>
+          <w:rFonts w:hint="default" w:ascii="Times New Roman" w:hAnsi="Times New Roman" w:cs="Times New Roman"/>
+        </w:rPr>
+        <w:br w:type="textWrapping"/>
+      </w:r>
+      <w:r>
+        <w:rPr>
+          <w:rStyle w:val="8"/>
+          <w:rFonts w:hint="default" w:ascii="Times New Roman" w:hAnsi="Times New Roman" w:cs="Times New Roman"/>
+        </w:rPr>
+        <w:t>| Chat Service | Chatbot Service   |</w:t>
+      </w:r>
+      <w:r>
+        <w:rPr>
+          <w:rStyle w:val="8"/>
+          <w:rFonts w:hint="default" w:ascii="Times New Roman" w:hAnsi="Times New Roman" w:cs="Times New Roman"/>
+        </w:rPr>
+        <w:br w:type="textWrapping"/>
+      </w:r>
+      <w:r>
+        <w:rPr>
+          <w:rStyle w:val="8"/>
+          <w:rFonts w:hint="default" w:ascii="Times New Roman" w:hAnsi="Times New Roman" w:cs="Times New Roman"/>
+        </w:rPr>
+        <w:t>| Notification | Auth Service      |</w:t>
+      </w:r>
+      <w:r>
+        <w:rPr>
+          <w:rStyle w:val="8"/>
+          <w:rFonts w:hint="default" w:ascii="Times New Roman" w:hAnsi="Times New Roman" w:cs="Times New Roman"/>
+        </w:rPr>
+        <w:br w:type="textWrapping"/>
+      </w:r>
+      <w:r>
+        <w:rPr>
+          <w:rStyle w:val="8"/>
+          <w:rFonts w:hint="default" w:ascii="Times New Roman" w:hAnsi="Times New Roman" w:cs="Times New Roman"/>
+        </w:rPr>
+        <w:t>-------------------------------------</w:t>
+      </w:r>
+      <w:r>
+        <w:rPr>
+          <w:rStyle w:val="8"/>
+          <w:rFonts w:hint="default" w:ascii="Times New Roman" w:hAnsi="Times New Roman" w:cs="Times New Roman"/>
+        </w:rPr>
+        <w:br w:type="textWrapping"/>
+      </w:r>
+      <w:r>
+        <w:rPr>
+          <w:rStyle w:val="8"/>
+          <w:rFonts w:hint="default" w:ascii="Times New Roman" w:hAnsi="Times New Roman" w:cs="Times New Roman"/>
+        </w:rPr>
+        <w:t xml:space="preserve">        |</w:t>
+      </w:r>
+      <w:r>
+        <w:rPr>
+          <w:rStyle w:val="8"/>
+          <w:rFonts w:hint="default" w:ascii="Times New Roman" w:hAnsi="Times New Roman" w:cs="Times New Roman"/>
+        </w:rPr>
+        <w:br w:type="textWrapping"/>
+      </w:r>
+      <w:r>
+        <w:rPr>
+          <w:rStyle w:val="8"/>
+          <w:rFonts w:hint="default" w:ascii="Times New Roman" w:hAnsi="Times New Roman" w:cs="Times New Roman"/>
+        </w:rPr>
+        <w:t>-------------------------------------</w:t>
+      </w:r>
+      <w:r>
+        <w:rPr>
+          <w:rStyle w:val="8"/>
+          <w:rFonts w:hint="default" w:ascii="Times New Roman" w:hAnsi="Times New Roman" w:cs="Times New Roman"/>
+          <w:lang w:val="en-US"/>
+        </w:rPr>
+        <w:t>----</w:t>
+      </w:r>
+      <w:r>
+        <w:rPr>
+          <w:rStyle w:val="8"/>
+          <w:rFonts w:hint="default" w:ascii="Times New Roman" w:hAnsi="Times New Roman" w:cs="Times New Roman"/>
+        </w:rPr>
+        <w:br w:type="textWrapping"/>
+      </w:r>
+      <w:r>
+        <w:rPr>
+          <w:rStyle w:val="8"/>
+          <w:rFonts w:hint="default" w:ascii="Times New Roman" w:hAnsi="Times New Roman" w:cs="Times New Roman"/>
+        </w:rPr>
+        <w:t xml:space="preserve">| DB       </w:t>
+      </w:r>
+      <w:r>
+        <w:rPr>
+          <w:rStyle w:val="8"/>
+          <w:rFonts w:hint="default" w:ascii="Times New Roman" w:hAnsi="Times New Roman" w:cs="Times New Roman"/>
+          <w:lang w:val="en-US"/>
+        </w:rPr>
+        <w:t xml:space="preserve">      </w:t>
+      </w:r>
+      <w:r>
+        <w:rPr>
+          <w:rStyle w:val="8"/>
+          <w:rFonts w:hint="default" w:ascii="Times New Roman" w:hAnsi="Times New Roman" w:cs="Times New Roman"/>
+        </w:rPr>
+        <w:t xml:space="preserve"> | Vector DB             |</w:t>
+      </w:r>
+      <w:r>
+        <w:rPr>
+          <w:rStyle w:val="8"/>
+          <w:rFonts w:hint="default" w:ascii="Times New Roman" w:hAnsi="Times New Roman" w:cs="Times New Roman"/>
+        </w:rPr>
+        <w:br w:type="textWrapping"/>
+      </w:r>
+      <w:r>
+        <w:rPr>
+          <w:rStyle w:val="8"/>
+          <w:rFonts w:hint="default" w:ascii="Times New Roman" w:hAnsi="Times New Roman" w:cs="Times New Roman"/>
+        </w:rPr>
+        <w:t>| PostgreSQL| (Pinecone / FAISS)|</w:t>
+      </w:r>
+      <w:r>
+        <w:rPr>
+          <w:rStyle w:val="8"/>
+          <w:rFonts w:hint="default" w:ascii="Times New Roman" w:hAnsi="Times New Roman" w:cs="Times New Roman"/>
+        </w:rPr>
+        <w:br w:type="textWrapping"/>
+      </w:r>
+      <w:r>
+        <w:rPr>
+          <w:rStyle w:val="8"/>
+          <w:rFonts w:hint="default" w:ascii="Times New Roman" w:hAnsi="Times New Roman" w:cs="Times New Roman"/>
+        </w:rPr>
+        <w:t>-------------------------------------</w:t>
+      </w:r>
+      <w:r>
+        <w:rPr>
+          <w:rStyle w:val="8"/>
+          <w:rFonts w:hint="default" w:ascii="Times New Roman" w:hAnsi="Times New Roman" w:cs="Times New Roman"/>
+          <w:lang w:val="en-US"/>
+        </w:rPr>
+        <w:t>----</w:t>
+      </w:r>
+      <w:r>
+        <w:rPr>
+          <w:rStyle w:val="8"/>
+          <w:rFonts w:hint="default" w:ascii="Times New Roman" w:hAnsi="Times New Roman" w:cs="Times New Roman"/>
+        </w:rPr>
+        <w:br w:type="textWrapping"/>
+      </w:r>
+      <w:r>
+        <w:rPr>
+          <w:rStyle w:val="8"/>
+          <w:rFonts w:hint="default" w:ascii="Times New Roman" w:hAnsi="Times New Roman" w:cs="Times New Roman"/>
+        </w:rPr>
+        <w:t xml:space="preserve">        |</w:t>
+      </w:r>
+      <w:r>
+        <w:rPr>
+          <w:rStyle w:val="8"/>
+          <w:rFonts w:hint="default" w:ascii="Times New Roman" w:hAnsi="Times New Roman" w:cs="Times New Roman"/>
+        </w:rPr>
+        <w:br w:type="textWrapping"/>
+      </w:r>
+      <w:r>
+        <w:rPr>
+          <w:rStyle w:val="8"/>
+          <w:rFonts w:hint="default" w:ascii="Times New Roman" w:hAnsi="Times New Roman" w:cs="Times New Roman"/>
+        </w:rPr>
+        <w:t>External APIs (LLM, Push Notifications)</w:t>
+      </w:r>
+    </w:p>
+    <w:p>
+      <w:pPr>
+        <w:pStyle w:val="3"/>
+        <w:keepNext w:val="0"/>
+        <w:keepLines w:val="0"/>
+        <w:widowControl/>
+        <w:suppressLineNumbers w:val="0"/>
+        <w:rPr>
+          <w:rFonts w:hint="default" w:ascii="Times New Roman" w:hAnsi="Times New Roman" w:cs="Times New Roman"/>
+        </w:rPr>
+      </w:pPr>
+      <w:r>
+        <w:rPr>
+          <w:rStyle w:val="11"/>
+          <w:rFonts w:hint="default" w:ascii="Times New Roman" w:hAnsi="Times New Roman" w:cs="Times New Roman"/>
+          <w:b/>
+          <w:bCs/>
+        </w:rPr>
+        <w:t>8. Methodology</w:t>
+      </w:r>
+    </w:p>
+    <w:p>
+      <w:pPr>
+        <w:pStyle w:val="4"/>
+        <w:keepNext w:val="0"/>
+        <w:keepLines w:val="0"/>
+        <w:widowControl/>
+        <w:suppressLineNumbers w:val="0"/>
+        <w:rPr>
+          <w:rFonts w:hint="default" w:ascii="Times New Roman" w:hAnsi="Times New Roman" w:cs="Times New Roman"/>
+        </w:rPr>
+      </w:pPr>
+      <w:r>
+        <w:rPr>
+          <w:rStyle w:val="11"/>
+          <w:rFonts w:hint="default" w:ascii="Times New Roman" w:hAnsi="Times New Roman" w:cs="Times New Roman"/>
+          <w:b/>
+          <w:bCs/>
+        </w:rPr>
+        <w:t>8.1 Chatbot System (RAG Pipeline)</w:t>
+      </w:r>
+    </w:p>
+    <w:p>
+      <w:pPr>
+        <w:pStyle w:val="10"/>
+        <w:keepNext w:val="0"/>
+        <w:keepLines w:val="0"/>
+        <w:widowControl/>
+        <w:suppressLineNumbers w:val="0"/>
+        <w:rPr>
+          <w:rFonts w:hint="default" w:ascii="Times New Roman" w:hAnsi="Times New Roman" w:cs="Times New Roman"/>
+        </w:rPr>
+      </w:pPr>
+      <w:r>
+        <w:rPr>
+          <w:rFonts w:hint="default" w:ascii="Times New Roman" w:hAnsi="Times New Roman" w:cs="Times New Roman"/>
+        </w:rPr>
+        <w:t>Steps:</w:t>
       </w:r>
     </w:p>
     <w:p>
@@ -3610,7 +3475,7 @@
         <w:rPr>
           <w:rFonts w:hint="default" w:ascii="Times New Roman" w:hAnsi="Times New Roman" w:cs="Times New Roman"/>
         </w:rPr>
-        <w:t xml:space="preserve">Each client has: </w:t>
+        <w:t xml:space="preserve">Upload documents </w:t>
       </w:r>
     </w:p>
     <w:p>
@@ -3619,24 +3484,157 @@
         <w:keepLines w:val="0"/>
         <w:widowControl/>
         <w:numPr>
-          <w:ilvl w:val="1"/>
+          <w:ilvl w:val="0"/>
+          <w:numId w:val="22"/>
+        </w:numPr>
+        <w:suppressLineNumbers w:val="0"/>
+        <w:spacing w:before="0" w:beforeAutospacing="1" w:after="0" w:afterAutospacing="1"/>
+        <w:ind w:left="720" w:hanging="360"/>
+        <w:rPr>
+          <w:rFonts w:hint="default" w:ascii="Times New Roman" w:hAnsi="Times New Roman" w:cs="Times New Roman"/>
+        </w:rPr>
+      </w:pPr>
+      <w:r>
+        <w:rPr>
+          <w:rFonts w:hint="default" w:ascii="Times New Roman" w:hAnsi="Times New Roman" w:cs="Times New Roman"/>
+        </w:rPr>
+        <w:t xml:space="preserve">Text preprocessing </w:t>
+      </w:r>
+    </w:p>
+    <w:p>
+      <w:pPr>
+        <w:keepNext w:val="0"/>
+        <w:keepLines w:val="0"/>
+        <w:widowControl/>
+        <w:numPr>
+          <w:ilvl w:val="0"/>
+          <w:numId w:val="22"/>
+        </w:numPr>
+        <w:suppressLineNumbers w:val="0"/>
+        <w:spacing w:before="0" w:beforeAutospacing="1" w:after="0" w:afterAutospacing="1"/>
+        <w:ind w:left="720" w:hanging="360"/>
+        <w:rPr>
+          <w:rFonts w:hint="default" w:ascii="Times New Roman" w:hAnsi="Times New Roman" w:cs="Times New Roman"/>
+        </w:rPr>
+      </w:pPr>
+      <w:r>
+        <w:rPr>
+          <w:rFonts w:hint="default" w:ascii="Times New Roman" w:hAnsi="Times New Roman" w:cs="Times New Roman"/>
+        </w:rPr>
+        <w:t xml:space="preserve">Generate embeddings </w:t>
+      </w:r>
+    </w:p>
+    <w:p>
+      <w:pPr>
+        <w:keepNext w:val="0"/>
+        <w:keepLines w:val="0"/>
+        <w:widowControl/>
+        <w:numPr>
+          <w:ilvl w:val="0"/>
+          <w:numId w:val="22"/>
+        </w:numPr>
+        <w:suppressLineNumbers w:val="0"/>
+        <w:spacing w:before="0" w:beforeAutospacing="1" w:after="0" w:afterAutospacing="1"/>
+        <w:ind w:left="720" w:hanging="360"/>
+        <w:rPr>
+          <w:rFonts w:hint="default" w:ascii="Times New Roman" w:hAnsi="Times New Roman" w:cs="Times New Roman"/>
+        </w:rPr>
+      </w:pPr>
+      <w:r>
+        <w:rPr>
+          <w:rFonts w:hint="default" w:ascii="Times New Roman" w:hAnsi="Times New Roman" w:cs="Times New Roman"/>
+        </w:rPr>
+        <w:t xml:space="preserve">Store in vector DB </w:t>
+      </w:r>
+    </w:p>
+    <w:p>
+      <w:pPr>
+        <w:keepNext w:val="0"/>
+        <w:keepLines w:val="0"/>
+        <w:widowControl/>
+        <w:numPr>
+          <w:ilvl w:val="0"/>
+          <w:numId w:val="22"/>
+        </w:numPr>
+        <w:suppressLineNumbers w:val="0"/>
+        <w:spacing w:before="0" w:beforeAutospacing="1" w:after="0" w:afterAutospacing="1"/>
+        <w:ind w:left="720" w:hanging="360"/>
+        <w:rPr>
+          <w:rFonts w:hint="default" w:ascii="Times New Roman" w:hAnsi="Times New Roman" w:cs="Times New Roman"/>
+        </w:rPr>
+      </w:pPr>
+      <w:r>
+        <w:rPr>
+          <w:rFonts w:hint="default" w:ascii="Times New Roman" w:hAnsi="Times New Roman" w:cs="Times New Roman"/>
+        </w:rPr>
+        <w:t xml:space="preserve">Query retrieval </w:t>
+      </w:r>
+    </w:p>
+    <w:p>
+      <w:pPr>
+        <w:keepNext w:val="0"/>
+        <w:keepLines w:val="0"/>
+        <w:widowControl/>
+        <w:numPr>
+          <w:ilvl w:val="0"/>
+          <w:numId w:val="22"/>
+        </w:numPr>
+        <w:suppressLineNumbers w:val="0"/>
+        <w:spacing w:before="0" w:beforeAutospacing="1" w:after="0" w:afterAutospacing="1"/>
+        <w:ind w:left="720" w:hanging="360"/>
+        <w:rPr>
+          <w:rFonts w:hint="default" w:ascii="Times New Roman" w:hAnsi="Times New Roman" w:cs="Times New Roman"/>
+        </w:rPr>
+      </w:pPr>
+      <w:r>
+        <w:rPr>
+          <w:rFonts w:hint="default" w:ascii="Times New Roman" w:hAnsi="Times New Roman" w:cs="Times New Roman"/>
+        </w:rPr>
+        <w:t xml:space="preserve">LLM generates response </w:t>
+      </w:r>
+    </w:p>
+    <w:p>
+      <w:pPr>
+        <w:pStyle w:val="4"/>
+        <w:keepNext w:val="0"/>
+        <w:keepLines w:val="0"/>
+        <w:widowControl/>
+        <w:suppressLineNumbers w:val="0"/>
+        <w:rPr>
+          <w:rFonts w:hint="default" w:ascii="Times New Roman" w:hAnsi="Times New Roman" w:cs="Times New Roman"/>
+        </w:rPr>
+      </w:pPr>
+      <w:r>
+        <w:rPr>
+          <w:rStyle w:val="11"/>
+          <w:rFonts w:hint="default" w:ascii="Times New Roman" w:hAnsi="Times New Roman" w:cs="Times New Roman"/>
+          <w:b/>
+          <w:bCs/>
+        </w:rPr>
+        <w:t>8.2 Real-Time Chat System</w:t>
+      </w:r>
+    </w:p>
+    <w:p>
+      <w:pPr>
+        <w:keepNext w:val="0"/>
+        <w:keepLines w:val="0"/>
+        <w:widowControl/>
+        <w:numPr>
+          <w:ilvl w:val="0"/>
           <w:numId w:val="23"/>
         </w:numPr>
         <w:suppressLineNumbers w:val="0"/>
-        <w:tabs>
-          <w:tab w:val="left" w:pos="1440"/>
-        </w:tabs>
         <w:spacing w:before="0" w:beforeAutospacing="1" w:after="0" w:afterAutospacing="1"/>
-        <w:ind w:left="1440" w:hanging="360"/>
-        <w:rPr>
-          <w:rFonts w:hint="default" w:ascii="Times New Roman" w:hAnsi="Times New Roman" w:cs="Times New Roman"/>
-        </w:rPr>
-      </w:pPr>
-      <w:r>
-        <w:rPr>
-          <w:rFonts w:hint="default" w:ascii="Times New Roman" w:hAnsi="Times New Roman" w:cs="Times New Roman"/>
-        </w:rPr>
-        <w:t xml:space="preserve">Separate chatbot data </w:t>
+        <w:ind w:left="720" w:hanging="360"/>
+        <w:rPr>
+          <w:rFonts w:hint="default" w:ascii="Times New Roman" w:hAnsi="Times New Roman" w:cs="Times New Roman"/>
+        </w:rPr>
+      </w:pPr>
+      <w:r>
+        <w:rPr>
+          <w:rFonts w:hint="default" w:ascii="Times New Roman" w:hAnsi="Times New Roman" w:cs="Times New Roman"/>
+        </w:rPr>
+        <w:t xml:space="preserve">WebSockets (Socket.IO) </w:t>
       </w:r>
     </w:p>
     <w:p>
@@ -3645,29 +3643,72 @@
         <w:keepLines w:val="0"/>
         <w:widowControl/>
         <w:numPr>
-          <w:ilvl w:val="1"/>
+          <w:ilvl w:val="0"/>
           <w:numId w:val="23"/>
         </w:numPr>
         <w:suppressLineNumbers w:val="0"/>
-        <w:tabs>
-          <w:tab w:val="left" w:pos="1440"/>
-        </w:tabs>
         <w:spacing w:before="0" w:beforeAutospacing="1" w:after="0" w:afterAutospacing="1"/>
-        <w:ind w:left="1440" w:hanging="360"/>
-        <w:rPr>
-          <w:rFonts w:hint="default" w:ascii="Times New Roman" w:hAnsi="Times New Roman" w:cs="Times New Roman"/>
-        </w:rPr>
-      </w:pPr>
-      <w:r>
-        <w:rPr>
-          <w:rFonts w:hint="default" w:ascii="Times New Roman" w:hAnsi="Times New Roman" w:cs="Times New Roman"/>
-        </w:rPr>
-        <w:t xml:space="preserve">Isolated chat environment </w:t>
-      </w:r>
-    </w:p>
-    <w:p>
-      <w:pPr>
-        <w:pStyle w:val="3"/>
+        <w:ind w:left="720" w:hanging="360"/>
+        <w:rPr>
+          <w:rFonts w:hint="default" w:ascii="Times New Roman" w:hAnsi="Times New Roman" w:cs="Times New Roman"/>
+        </w:rPr>
+      </w:pPr>
+      <w:r>
+        <w:rPr>
+          <w:rFonts w:hint="default" w:ascii="Times New Roman" w:hAnsi="Times New Roman" w:cs="Times New Roman"/>
+        </w:rPr>
+        <w:t xml:space="preserve">Pub/Sub architecture </w:t>
+      </w:r>
+    </w:p>
+    <w:p>
+      <w:pPr>
+        <w:keepNext w:val="0"/>
+        <w:keepLines w:val="0"/>
+        <w:widowControl/>
+        <w:numPr>
+          <w:ilvl w:val="0"/>
+          <w:numId w:val="23"/>
+        </w:numPr>
+        <w:suppressLineNumbers w:val="0"/>
+        <w:spacing w:before="0" w:beforeAutospacing="1" w:after="0" w:afterAutospacing="1"/>
+        <w:ind w:left="720" w:hanging="360"/>
+        <w:rPr>
+          <w:rFonts w:hint="default" w:ascii="Times New Roman" w:hAnsi="Times New Roman" w:cs="Times New Roman"/>
+        </w:rPr>
+      </w:pPr>
+      <w:r>
+        <w:rPr>
+          <w:rFonts w:hint="default" w:ascii="Times New Roman" w:hAnsi="Times New Roman" w:cs="Times New Roman"/>
+        </w:rPr>
+        <w:t xml:space="preserve">Redis (for scaling) </w:t>
+      </w:r>
+    </w:p>
+    <w:p>
+      <w:pPr>
+        <w:keepNext w:val="0"/>
+        <w:keepLines w:val="0"/>
+        <w:widowControl/>
+        <w:numPr>
+          <w:ilvl w:val="0"/>
+          <w:numId w:val="23"/>
+        </w:numPr>
+        <w:suppressLineNumbers w:val="0"/>
+        <w:spacing w:before="0" w:beforeAutospacing="1" w:after="0" w:afterAutospacing="1"/>
+        <w:ind w:left="720" w:hanging="360"/>
+        <w:rPr>
+          <w:rFonts w:hint="default" w:ascii="Times New Roman" w:hAnsi="Times New Roman" w:cs="Times New Roman"/>
+        </w:rPr>
+      </w:pPr>
+      <w:r>
+        <w:rPr>
+          <w:rFonts w:hint="default" w:ascii="Times New Roman" w:hAnsi="Times New Roman" w:cs="Times New Roman"/>
+        </w:rPr>
+        <w:t xml:space="preserve">Message queue (optional) </w:t>
+      </w:r>
+    </w:p>
+    <w:p>
+      <w:pPr>
+        <w:pStyle w:val="4"/>
         <w:keepNext w:val="0"/>
         <w:keepLines w:val="0"/>
         <w:widowControl/>
@@ -3683,25 +3724,7 @@
           <w:b/>
           <w:bCs/>
         </w:rPr>
-        <w:t>9. Tools &amp; Technologies</w:t>
-      </w:r>
-    </w:p>
-    <w:p>
-      <w:pPr>
-        <w:pStyle w:val="4"/>
-        <w:keepNext w:val="0"/>
-        <w:keepLines w:val="0"/>
-        <w:widowControl/>
-        <w:suppressLineNumbers w:val="0"/>
-        <w:rPr>
-          <w:rFonts w:hint="default" w:ascii="Times New Roman" w:hAnsi="Times New Roman" w:cs="Times New Roman"/>
-        </w:rPr>
-      </w:pPr>
-      <w:r>
-        <w:rPr>
-          <w:rFonts w:hint="default" w:ascii="Times New Roman" w:hAnsi="Times New Roman" w:cs="Times New Roman"/>
-        </w:rPr>
-        <w:t>Backend:</w:t>
+        <w:t>8.3 Notification System</w:t>
       </w:r>
     </w:p>
     <w:p>
@@ -3724,7 +3747,7 @@
         <w:rPr>
           <w:rFonts w:hint="default" w:ascii="Times New Roman" w:hAnsi="Times New Roman" w:cs="Times New Roman"/>
         </w:rPr>
-        <w:t xml:space="preserve">FastAPI (Python) </w:t>
+        <w:t xml:space="preserve">Firebase Cloud Messaging (FCM) </w:t>
       </w:r>
     </w:p>
     <w:p>
@@ -3747,7 +3770,7 @@
         <w:rPr>
           <w:rFonts w:hint="default" w:ascii="Times New Roman" w:hAnsi="Times New Roman" w:cs="Times New Roman"/>
         </w:rPr>
-        <w:t xml:space="preserve">Node.js (for sockets) </w:t>
+        <w:t xml:space="preserve">Event-based triggers </w:t>
       </w:r>
     </w:p>
     <w:p>
@@ -3758,14 +3781,32 @@
         <w:widowControl/>
         <w:suppressLineNumbers w:val="0"/>
         <w:rPr>
-          <w:rFonts w:hint="default" w:ascii="Times New Roman" w:hAnsi="Times New Roman" w:cs="Times New Roman"/>
-        </w:rPr>
-      </w:pPr>
-      <w:r>
-        <w:rPr>
-          <w:rFonts w:hint="default" w:ascii="Times New Roman" w:hAnsi="Times New Roman" w:cs="Times New Roman"/>
-        </w:rPr>
-        <w:t>Database:</w:t>
+          <w:rStyle w:val="11"/>
+          <w:rFonts w:hint="default" w:ascii="Times New Roman" w:hAnsi="Times New Roman" w:cs="Times New Roman"/>
+          <w:b/>
+          <w:bCs/>
+        </w:rPr>
+      </w:pPr>
+    </w:p>
+    <w:p>
+      <w:pPr>
+        <w:pStyle w:val="4"/>
+        <w:keepNext w:val="0"/>
+        <w:keepLines w:val="0"/>
+        <w:widowControl/>
+        <w:suppressLineNumbers w:val="0"/>
+        <w:rPr>
+          <w:rFonts w:hint="default" w:ascii="Times New Roman" w:hAnsi="Times New Roman" w:cs="Times New Roman"/>
+        </w:rPr>
+      </w:pPr>
+      <w:r>
+        <w:rPr>
+          <w:rStyle w:val="11"/>
+          <w:rFonts w:hint="default" w:ascii="Times New Roman" w:hAnsi="Times New Roman" w:cs="Times New Roman"/>
+          <w:b/>
+          <w:bCs/>
+        </w:rPr>
+        <w:t>8.4 Multi-Tenant System</w:t>
       </w:r>
     </w:p>
     <w:p>
@@ -3788,7 +3829,7 @@
         <w:rPr>
           <w:rFonts w:hint="default" w:ascii="Times New Roman" w:hAnsi="Times New Roman" w:cs="Times New Roman"/>
         </w:rPr>
-        <w:t xml:space="preserve">PostgreSQL </w:t>
+        <w:t xml:space="preserve">Each client has: </w:t>
       </w:r>
     </w:p>
     <w:p>
@@ -3797,62 +3838,24 @@
         <w:keepLines w:val="0"/>
         <w:widowControl/>
         <w:numPr>
-          <w:ilvl w:val="0"/>
-          <w:numId w:val="25"/>
-        </w:numPr>
-        <w:suppressLineNumbers w:val="0"/>
-        <w:spacing w:before="0" w:beforeAutospacing="1" w:after="0" w:afterAutospacing="1"/>
-        <w:ind w:left="720" w:hanging="360"/>
-        <w:rPr>
-          <w:rFonts w:hint="default" w:ascii="Times New Roman" w:hAnsi="Times New Roman" w:cs="Times New Roman"/>
-        </w:rPr>
-      </w:pPr>
-      <w:r>
-        <w:rPr>
-          <w:rFonts w:hint="default" w:ascii="Times New Roman" w:hAnsi="Times New Roman" w:cs="Times New Roman"/>
-        </w:rPr>
-        <w:t xml:space="preserve">Redis </w:t>
-      </w:r>
-    </w:p>
-    <w:p>
-      <w:pPr>
-        <w:pStyle w:val="4"/>
-        <w:keepNext w:val="0"/>
-        <w:keepLines w:val="0"/>
-        <w:widowControl/>
-        <w:suppressLineNumbers w:val="0"/>
-        <w:rPr>
-          <w:rFonts w:hint="default" w:ascii="Times New Roman" w:hAnsi="Times New Roman" w:cs="Times New Roman"/>
-        </w:rPr>
-      </w:pPr>
-      <w:r>
-        <w:rPr>
-          <w:rFonts w:hint="default" w:ascii="Times New Roman" w:hAnsi="Times New Roman" w:cs="Times New Roman"/>
-        </w:rPr>
-        <w:t>AI:</w:t>
-      </w:r>
-    </w:p>
-    <w:p>
-      <w:pPr>
-        <w:keepNext w:val="0"/>
-        <w:keepLines w:val="0"/>
-        <w:widowControl/>
-        <w:numPr>
-          <w:ilvl w:val="0"/>
+          <w:ilvl w:val="1"/>
           <w:numId w:val="26"/>
         </w:numPr>
         <w:suppressLineNumbers w:val="0"/>
+        <w:tabs>
+          <w:tab w:val="left" w:pos="1440"/>
+        </w:tabs>
         <w:spacing w:before="0" w:beforeAutospacing="1" w:after="0" w:afterAutospacing="1"/>
-        <w:ind w:left="720" w:hanging="360"/>
-        <w:rPr>
-          <w:rFonts w:hint="default" w:ascii="Times New Roman" w:hAnsi="Times New Roman" w:cs="Times New Roman"/>
-        </w:rPr>
-      </w:pPr>
-      <w:r>
-        <w:rPr>
-          <w:rFonts w:hint="default" w:ascii="Times New Roman" w:hAnsi="Times New Roman" w:cs="Times New Roman"/>
-        </w:rPr>
-        <w:t xml:space="preserve">OpenAI / LLM APIs </w:t>
+        <w:ind w:left="1440" w:hanging="360"/>
+        <w:rPr>
+          <w:rFonts w:hint="default" w:ascii="Times New Roman" w:hAnsi="Times New Roman" w:cs="Times New Roman"/>
+        </w:rPr>
+      </w:pPr>
+      <w:r>
+        <w:rPr>
+          <w:rFonts w:hint="default" w:ascii="Times New Roman" w:hAnsi="Times New Roman" w:cs="Times New Roman"/>
+        </w:rPr>
+        <w:t xml:space="preserve">Separate chatbot data </w:t>
       </w:r>
     </w:p>
     <w:p>
@@ -3861,21 +3864,45 @@
         <w:keepLines w:val="0"/>
         <w:widowControl/>
         <w:numPr>
-          <w:ilvl w:val="0"/>
+          <w:ilvl w:val="1"/>
           <w:numId w:val="26"/>
         </w:numPr>
         <w:suppressLineNumbers w:val="0"/>
+        <w:tabs>
+          <w:tab w:val="left" w:pos="1440"/>
+        </w:tabs>
         <w:spacing w:before="0" w:beforeAutospacing="1" w:after="0" w:afterAutospacing="1"/>
-        <w:ind w:left="720" w:hanging="360"/>
-        <w:rPr>
-          <w:rFonts w:hint="default" w:ascii="Times New Roman" w:hAnsi="Times New Roman" w:cs="Times New Roman"/>
-        </w:rPr>
-      </w:pPr>
-      <w:r>
-        <w:rPr>
-          <w:rFonts w:hint="default" w:ascii="Times New Roman" w:hAnsi="Times New Roman" w:cs="Times New Roman"/>
-        </w:rPr>
-        <w:t xml:space="preserve">FAISS / Pinecone (vector DB) </w:t>
+        <w:ind w:left="1440" w:hanging="360"/>
+        <w:rPr>
+          <w:rFonts w:hint="default" w:ascii="Times New Roman" w:hAnsi="Times New Roman" w:cs="Times New Roman"/>
+        </w:rPr>
+      </w:pPr>
+      <w:r>
+        <w:rPr>
+          <w:rFonts w:hint="default" w:ascii="Times New Roman" w:hAnsi="Times New Roman" w:cs="Times New Roman"/>
+        </w:rPr>
+        <w:t xml:space="preserve">Isolated chat environment </w:t>
+      </w:r>
+    </w:p>
+    <w:p>
+      <w:pPr>
+        <w:pStyle w:val="3"/>
+        <w:keepNext w:val="0"/>
+        <w:keepLines w:val="0"/>
+        <w:widowControl/>
+        <w:suppressLineNumbers w:val="0"/>
+        <w:rPr>
+          <w:rFonts w:hint="default" w:ascii="Times New Roman" w:hAnsi="Times New Roman" w:cs="Times New Roman"/>
+        </w:rPr>
+      </w:pPr>
+      <w:r>
+        <w:rPr>
+          <w:rStyle w:val="11"/>
+          <w:rFonts w:hint="default" w:ascii="Times New Roman" w:hAnsi="Times New Roman" w:cs="Times New Roman"/>
+          <w:b/>
+          <w:bCs/>
+        </w:rPr>
+        <w:t>9. Tools &amp; Technologies</w:t>
       </w:r>
     </w:p>
     <w:p>
@@ -3893,7 +3920,7 @@
         <w:rPr>
           <w:rFonts w:hint="default" w:ascii="Times New Roman" w:hAnsi="Times New Roman" w:cs="Times New Roman"/>
         </w:rPr>
-        <w:t>Frontend:</w:t>
+        <w:t>Backend:</w:t>
       </w:r>
     </w:p>
     <w:p>
@@ -3916,7 +3943,30 @@
         <w:rPr>
           <w:rFonts w:hint="default" w:ascii="Times New Roman" w:hAnsi="Times New Roman" w:cs="Times New Roman"/>
         </w:rPr>
-        <w:t xml:space="preserve">React / Next.js </w:t>
+        <w:t xml:space="preserve">FastAPI (Python) </w:t>
+      </w:r>
+    </w:p>
+    <w:p>
+      <w:pPr>
+        <w:keepNext w:val="0"/>
+        <w:keepLines w:val="0"/>
+        <w:widowControl/>
+        <w:numPr>
+          <w:ilvl w:val="0"/>
+          <w:numId w:val="27"/>
+        </w:numPr>
+        <w:suppressLineNumbers w:val="0"/>
+        <w:spacing w:before="0" w:beforeAutospacing="1" w:after="0" w:afterAutospacing="1"/>
+        <w:ind w:left="720" w:hanging="360"/>
+        <w:rPr>
+          <w:rFonts w:hint="default" w:ascii="Times New Roman" w:hAnsi="Times New Roman" w:cs="Times New Roman"/>
+        </w:rPr>
+      </w:pPr>
+      <w:r>
+        <w:rPr>
+          <w:rFonts w:hint="default" w:ascii="Times New Roman" w:hAnsi="Times New Roman" w:cs="Times New Roman"/>
+        </w:rPr>
+        <w:t xml:space="preserve">Node.js (for sockets) </w:t>
       </w:r>
     </w:p>
     <w:p>
@@ -3934,7 +3984,7 @@
         <w:rPr>
           <w:rFonts w:hint="default" w:ascii="Times New Roman" w:hAnsi="Times New Roman" w:cs="Times New Roman"/>
         </w:rPr>
-        <w:t>Dev Tools:</w:t>
+        <w:t>Database:</w:t>
       </w:r>
     </w:p>
     <w:p>
@@ -3957,7 +4007,7 @@
         <w:rPr>
           <w:rFonts w:hint="default" w:ascii="Times New Roman" w:hAnsi="Times New Roman" w:cs="Times New Roman"/>
         </w:rPr>
-        <w:t xml:space="preserve">Docker </w:t>
+        <w:t xml:space="preserve">PostgreSQL </w:t>
       </w:r>
     </w:p>
     <w:p>
@@ -3980,6 +4030,175 @@
         <w:rPr>
           <w:rFonts w:hint="default" w:ascii="Times New Roman" w:hAnsi="Times New Roman" w:cs="Times New Roman"/>
         </w:rPr>
+        <w:t xml:space="preserve">Redis </w:t>
+      </w:r>
+    </w:p>
+    <w:p>
+      <w:pPr>
+        <w:pStyle w:val="4"/>
+        <w:keepNext w:val="0"/>
+        <w:keepLines w:val="0"/>
+        <w:widowControl/>
+        <w:suppressLineNumbers w:val="0"/>
+        <w:rPr>
+          <w:rFonts w:hint="default" w:ascii="Times New Roman" w:hAnsi="Times New Roman" w:cs="Times New Roman"/>
+        </w:rPr>
+      </w:pPr>
+      <w:r>
+        <w:rPr>
+          <w:rFonts w:hint="default" w:ascii="Times New Roman" w:hAnsi="Times New Roman" w:cs="Times New Roman"/>
+        </w:rPr>
+        <w:t>AI:</w:t>
+      </w:r>
+    </w:p>
+    <w:p>
+      <w:pPr>
+        <w:keepNext w:val="0"/>
+        <w:keepLines w:val="0"/>
+        <w:widowControl/>
+        <w:numPr>
+          <w:ilvl w:val="0"/>
+          <w:numId w:val="29"/>
+        </w:numPr>
+        <w:suppressLineNumbers w:val="0"/>
+        <w:spacing w:before="0" w:beforeAutospacing="1" w:after="0" w:afterAutospacing="1"/>
+        <w:ind w:left="720" w:hanging="360"/>
+        <w:rPr>
+          <w:rFonts w:hint="default" w:ascii="Times New Roman" w:hAnsi="Times New Roman" w:cs="Times New Roman"/>
+        </w:rPr>
+      </w:pPr>
+      <w:r>
+        <w:rPr>
+          <w:rFonts w:hint="default" w:ascii="Times New Roman" w:hAnsi="Times New Roman" w:cs="Times New Roman"/>
+        </w:rPr>
+        <w:t>LLM API (GPT-4.1 Mini)</w:t>
+      </w:r>
+    </w:p>
+    <w:p>
+      <w:pPr>
+        <w:keepNext w:val="0"/>
+        <w:keepLines w:val="0"/>
+        <w:widowControl/>
+        <w:numPr>
+          <w:ilvl w:val="0"/>
+          <w:numId w:val="29"/>
+        </w:numPr>
+        <w:suppressLineNumbers w:val="0"/>
+        <w:spacing w:before="0" w:beforeAutospacing="1" w:after="0" w:afterAutospacing="1"/>
+        <w:ind w:left="720" w:hanging="360"/>
+        <w:rPr>
+          <w:rFonts w:hint="default" w:ascii="Times New Roman" w:hAnsi="Times New Roman" w:cs="Times New Roman"/>
+        </w:rPr>
+      </w:pPr>
+      <w:r>
+        <w:rPr>
+          <w:rFonts w:hint="default" w:ascii="Times New Roman" w:hAnsi="Times New Roman" w:cs="Times New Roman"/>
+        </w:rPr>
+        <w:t xml:space="preserve">FAISS / Pinecone (vector DB) </w:t>
+      </w:r>
+    </w:p>
+    <w:p>
+      <w:pPr>
+        <w:pStyle w:val="4"/>
+        <w:keepNext w:val="0"/>
+        <w:keepLines w:val="0"/>
+        <w:widowControl/>
+        <w:suppressLineNumbers w:val="0"/>
+        <w:rPr>
+          <w:rFonts w:hint="default" w:ascii="Times New Roman" w:hAnsi="Times New Roman" w:cs="Times New Roman"/>
+        </w:rPr>
+      </w:pPr>
+      <w:r>
+        <w:rPr>
+          <w:rFonts w:hint="default" w:ascii="Times New Roman" w:hAnsi="Times New Roman" w:cs="Times New Roman"/>
+        </w:rPr>
+        <w:t>Frontend:</w:t>
+      </w:r>
+    </w:p>
+    <w:p>
+      <w:pPr>
+        <w:keepNext w:val="0"/>
+        <w:keepLines w:val="0"/>
+        <w:widowControl/>
+        <w:numPr>
+          <w:ilvl w:val="0"/>
+          <w:numId w:val="30"/>
+        </w:numPr>
+        <w:suppressLineNumbers w:val="0"/>
+        <w:spacing w:before="0" w:beforeAutospacing="1" w:after="0" w:afterAutospacing="1"/>
+        <w:ind w:left="720" w:hanging="360"/>
+        <w:rPr>
+          <w:rFonts w:hint="default" w:ascii="Times New Roman" w:hAnsi="Times New Roman" w:cs="Times New Roman"/>
+        </w:rPr>
+      </w:pPr>
+      <w:r>
+        <w:rPr>
+          <w:rFonts w:hint="default" w:ascii="Times New Roman" w:hAnsi="Times New Roman" w:cs="Times New Roman"/>
+        </w:rPr>
+        <w:t xml:space="preserve">React / Next.js </w:t>
+      </w:r>
+    </w:p>
+    <w:p>
+      <w:pPr>
+        <w:pStyle w:val="4"/>
+        <w:keepNext w:val="0"/>
+        <w:keepLines w:val="0"/>
+        <w:widowControl/>
+        <w:suppressLineNumbers w:val="0"/>
+        <w:rPr>
+          <w:rFonts w:hint="default" w:ascii="Times New Roman" w:hAnsi="Times New Roman" w:cs="Times New Roman"/>
+        </w:rPr>
+      </w:pPr>
+      <w:r>
+        <w:rPr>
+          <w:rFonts w:hint="default" w:ascii="Times New Roman" w:hAnsi="Times New Roman" w:cs="Times New Roman"/>
+        </w:rPr>
+        <w:t>Dev Tools:</w:t>
+      </w:r>
+    </w:p>
+    <w:p>
+      <w:pPr>
+        <w:keepNext w:val="0"/>
+        <w:keepLines w:val="0"/>
+        <w:widowControl/>
+        <w:numPr>
+          <w:ilvl w:val="0"/>
+          <w:numId w:val="31"/>
+        </w:numPr>
+        <w:suppressLineNumbers w:val="0"/>
+        <w:spacing w:before="0" w:beforeAutospacing="1" w:after="0" w:afterAutospacing="1"/>
+        <w:ind w:left="720" w:hanging="360"/>
+        <w:rPr>
+          <w:rFonts w:hint="default" w:ascii="Times New Roman" w:hAnsi="Times New Roman" w:cs="Times New Roman"/>
+        </w:rPr>
+      </w:pPr>
+      <w:r>
+        <w:rPr>
+          <w:rFonts w:hint="default" w:ascii="Times New Roman" w:hAnsi="Times New Roman" w:cs="Times New Roman"/>
+        </w:rPr>
+        <w:t xml:space="preserve">Docker </w:t>
+      </w:r>
+    </w:p>
+    <w:p>
+      <w:pPr>
+        <w:keepNext w:val="0"/>
+        <w:keepLines w:val="0"/>
+        <w:widowControl/>
+        <w:numPr>
+          <w:ilvl w:val="0"/>
+          <w:numId w:val="31"/>
+        </w:numPr>
+        <w:suppressLineNumbers w:val="0"/>
+        <w:spacing w:before="0" w:beforeAutospacing="1" w:after="0" w:afterAutospacing="1"/>
+        <w:ind w:left="720" w:hanging="360"/>
+        <w:rPr>
+          <w:rFonts w:hint="default" w:ascii="Times New Roman" w:hAnsi="Times New Roman" w:cs="Times New Roman"/>
+        </w:rPr>
+      </w:pPr>
+      <w:r>
+        <w:rPr>
+          <w:rFonts w:hint="default" w:ascii="Times New Roman" w:hAnsi="Times New Roman" w:cs="Times New Roman"/>
+        </w:rPr>
         <w:t xml:space="preserve">AWS </w:t>
       </w:r>
     </w:p>
@@ -4017,6 +4236,7 @@
     </w:p>
     <w:tbl>
       <w:tblPr>
+        <w:tblStyle w:val="7"/>
         <w:tblW w:w="0" w:type="auto"/>
         <w:tblCellSpacing w:w="15" w:type="dxa"/>
         <w:tblInd w:w="0" w:type="dxa"/>
@@ -4028,7 +4248,7 @@
           <w:insideH w:val="none" w:color="auto" w:sz="0" w:space="0"/>
           <w:insideV w:val="none" w:color="auto" w:sz="0" w:space="0"/>
         </w:tblBorders>
-        <w:shd w:val="clear"/>
+        <w:shd w:val="clear" w:color="auto" w:fill="auto"/>
         <w:tblLayout w:type="autofit"/>
         <w:tblCellMar>
           <w:top w:w="15" w:type="dxa"/>
@@ -4051,6 +4271,7 @@
             <w:insideH w:val="none" w:color="auto" w:sz="0" w:space="0"/>
             <w:insideV w:val="none" w:color="auto" w:sz="0" w:space="0"/>
           </w:tblBorders>
+          <w:shd w:val="clear" w:color="auto" w:fill="auto"/>
           <w:tblCellMar>
             <w:top w:w="15" w:type="dxa"/>
             <w:left w:w="15" w:type="dxa"/>
@@ -4065,7 +4286,7 @@
         <w:tc>
           <w:tcPr>
             <w:tcW w:w="0" w:type="auto"/>
-            <w:shd w:val="clear"/>
+            <w:shd w:val="clear" w:color="auto" w:fill="auto"/>
             <w:vAlign w:val="center"/>
           </w:tcPr>
           <w:p>
@@ -4098,7 +4319,7 @@
         <w:tc>
           <w:tcPr>
             <w:tcW w:w="0" w:type="auto"/>
-            <w:shd w:val="clear"/>
+            <w:shd w:val="clear" w:color="auto" w:fill="auto"/>
             <w:vAlign w:val="center"/>
           </w:tcPr>
           <w:p>
@@ -4139,7 +4360,7 @@
             <w:insideH w:val="none" w:color="auto" w:sz="0" w:space="0"/>
             <w:insideV w:val="none" w:color="auto" w:sz="0" w:space="0"/>
           </w:tblBorders>
-          <w:shd w:val="clear"/>
+          <w:shd w:val="clear" w:color="auto" w:fill="auto"/>
           <w:tblCellMar>
             <w:top w:w="15" w:type="dxa"/>
             <w:left w:w="15" w:type="dxa"/>
@@ -4153,7 +4374,7 @@
         <w:tc>
           <w:tcPr>
             <w:tcW w:w="0" w:type="auto"/>
-            <w:shd w:val="clear"/>
+            <w:shd w:val="clear" w:color="auto" w:fill="auto"/>
             <w:vAlign w:val="center"/>
           </w:tcPr>
           <w:p>
@@ -4182,7 +4403,7 @@
         <w:tc>
           <w:tcPr>
             <w:tcW w:w="0" w:type="auto"/>
-            <w:shd w:val="clear"/>
+            <w:shd w:val="clear" w:color="auto" w:fill="auto"/>
             <w:vAlign w:val="center"/>
           </w:tcPr>
           <w:p>
@@ -4219,7 +4440,7 @@
             <w:insideH w:val="none" w:color="auto" w:sz="0" w:space="0"/>
             <w:insideV w:val="none" w:color="auto" w:sz="0" w:space="0"/>
           </w:tblBorders>
-          <w:shd w:val="clear"/>
+          <w:shd w:val="clear" w:color="auto" w:fill="auto"/>
           <w:tblCellMar>
             <w:top w:w="15" w:type="dxa"/>
             <w:left w:w="15" w:type="dxa"/>
@@ -4233,7 +4454,7 @@
         <w:tc>
           <w:tcPr>
             <w:tcW w:w="0" w:type="auto"/>
-            <w:shd w:val="clear"/>
+            <w:shd w:val="clear" w:color="auto" w:fill="auto"/>
             <w:vAlign w:val="center"/>
           </w:tcPr>
           <w:p>
@@ -4262,7 +4483,7 @@
         <w:tc>
           <w:tcPr>
             <w:tcW w:w="0" w:type="auto"/>
-            <w:shd w:val="clear"/>
+            <w:shd w:val="clear" w:color="auto" w:fill="auto"/>
             <w:vAlign w:val="center"/>
           </w:tcPr>
           <w:p>
@@ -4324,6 +4545,7 @@
     </w:p>
     <w:tbl>
       <w:tblPr>
+        <w:tblStyle w:val="7"/>
         <w:tblW w:w="0" w:type="auto"/>
         <w:tblCellSpacing w:w="15" w:type="dxa"/>
         <w:tblInd w:w="0" w:type="dxa"/>
@@ -4335,7 +4557,7 @@
           <w:insideH w:val="none" w:color="auto" w:sz="0" w:space="0"/>
           <w:insideV w:val="none" w:color="auto" w:sz="0" w:space="0"/>
         </w:tblBorders>
-        <w:shd w:val="clear"/>
+        <w:shd w:val="clear" w:color="auto" w:fill="auto"/>
         <w:tblLayout w:type="autofit"/>
         <w:tblCellMar>
           <w:top w:w="15" w:type="dxa"/>
@@ -4358,6 +4580,7 @@
             <w:insideH w:val="none" w:color="auto" w:sz="0" w:space="0"/>
             <w:insideV w:val="none" w:color="auto" w:sz="0" w:space="0"/>
           </w:tblBorders>
+          <w:shd w:val="clear" w:color="auto" w:fill="auto"/>
           <w:tblCellMar>
             <w:top w:w="15" w:type="dxa"/>
             <w:left w:w="15" w:type="dxa"/>
@@ -4372,7 +4595,7 @@
         <w:tc>
           <w:tcPr>
             <w:tcW w:w="0" w:type="auto"/>
-            <w:shd w:val="clear"/>
+            <w:shd w:val="clear" w:color="auto" w:fill="auto"/>
             <w:vAlign w:val="center"/>
           </w:tcPr>
           <w:p>
@@ -4405,7 +4628,7 @@
         <w:tc>
           <w:tcPr>
             <w:tcW w:w="0" w:type="auto"/>
-            <w:shd w:val="clear"/>
+            <w:shd w:val="clear" w:color="auto" w:fill="auto"/>
             <w:vAlign w:val="center"/>
           </w:tcPr>
           <w:p>
@@ -4446,7 +4669,7 @@
             <w:insideH w:val="none" w:color="auto" w:sz="0" w:space="0"/>
             <w:insideV w:val="none" w:color="auto" w:sz="0" w:space="0"/>
           </w:tblBorders>
-          <w:shd w:val="clear"/>
+          <w:shd w:val="clear" w:color="auto" w:fill="auto"/>
           <w:tblCellMar>
             <w:top w:w="15" w:type="dxa"/>
             <w:left w:w="15" w:type="dxa"/>
@@ -4460,7 +4683,7 @@
         <w:tc>
           <w:tcPr>
             <w:tcW w:w="0" w:type="auto"/>
-            <w:shd w:val="clear"/>
+            <w:shd w:val="clear" w:color="auto" w:fill="auto"/>
             <w:vAlign w:val="center"/>
           </w:tcPr>
           <w:p>
@@ -4489,7 +4712,7 @@
         <w:tc>
           <w:tcPr>
             <w:tcW w:w="0" w:type="auto"/>
-            <w:shd w:val="clear"/>
+            <w:shd w:val="clear" w:color="auto" w:fill="auto"/>
             <w:vAlign w:val="center"/>
           </w:tcPr>
           <w:p>
@@ -4526,7 +4749,6 @@
             <w:insideH w:val="none" w:color="auto" w:sz="0" w:space="0"/>
             <w:insideV w:val="none" w:color="auto" w:sz="0" w:space="0"/>
           </w:tblBorders>
-          <w:shd w:val="clear"/>
           <w:tblCellMar>
             <w:top w:w="15" w:type="dxa"/>
             <w:left w:w="15" w:type="dxa"/>
@@ -4540,7 +4762,7 @@
         <w:tc>
           <w:tcPr>
             <w:tcW w:w="0" w:type="auto"/>
-            <w:shd w:val="clear"/>
+            <w:shd w:val="clear" w:color="auto" w:fill="auto"/>
             <w:vAlign w:val="center"/>
           </w:tcPr>
           <w:p>
@@ -4569,7 +4791,7 @@
         <w:tc>
           <w:tcPr>
             <w:tcW w:w="0" w:type="auto"/>
-            <w:shd w:val="clear"/>
+            <w:shd w:val="clear" w:color="auto" w:fill="auto"/>
             <w:vAlign w:val="center"/>
           </w:tcPr>
           <w:p>
@@ -4606,7 +4828,6 @@
             <w:insideH w:val="none" w:color="auto" w:sz="0" w:space="0"/>
             <w:insideV w:val="none" w:color="auto" w:sz="0" w:space="0"/>
           </w:tblBorders>
-          <w:shd w:val="clear"/>
           <w:tblCellMar>
             <w:top w:w="15" w:type="dxa"/>
             <w:left w:w="15" w:type="dxa"/>
@@ -4620,7 +4841,7 @@
         <w:tc>
           <w:tcPr>
             <w:tcW w:w="0" w:type="auto"/>
-            <w:shd w:val="clear"/>
+            <w:shd w:val="clear" w:color="auto" w:fill="auto"/>
             <w:vAlign w:val="center"/>
           </w:tcPr>
           <w:p>
@@ -4649,7 +4870,7 @@
         <w:tc>
           <w:tcPr>
             <w:tcW w:w="0" w:type="auto"/>
-            <w:shd w:val="clear"/>
+            <w:shd w:val="clear" w:color="auto" w:fill="auto"/>
             <w:vAlign w:val="center"/>
           </w:tcPr>
           <w:p>
@@ -4686,7 +4907,7 @@
             <w:insideH w:val="none" w:color="auto" w:sz="0" w:space="0"/>
             <w:insideV w:val="none" w:color="auto" w:sz="0" w:space="0"/>
           </w:tblBorders>
-          <w:shd w:val="clear"/>
+          <w:shd w:val="clear" w:color="auto" w:fill="auto"/>
           <w:tblCellMar>
             <w:top w:w="15" w:type="dxa"/>
             <w:left w:w="15" w:type="dxa"/>
@@ -4700,7 +4921,7 @@
         <w:tc>
           <w:tcPr>
             <w:tcW w:w="0" w:type="auto"/>
-            <w:shd w:val="clear"/>
+            <w:shd w:val="clear" w:color="auto" w:fill="auto"/>
             <w:vAlign w:val="center"/>
           </w:tcPr>
           <w:p>
@@ -4729,7 +4950,7 @@
         <w:tc>
           <w:tcPr>
             <w:tcW w:w="0" w:type="auto"/>
-            <w:shd w:val="clear"/>
+            <w:shd w:val="clear" w:color="auto" w:fill="auto"/>
             <w:vAlign w:val="center"/>
           </w:tcPr>
           <w:p>
@@ -4766,7 +4987,7 @@
             <w:insideH w:val="none" w:color="auto" w:sz="0" w:space="0"/>
             <w:insideV w:val="none" w:color="auto" w:sz="0" w:space="0"/>
           </w:tblBorders>
-          <w:shd w:val="clear"/>
+          <w:shd w:val="clear" w:color="auto" w:fill="auto"/>
           <w:tblCellMar>
             <w:top w:w="15" w:type="dxa"/>
             <w:left w:w="15" w:type="dxa"/>
@@ -4780,7 +5001,7 @@
         <w:tc>
           <w:tcPr>
             <w:tcW w:w="0" w:type="auto"/>
-            <w:shd w:val="clear"/>
+            <w:shd w:val="clear" w:color="auto" w:fill="auto"/>
             <w:vAlign w:val="center"/>
           </w:tcPr>
           <w:p>
@@ -4809,7 +5030,7 @@
         <w:tc>
           <w:tcPr>
             <w:tcW w:w="0" w:type="auto"/>
-            <w:shd w:val="clear"/>
+            <w:shd w:val="clear" w:color="auto" w:fill="auto"/>
             <w:vAlign w:val="center"/>
           </w:tcPr>
           <w:p>
@@ -4846,7 +5067,7 @@
             <w:insideH w:val="none" w:color="auto" w:sz="0" w:space="0"/>
             <w:insideV w:val="none" w:color="auto" w:sz="0" w:space="0"/>
           </w:tblBorders>
-          <w:shd w:val="clear"/>
+          <w:shd w:val="clear" w:color="auto" w:fill="auto"/>
           <w:tblCellMar>
             <w:top w:w="15" w:type="dxa"/>
             <w:left w:w="15" w:type="dxa"/>
@@ -4860,7 +5081,7 @@
         <w:tc>
           <w:tcPr>
             <w:tcW w:w="0" w:type="auto"/>
-            <w:shd w:val="clear"/>
+            <w:shd w:val="clear" w:color="auto" w:fill="auto"/>
             <w:vAlign w:val="center"/>
           </w:tcPr>
           <w:p>
@@ -4889,7 +5110,7 @@
         <w:tc>
           <w:tcPr>
             <w:tcW w:w="0" w:type="auto"/>
-            <w:shd w:val="clear"/>
+            <w:shd w:val="clear" w:color="auto" w:fill="auto"/>
             <w:vAlign w:val="center"/>
           </w:tcPr>
           <w:p>
@@ -4972,6 +5193,7 @@
     </w:p>
     <w:tbl>
       <w:tblPr>
+        <w:tblStyle w:val="7"/>
         <w:tblW w:w="0" w:type="auto"/>
         <w:tblCellSpacing w:w="15" w:type="dxa"/>
         <w:tblInd w:w="0" w:type="dxa"/>
@@ -4983,7 +5205,7 @@
           <w:insideH w:val="none" w:color="auto" w:sz="0" w:space="0"/>
           <w:insideV w:val="none" w:color="auto" w:sz="0" w:space="0"/>
         </w:tblBorders>
-        <w:shd w:val="clear"/>
+        <w:shd w:val="clear" w:color="auto" w:fill="auto"/>
         <w:tblLayout w:type="autofit"/>
         <w:tblCellMar>
           <w:top w:w="15" w:type="dxa"/>
@@ -4993,7 +5215,7 @@
         </w:tblCellMar>
       </w:tblPr>
       <w:tblGrid>
-        <w:gridCol w:w="1735"/>
+        <w:gridCol w:w="2609"/>
         <w:gridCol w:w="1307"/>
       </w:tblGrid>
       <w:tr>
@@ -5006,7 +5228,7 @@
             <w:insideH w:val="none" w:color="auto" w:sz="0" w:space="0"/>
             <w:insideV w:val="none" w:color="auto" w:sz="0" w:space="0"/>
           </w:tblBorders>
-          <w:shd w:val="clear"/>
+          <w:shd w:val="clear" w:color="auto" w:fill="auto"/>
           <w:tblCellMar>
             <w:top w:w="15" w:type="dxa"/>
             <w:left w:w="15" w:type="dxa"/>
@@ -5021,7 +5243,7 @@
         <w:tc>
           <w:tcPr>
             <w:tcW w:w="0" w:type="auto"/>
-            <w:shd w:val="clear"/>
+            <w:shd w:val="clear" w:color="auto" w:fill="auto"/>
             <w:vAlign w:val="center"/>
           </w:tcPr>
           <w:p>
@@ -5054,7 +5276,7 @@
         <w:tc>
           <w:tcPr>
             <w:tcW w:w="0" w:type="auto"/>
-            <w:shd w:val="clear"/>
+            <w:shd w:val="clear" w:color="auto" w:fill="auto"/>
             <w:vAlign w:val="center"/>
           </w:tcPr>
           <w:p>
@@ -5095,7 +5317,7 @@
             <w:insideH w:val="none" w:color="auto" w:sz="0" w:space="0"/>
             <w:insideV w:val="none" w:color="auto" w:sz="0" w:space="0"/>
           </w:tblBorders>
-          <w:shd w:val="clear"/>
+          <w:shd w:val="clear" w:color="auto" w:fill="auto"/>
           <w:tblCellMar>
             <w:top w:w="15" w:type="dxa"/>
             <w:left w:w="15" w:type="dxa"/>
@@ -5109,7 +5331,7 @@
         <w:tc>
           <w:tcPr>
             <w:tcW w:w="0" w:type="auto"/>
-            <w:shd w:val="clear"/>
+            <w:shd w:val="clear" w:color="auto" w:fill="auto"/>
             <w:vAlign w:val="center"/>
           </w:tcPr>
           <w:p>
@@ -5138,7 +5360,7 @@
         <w:tc>
           <w:tcPr>
             <w:tcW w:w="0" w:type="auto"/>
-            <w:shd w:val="clear"/>
+            <w:shd w:val="clear" w:color="auto" w:fill="auto"/>
             <w:vAlign w:val="center"/>
           </w:tcPr>
           <w:p>
@@ -5175,7 +5397,7 @@
             <w:insideH w:val="none" w:color="auto" w:sz="0" w:space="0"/>
             <w:insideV w:val="none" w:color="auto" w:sz="0" w:space="0"/>
           </w:tblBorders>
-          <w:shd w:val="clear"/>
+          <w:shd w:val="clear" w:color="auto" w:fill="auto"/>
           <w:tblCellMar>
             <w:top w:w="15" w:type="dxa"/>
             <w:left w:w="15" w:type="dxa"/>
@@ -5189,7 +5411,7 @@
         <w:tc>
           <w:tcPr>
             <w:tcW w:w="0" w:type="auto"/>
-            <w:shd w:val="clear"/>
+            <w:shd w:val="clear" w:color="auto" w:fill="auto"/>
             <w:vAlign w:val="center"/>
           </w:tcPr>
           <w:p>
@@ -5201,6 +5423,7 @@
               <w:jc w:val="left"/>
               <w:rPr>
                 <w:rFonts w:hint="default" w:ascii="Times New Roman" w:hAnsi="Times New Roman" w:cs="Times New Roman"/>
+                <w:lang w:val="en-US"/>
               </w:rPr>
             </w:pPr>
             <w:r>
@@ -5211,14 +5434,14 @@
                 <w:szCs w:val="24"/>
                 <w:lang w:val="en-US" w:eastAsia="zh-CN" w:bidi="ar"/>
               </w:rPr>
-              <w:t>LLM API</w:t>
+              <w:t>LLM API (GPT-4.1 Mini)</w:t>
             </w:r>
           </w:p>
         </w:tc>
         <w:tc>
           <w:tcPr>
             <w:tcW w:w="0" w:type="auto"/>
-            <w:shd w:val="clear"/>
+            <w:shd w:val="clear" w:color="auto" w:fill="auto"/>
             <w:vAlign w:val="center"/>
           </w:tcPr>
           <w:p>
@@ -5255,7 +5478,7 @@
             <w:insideH w:val="none" w:color="auto" w:sz="0" w:space="0"/>
             <w:insideV w:val="none" w:color="auto" w:sz="0" w:space="0"/>
           </w:tblBorders>
-          <w:shd w:val="clear"/>
+          <w:shd w:val="clear" w:color="auto" w:fill="auto"/>
           <w:tblCellMar>
             <w:top w:w="15" w:type="dxa"/>
             <w:left w:w="15" w:type="dxa"/>
@@ -5269,7 +5492,7 @@
         <w:tc>
           <w:tcPr>
             <w:tcW w:w="0" w:type="auto"/>
-            <w:shd w:val="clear"/>
+            <w:shd w:val="clear" w:color="auto" w:fill="auto"/>
             <w:vAlign w:val="center"/>
           </w:tcPr>
           <w:p>
@@ -5298,7 +5521,7 @@
         <w:tc>
           <w:tcPr>
             <w:tcW w:w="0" w:type="auto"/>
-            <w:shd w:val="clear"/>
+            <w:shd w:val="clear" w:color="auto" w:fill="auto"/>
             <w:vAlign w:val="center"/>
           </w:tcPr>
           <w:p>
@@ -5335,7 +5558,7 @@
             <w:insideH w:val="none" w:color="auto" w:sz="0" w:space="0"/>
             <w:insideV w:val="none" w:color="auto" w:sz="0" w:space="0"/>
           </w:tblBorders>
-          <w:shd w:val="clear"/>
+          <w:shd w:val="clear" w:color="auto" w:fill="auto"/>
           <w:tblCellMar>
             <w:top w:w="15" w:type="dxa"/>
             <w:left w:w="15" w:type="dxa"/>
@@ -5349,7 +5572,7 @@
         <w:tc>
           <w:tcPr>
             <w:tcW w:w="0" w:type="auto"/>
-            <w:shd w:val="clear"/>
+            <w:shd w:val="clear" w:color="auto" w:fill="auto"/>
             <w:vAlign w:val="center"/>
           </w:tcPr>
           <w:p>
@@ -5378,7 +5601,7 @@
         <w:tc>
           <w:tcPr>
             <w:tcW w:w="0" w:type="auto"/>
-            <w:shd w:val="clear"/>
+            <w:shd w:val="clear" w:color="auto" w:fill="auto"/>
             <w:vAlign w:val="center"/>
           </w:tcPr>
           <w:p>
@@ -5415,7 +5638,7 @@
             <w:insideH w:val="none" w:color="auto" w:sz="0" w:space="0"/>
             <w:insideV w:val="none" w:color="auto" w:sz="0" w:space="0"/>
           </w:tblBorders>
-          <w:shd w:val="clear"/>
+          <w:shd w:val="clear" w:color="auto" w:fill="auto"/>
           <w:tblCellMar>
             <w:top w:w="15" w:type="dxa"/>
             <w:left w:w="15" w:type="dxa"/>
@@ -5429,7 +5652,7 @@
         <w:tc>
           <w:tcPr>
             <w:tcW w:w="0" w:type="auto"/>
-            <w:shd w:val="clear"/>
+            <w:shd w:val="clear" w:color="auto" w:fill="auto"/>
             <w:vAlign w:val="center"/>
           </w:tcPr>
           <w:p>
@@ -5459,7 +5682,7 @@
         <w:tc>
           <w:tcPr>
             <w:tcW w:w="0" w:type="auto"/>
-            <w:shd w:val="clear"/>
+            <w:shd w:val="clear" w:color="auto" w:fill="auto"/>
             <w:vAlign w:val="center"/>
           </w:tcPr>
           <w:p>
@@ -5545,7 +5768,7 @@
         <w:widowControl/>
         <w:numPr>
           <w:ilvl w:val="0"/>
-          <w:numId w:val="29"/>
+          <w:numId w:val="32"/>
         </w:numPr>
         <w:suppressLineNumbers w:val="0"/>
         <w:spacing w:before="0" w:beforeAutospacing="1" w:after="0" w:afterAutospacing="1"/>
@@ -5559,420 +5782,6 @@
           <w:rFonts w:hint="default" w:ascii="Times New Roman" w:hAnsi="Times New Roman" w:cs="Times New Roman"/>
         </w:rPr>
         <w:t xml:space="preserve">Basic: PKR 1,000/month </w:t>
-      </w:r>
-    </w:p>
-    <w:p>
-      <w:pPr>
-        <w:keepNext w:val="0"/>
-        <w:keepLines w:val="0"/>
-        <w:widowControl/>
-        <w:numPr>
-          <w:ilvl w:val="0"/>
-          <w:numId w:val="29"/>
-        </w:numPr>
-        <w:suppressLineNumbers w:val="0"/>
-        <w:spacing w:before="0" w:beforeAutospacing="1" w:after="0" w:afterAutospacing="1"/>
-        <w:ind w:left="720" w:hanging="360"/>
-        <w:rPr>
-          <w:rFonts w:hint="default" w:ascii="Times New Roman" w:hAnsi="Times New Roman" w:cs="Times New Roman"/>
-        </w:rPr>
-      </w:pPr>
-      <w:r>
-        <w:rPr>
-          <w:rFonts w:hint="default" w:ascii="Times New Roman" w:hAnsi="Times New Roman" w:cs="Times New Roman"/>
-        </w:rPr>
-        <w:t xml:space="preserve">Pro: PKR 3,000/month </w:t>
-      </w:r>
-    </w:p>
-    <w:p>
-      <w:pPr>
-        <w:keepNext w:val="0"/>
-        <w:keepLines w:val="0"/>
-        <w:widowControl/>
-        <w:numPr>
-          <w:ilvl w:val="0"/>
-          <w:numId w:val="29"/>
-        </w:numPr>
-        <w:suppressLineNumbers w:val="0"/>
-        <w:spacing w:before="0" w:beforeAutospacing="1" w:after="0" w:afterAutospacing="1"/>
-        <w:ind w:left="720" w:hanging="360"/>
-        <w:rPr>
-          <w:rFonts w:hint="default" w:ascii="Times New Roman" w:hAnsi="Times New Roman" w:cs="Times New Roman"/>
-        </w:rPr>
-      </w:pPr>
-      <w:r>
-        <w:rPr>
-          <w:rFonts w:hint="default" w:ascii="Times New Roman" w:hAnsi="Times New Roman" w:cs="Times New Roman"/>
-        </w:rPr>
-        <w:t xml:space="preserve">Enterprise: Custom </w:t>
-      </w:r>
-    </w:p>
-    <w:p>
-      <w:pPr>
-        <w:keepNext w:val="0"/>
-        <w:keepLines w:val="0"/>
-        <w:widowControl/>
-        <w:suppressLineNumbers w:val="0"/>
-        <w:rPr>
-          <w:rFonts w:hint="default" w:ascii="Times New Roman" w:hAnsi="Times New Roman" w:cs="Times New Roman"/>
-        </w:rPr>
-      </w:pPr>
-    </w:p>
-    <w:p>
-      <w:pPr>
-        <w:pStyle w:val="4"/>
-        <w:keepNext w:val="0"/>
-        <w:keepLines w:val="0"/>
-        <w:widowControl/>
-        <w:suppressLineNumbers w:val="0"/>
-        <w:rPr>
-          <w:rFonts w:hint="default" w:ascii="Times New Roman" w:hAnsi="Times New Roman" w:cs="Times New Roman"/>
-        </w:rPr>
-      </w:pPr>
-      <w:r>
-        <w:rPr>
-          <w:rStyle w:val="11"/>
-          <w:rFonts w:hint="default" w:ascii="Times New Roman" w:hAnsi="Times New Roman" w:cs="Times New Roman"/>
-          <w:b/>
-          <w:bCs/>
-        </w:rPr>
-        <w:t>Target Customers</w:t>
-      </w:r>
-    </w:p>
-    <w:p>
-      <w:pPr>
-        <w:keepNext w:val="0"/>
-        <w:keepLines w:val="0"/>
-        <w:widowControl/>
-        <w:numPr>
-          <w:ilvl w:val="0"/>
-          <w:numId w:val="30"/>
-        </w:numPr>
-        <w:suppressLineNumbers w:val="0"/>
-        <w:spacing w:before="0" w:beforeAutospacing="1" w:after="0" w:afterAutospacing="1"/>
-        <w:ind w:left="720" w:hanging="360"/>
-        <w:rPr>
-          <w:rFonts w:hint="default" w:ascii="Times New Roman" w:hAnsi="Times New Roman" w:cs="Times New Roman"/>
-        </w:rPr>
-      </w:pPr>
-      <w:r>
-        <w:rPr>
-          <w:rFonts w:hint="default" w:ascii="Times New Roman" w:hAnsi="Times New Roman" w:cs="Times New Roman"/>
-        </w:rPr>
-        <w:t xml:space="preserve">Startups </w:t>
-      </w:r>
-    </w:p>
-    <w:p>
-      <w:pPr>
-        <w:keepNext w:val="0"/>
-        <w:keepLines w:val="0"/>
-        <w:widowControl/>
-        <w:numPr>
-          <w:ilvl w:val="0"/>
-          <w:numId w:val="30"/>
-        </w:numPr>
-        <w:suppressLineNumbers w:val="0"/>
-        <w:spacing w:before="0" w:beforeAutospacing="1" w:after="0" w:afterAutospacing="1"/>
-        <w:ind w:left="720" w:hanging="360"/>
-        <w:rPr>
-          <w:rFonts w:hint="default" w:ascii="Times New Roman" w:hAnsi="Times New Roman" w:cs="Times New Roman"/>
-        </w:rPr>
-      </w:pPr>
-      <w:r>
-        <w:rPr>
-          <w:rFonts w:hint="default" w:ascii="Times New Roman" w:hAnsi="Times New Roman" w:cs="Times New Roman"/>
-        </w:rPr>
-        <w:t xml:space="preserve">SaaS companies </w:t>
-      </w:r>
-    </w:p>
-    <w:p>
-      <w:pPr>
-        <w:keepNext w:val="0"/>
-        <w:keepLines w:val="0"/>
-        <w:widowControl/>
-        <w:numPr>
-          <w:ilvl w:val="0"/>
-          <w:numId w:val="30"/>
-        </w:numPr>
-        <w:suppressLineNumbers w:val="0"/>
-        <w:spacing w:before="0" w:beforeAutospacing="1" w:after="0" w:afterAutospacing="1"/>
-        <w:ind w:left="720" w:hanging="360"/>
-        <w:rPr>
-          <w:rFonts w:hint="default" w:ascii="Times New Roman" w:hAnsi="Times New Roman" w:cs="Times New Roman"/>
-        </w:rPr>
-      </w:pPr>
-      <w:r>
-        <w:rPr>
-          <w:rFonts w:hint="default" w:ascii="Times New Roman" w:hAnsi="Times New Roman" w:cs="Times New Roman"/>
-        </w:rPr>
-        <w:t xml:space="preserve">E-commerce websites </w:t>
-      </w:r>
-    </w:p>
-    <w:p>
-      <w:pPr>
-        <w:keepNext w:val="0"/>
-        <w:keepLines w:val="0"/>
-        <w:widowControl/>
-        <w:numPr>
-          <w:ilvl w:val="0"/>
-          <w:numId w:val="30"/>
-        </w:numPr>
-        <w:suppressLineNumbers w:val="0"/>
-        <w:spacing w:before="0" w:beforeAutospacing="1" w:after="0" w:afterAutospacing="1"/>
-        <w:ind w:left="720" w:hanging="360"/>
-        <w:rPr>
-          <w:rFonts w:hint="default" w:ascii="Times New Roman" w:hAnsi="Times New Roman" w:cs="Times New Roman"/>
-        </w:rPr>
-      </w:pPr>
-      <w:r>
-        <w:rPr>
-          <w:rFonts w:hint="default" w:ascii="Times New Roman" w:hAnsi="Times New Roman" w:cs="Times New Roman"/>
-        </w:rPr>
-        <w:t xml:space="preserve">Freelancers / agencies </w:t>
-      </w:r>
-    </w:p>
-    <w:p>
-      <w:pPr>
-        <w:keepNext w:val="0"/>
-        <w:keepLines w:val="0"/>
-        <w:widowControl/>
-        <w:suppressLineNumbers w:val="0"/>
-        <w:rPr>
-          <w:rFonts w:hint="default" w:ascii="Times New Roman" w:hAnsi="Times New Roman" w:cs="Times New Roman"/>
-        </w:rPr>
-      </w:pPr>
-    </w:p>
-    <w:p>
-      <w:pPr>
-        <w:pStyle w:val="3"/>
-        <w:keepNext w:val="0"/>
-        <w:keepLines w:val="0"/>
-        <w:widowControl/>
-        <w:suppressLineNumbers w:val="0"/>
-        <w:rPr>
-          <w:rFonts w:hint="default" w:ascii="Times New Roman" w:hAnsi="Times New Roman" w:cs="Times New Roman"/>
-        </w:rPr>
-      </w:pPr>
-      <w:r>
-        <w:rPr>
-          <w:rStyle w:val="11"/>
-          <w:rFonts w:hint="default" w:ascii="Times New Roman" w:hAnsi="Times New Roman" w:cs="Times New Roman"/>
-          <w:b/>
-          <w:bCs/>
-        </w:rPr>
-        <w:t>13. Expected Results</w:t>
-      </w:r>
-    </w:p>
-    <w:p>
-      <w:pPr>
-        <w:keepNext w:val="0"/>
-        <w:keepLines w:val="0"/>
-        <w:widowControl/>
-        <w:numPr>
-          <w:ilvl w:val="0"/>
-          <w:numId w:val="31"/>
-        </w:numPr>
-        <w:suppressLineNumbers w:val="0"/>
-        <w:spacing w:before="0" w:beforeAutospacing="1" w:after="0" w:afterAutospacing="1"/>
-        <w:ind w:left="720" w:hanging="360"/>
-        <w:rPr>
-          <w:rFonts w:hint="default" w:ascii="Times New Roman" w:hAnsi="Times New Roman" w:cs="Times New Roman"/>
-        </w:rPr>
-      </w:pPr>
-      <w:r>
-        <w:rPr>
-          <w:rFonts w:hint="default" w:ascii="Times New Roman" w:hAnsi="Times New Roman" w:cs="Times New Roman"/>
-        </w:rPr>
-        <w:t xml:space="preserve">Fully functional chatbot system </w:t>
-      </w:r>
-    </w:p>
-    <w:p>
-      <w:pPr>
-        <w:keepNext w:val="0"/>
-        <w:keepLines w:val="0"/>
-        <w:widowControl/>
-        <w:numPr>
-          <w:ilvl w:val="0"/>
-          <w:numId w:val="31"/>
-        </w:numPr>
-        <w:suppressLineNumbers w:val="0"/>
-        <w:spacing w:before="0" w:beforeAutospacing="1" w:after="0" w:afterAutospacing="1"/>
-        <w:ind w:left="720" w:hanging="360"/>
-        <w:rPr>
-          <w:rFonts w:hint="default" w:ascii="Times New Roman" w:hAnsi="Times New Roman" w:cs="Times New Roman"/>
-        </w:rPr>
-      </w:pPr>
-      <w:r>
-        <w:rPr>
-          <w:rFonts w:hint="default" w:ascii="Times New Roman" w:hAnsi="Times New Roman" w:cs="Times New Roman"/>
-        </w:rPr>
-        <w:t xml:space="preserve">Real-time chat SDK </w:t>
-      </w:r>
-    </w:p>
-    <w:p>
-      <w:pPr>
-        <w:keepNext w:val="0"/>
-        <w:keepLines w:val="0"/>
-        <w:widowControl/>
-        <w:numPr>
-          <w:ilvl w:val="0"/>
-          <w:numId w:val="31"/>
-        </w:numPr>
-        <w:suppressLineNumbers w:val="0"/>
-        <w:spacing w:before="0" w:beforeAutospacing="1" w:after="0" w:afterAutospacing="1"/>
-        <w:ind w:left="720" w:hanging="360"/>
-        <w:rPr>
-          <w:rFonts w:hint="default" w:ascii="Times New Roman" w:hAnsi="Times New Roman" w:cs="Times New Roman"/>
-        </w:rPr>
-      </w:pPr>
-      <w:r>
-        <w:rPr>
-          <w:rFonts w:hint="default" w:ascii="Times New Roman" w:hAnsi="Times New Roman" w:cs="Times New Roman"/>
-        </w:rPr>
-        <w:t xml:space="preserve">Integration in &lt; 30 minutes </w:t>
-      </w:r>
-    </w:p>
-    <w:p>
-      <w:pPr>
-        <w:keepNext w:val="0"/>
-        <w:keepLines w:val="0"/>
-        <w:widowControl/>
-        <w:numPr>
-          <w:ilvl w:val="0"/>
-          <w:numId w:val="31"/>
-        </w:numPr>
-        <w:suppressLineNumbers w:val="0"/>
-        <w:spacing w:before="0" w:beforeAutospacing="1" w:after="0" w:afterAutospacing="1"/>
-        <w:ind w:left="720" w:hanging="360"/>
-        <w:rPr>
-          <w:rFonts w:hint="default" w:ascii="Times New Roman" w:hAnsi="Times New Roman" w:cs="Times New Roman"/>
-        </w:rPr>
-      </w:pPr>
-      <w:r>
-        <w:rPr>
-          <w:rFonts w:hint="default" w:ascii="Times New Roman" w:hAnsi="Times New Roman" w:cs="Times New Roman"/>
-        </w:rPr>
-        <w:t xml:space="preserve">Scalable multi-client platform </w:t>
-      </w:r>
-    </w:p>
-    <w:p>
-      <w:pPr>
-        <w:keepNext w:val="0"/>
-        <w:keepLines w:val="0"/>
-        <w:widowControl/>
-        <w:numPr>
-          <w:ilvl w:val="0"/>
-          <w:numId w:val="31"/>
-        </w:numPr>
-        <w:suppressLineNumbers w:val="0"/>
-        <w:spacing w:before="0" w:beforeAutospacing="1" w:after="0" w:afterAutospacing="1"/>
-        <w:ind w:left="720" w:hanging="360"/>
-        <w:rPr>
-          <w:rFonts w:hint="default" w:ascii="Times New Roman" w:hAnsi="Times New Roman" w:cs="Times New Roman"/>
-        </w:rPr>
-      </w:pPr>
-      <w:r>
-        <w:rPr>
-          <w:rFonts w:hint="default" w:ascii="Times New Roman" w:hAnsi="Times New Roman" w:cs="Times New Roman"/>
-        </w:rPr>
-        <w:t xml:space="preserve">Reduced cost vs competitors </w:t>
-      </w:r>
-    </w:p>
-    <w:p>
-      <w:pPr>
-        <w:keepNext w:val="0"/>
-        <w:keepLines w:val="0"/>
-        <w:widowControl/>
-        <w:suppressLineNumbers w:val="0"/>
-        <w:rPr>
-          <w:rFonts w:hint="default" w:ascii="Times New Roman" w:hAnsi="Times New Roman" w:cs="Times New Roman"/>
-        </w:rPr>
-      </w:pPr>
-    </w:p>
-    <w:p>
-      <w:pPr>
-        <w:pStyle w:val="3"/>
-        <w:keepNext w:val="0"/>
-        <w:keepLines w:val="0"/>
-        <w:widowControl/>
-        <w:suppressLineNumbers w:val="0"/>
-        <w:rPr>
-          <w:rStyle w:val="11"/>
-          <w:rFonts w:hint="default" w:ascii="Times New Roman" w:hAnsi="Times New Roman" w:cs="Times New Roman"/>
-          <w:b/>
-          <w:bCs/>
-        </w:rPr>
-      </w:pPr>
-    </w:p>
-    <w:p>
-      <w:pPr>
-        <w:pStyle w:val="3"/>
-        <w:keepNext w:val="0"/>
-        <w:keepLines w:val="0"/>
-        <w:widowControl/>
-        <w:suppressLineNumbers w:val="0"/>
-        <w:rPr>
-          <w:rFonts w:hint="default" w:ascii="Times New Roman" w:hAnsi="Times New Roman" w:cs="Times New Roman"/>
-        </w:rPr>
-      </w:pPr>
-      <w:r>
-        <w:rPr>
-          <w:rStyle w:val="11"/>
-          <w:rFonts w:hint="default" w:ascii="Times New Roman" w:hAnsi="Times New Roman" w:cs="Times New Roman"/>
-          <w:b/>
-          <w:bCs/>
-        </w:rPr>
-        <w:t>1</w:t>
-      </w:r>
-      <w:r>
-        <w:rPr>
-          <w:rStyle w:val="11"/>
-          <w:rFonts w:hint="default" w:ascii="Times New Roman" w:hAnsi="Times New Roman" w:cs="Times New Roman"/>
-          <w:b/>
-          <w:bCs/>
-          <w:lang w:val="en-US"/>
-        </w:rPr>
-        <w:t>4</w:t>
-      </w:r>
-      <w:r>
-        <w:rPr>
-          <w:rStyle w:val="11"/>
-          <w:rFonts w:hint="default" w:ascii="Times New Roman" w:hAnsi="Times New Roman" w:cs="Times New Roman"/>
-          <w:b/>
-          <w:bCs/>
-        </w:rPr>
-        <w:t>. Conclusion</w:t>
-      </w:r>
-    </w:p>
-    <w:p>
-      <w:pPr>
-        <w:pStyle w:val="10"/>
-        <w:keepNext w:val="0"/>
-        <w:keepLines w:val="0"/>
-        <w:widowControl/>
-        <w:suppressLineNumbers w:val="0"/>
-        <w:rPr>
-          <w:rFonts w:hint="default" w:ascii="Times New Roman" w:hAnsi="Times New Roman" w:cs="Times New Roman"/>
-        </w:rPr>
-      </w:pPr>
-      <w:r>
-        <w:rPr>
-          <w:rFonts w:hint="default" w:ascii="Times New Roman" w:hAnsi="Times New Roman" w:cs="Times New Roman"/>
-        </w:rPr>
-        <w:t xml:space="preserve">This project introduces a </w:t>
-      </w:r>
-      <w:r>
-        <w:rPr>
-          <w:rStyle w:val="11"/>
-          <w:rFonts w:hint="default" w:ascii="Times New Roman" w:hAnsi="Times New Roman" w:cs="Times New Roman"/>
-        </w:rPr>
-        <w:t>unified, scalable, and cost-effective communication platform</w:t>
-      </w:r>
-      <w:r>
-        <w:rPr>
-          <w:rFonts w:hint="default" w:ascii="Times New Roman" w:hAnsi="Times New Roman" w:cs="Times New Roman"/>
-        </w:rPr>
-        <w:t xml:space="preserve"> that simplifies the integration of:</w:t>
       </w:r>
     </w:p>
     <w:p>
@@ -5995,7 +5804,7 @@
         <w:rPr>
           <w:rFonts w:hint="default" w:ascii="Times New Roman" w:hAnsi="Times New Roman" w:cs="Times New Roman"/>
         </w:rPr>
-        <w:t xml:space="preserve">AI-powered chatbots </w:t>
+        <w:t xml:space="preserve">Pro: PKR 3,000/month </w:t>
       </w:r>
     </w:p>
     <w:p>
@@ -6006,6 +5815,420 @@
         <w:numPr>
           <w:ilvl w:val="0"/>
           <w:numId w:val="32"/>
+        </w:numPr>
+        <w:suppressLineNumbers w:val="0"/>
+        <w:spacing w:before="0" w:beforeAutospacing="1" w:after="0" w:afterAutospacing="1"/>
+        <w:ind w:left="720" w:hanging="360"/>
+        <w:rPr>
+          <w:rFonts w:hint="default" w:ascii="Times New Roman" w:hAnsi="Times New Roman" w:cs="Times New Roman"/>
+        </w:rPr>
+      </w:pPr>
+      <w:r>
+        <w:rPr>
+          <w:rFonts w:hint="default" w:ascii="Times New Roman" w:hAnsi="Times New Roman" w:cs="Times New Roman"/>
+        </w:rPr>
+        <w:t xml:space="preserve">Enterprise: Custom </w:t>
+      </w:r>
+    </w:p>
+    <w:p>
+      <w:pPr>
+        <w:keepNext w:val="0"/>
+        <w:keepLines w:val="0"/>
+        <w:widowControl/>
+        <w:suppressLineNumbers w:val="0"/>
+        <w:rPr>
+          <w:rFonts w:hint="default" w:ascii="Times New Roman" w:hAnsi="Times New Roman" w:cs="Times New Roman"/>
+        </w:rPr>
+      </w:pPr>
+    </w:p>
+    <w:p>
+      <w:pPr>
+        <w:pStyle w:val="4"/>
+        <w:keepNext w:val="0"/>
+        <w:keepLines w:val="0"/>
+        <w:widowControl/>
+        <w:suppressLineNumbers w:val="0"/>
+        <w:rPr>
+          <w:rFonts w:hint="default" w:ascii="Times New Roman" w:hAnsi="Times New Roman" w:cs="Times New Roman"/>
+        </w:rPr>
+      </w:pPr>
+      <w:r>
+        <w:rPr>
+          <w:rStyle w:val="11"/>
+          <w:rFonts w:hint="default" w:ascii="Times New Roman" w:hAnsi="Times New Roman" w:cs="Times New Roman"/>
+          <w:b/>
+          <w:bCs/>
+        </w:rPr>
+        <w:t>Target Customers</w:t>
+      </w:r>
+    </w:p>
+    <w:p>
+      <w:pPr>
+        <w:keepNext w:val="0"/>
+        <w:keepLines w:val="0"/>
+        <w:widowControl/>
+        <w:numPr>
+          <w:ilvl w:val="0"/>
+          <w:numId w:val="33"/>
+        </w:numPr>
+        <w:suppressLineNumbers w:val="0"/>
+        <w:spacing w:before="0" w:beforeAutospacing="1" w:after="0" w:afterAutospacing="1"/>
+        <w:ind w:left="720" w:hanging="360"/>
+        <w:rPr>
+          <w:rFonts w:hint="default" w:ascii="Times New Roman" w:hAnsi="Times New Roman" w:cs="Times New Roman"/>
+        </w:rPr>
+      </w:pPr>
+      <w:r>
+        <w:rPr>
+          <w:rFonts w:hint="default" w:ascii="Times New Roman" w:hAnsi="Times New Roman" w:cs="Times New Roman"/>
+        </w:rPr>
+        <w:t xml:space="preserve">Startups </w:t>
+      </w:r>
+    </w:p>
+    <w:p>
+      <w:pPr>
+        <w:keepNext w:val="0"/>
+        <w:keepLines w:val="0"/>
+        <w:widowControl/>
+        <w:numPr>
+          <w:ilvl w:val="0"/>
+          <w:numId w:val="33"/>
+        </w:numPr>
+        <w:suppressLineNumbers w:val="0"/>
+        <w:spacing w:before="0" w:beforeAutospacing="1" w:after="0" w:afterAutospacing="1"/>
+        <w:ind w:left="720" w:hanging="360"/>
+        <w:rPr>
+          <w:rFonts w:hint="default" w:ascii="Times New Roman" w:hAnsi="Times New Roman" w:cs="Times New Roman"/>
+        </w:rPr>
+      </w:pPr>
+      <w:r>
+        <w:rPr>
+          <w:rFonts w:hint="default" w:ascii="Times New Roman" w:hAnsi="Times New Roman" w:cs="Times New Roman"/>
+        </w:rPr>
+        <w:t xml:space="preserve">SaaS companies </w:t>
+      </w:r>
+    </w:p>
+    <w:p>
+      <w:pPr>
+        <w:keepNext w:val="0"/>
+        <w:keepLines w:val="0"/>
+        <w:widowControl/>
+        <w:numPr>
+          <w:ilvl w:val="0"/>
+          <w:numId w:val="33"/>
+        </w:numPr>
+        <w:suppressLineNumbers w:val="0"/>
+        <w:spacing w:before="0" w:beforeAutospacing="1" w:after="0" w:afterAutospacing="1"/>
+        <w:ind w:left="720" w:hanging="360"/>
+        <w:rPr>
+          <w:rFonts w:hint="default" w:ascii="Times New Roman" w:hAnsi="Times New Roman" w:cs="Times New Roman"/>
+        </w:rPr>
+      </w:pPr>
+      <w:r>
+        <w:rPr>
+          <w:rFonts w:hint="default" w:ascii="Times New Roman" w:hAnsi="Times New Roman" w:cs="Times New Roman"/>
+        </w:rPr>
+        <w:t xml:space="preserve">E-commerce websites </w:t>
+      </w:r>
+    </w:p>
+    <w:p>
+      <w:pPr>
+        <w:keepNext w:val="0"/>
+        <w:keepLines w:val="0"/>
+        <w:widowControl/>
+        <w:numPr>
+          <w:ilvl w:val="0"/>
+          <w:numId w:val="33"/>
+        </w:numPr>
+        <w:suppressLineNumbers w:val="0"/>
+        <w:spacing w:before="0" w:beforeAutospacing="1" w:after="0" w:afterAutospacing="1"/>
+        <w:ind w:left="720" w:hanging="360"/>
+        <w:rPr>
+          <w:rFonts w:hint="default" w:ascii="Times New Roman" w:hAnsi="Times New Roman" w:cs="Times New Roman"/>
+        </w:rPr>
+      </w:pPr>
+      <w:r>
+        <w:rPr>
+          <w:rFonts w:hint="default" w:ascii="Times New Roman" w:hAnsi="Times New Roman" w:cs="Times New Roman"/>
+        </w:rPr>
+        <w:t xml:space="preserve">Freelancers / agencies </w:t>
+      </w:r>
+    </w:p>
+    <w:p>
+      <w:pPr>
+        <w:keepNext w:val="0"/>
+        <w:keepLines w:val="0"/>
+        <w:widowControl/>
+        <w:suppressLineNumbers w:val="0"/>
+        <w:rPr>
+          <w:rFonts w:hint="default" w:ascii="Times New Roman" w:hAnsi="Times New Roman" w:cs="Times New Roman"/>
+        </w:rPr>
+      </w:pPr>
+    </w:p>
+    <w:p>
+      <w:pPr>
+        <w:pStyle w:val="3"/>
+        <w:keepNext w:val="0"/>
+        <w:keepLines w:val="0"/>
+        <w:widowControl/>
+        <w:suppressLineNumbers w:val="0"/>
+        <w:rPr>
+          <w:rFonts w:hint="default" w:ascii="Times New Roman" w:hAnsi="Times New Roman" w:cs="Times New Roman"/>
+        </w:rPr>
+      </w:pPr>
+      <w:r>
+        <w:rPr>
+          <w:rStyle w:val="11"/>
+          <w:rFonts w:hint="default" w:ascii="Times New Roman" w:hAnsi="Times New Roman" w:cs="Times New Roman"/>
+          <w:b/>
+          <w:bCs/>
+        </w:rPr>
+        <w:t>13. Expected Results</w:t>
+      </w:r>
+    </w:p>
+    <w:p>
+      <w:pPr>
+        <w:keepNext w:val="0"/>
+        <w:keepLines w:val="0"/>
+        <w:widowControl/>
+        <w:numPr>
+          <w:ilvl w:val="0"/>
+          <w:numId w:val="34"/>
+        </w:numPr>
+        <w:suppressLineNumbers w:val="0"/>
+        <w:spacing w:before="0" w:beforeAutospacing="1" w:after="0" w:afterAutospacing="1"/>
+        <w:ind w:left="720" w:hanging="360"/>
+        <w:rPr>
+          <w:rFonts w:hint="default" w:ascii="Times New Roman" w:hAnsi="Times New Roman" w:cs="Times New Roman"/>
+        </w:rPr>
+      </w:pPr>
+      <w:r>
+        <w:rPr>
+          <w:rFonts w:hint="default" w:ascii="Times New Roman" w:hAnsi="Times New Roman" w:cs="Times New Roman"/>
+        </w:rPr>
+        <w:t xml:space="preserve">Fully functional chatbot system </w:t>
+      </w:r>
+    </w:p>
+    <w:p>
+      <w:pPr>
+        <w:keepNext w:val="0"/>
+        <w:keepLines w:val="0"/>
+        <w:widowControl/>
+        <w:numPr>
+          <w:ilvl w:val="0"/>
+          <w:numId w:val="34"/>
+        </w:numPr>
+        <w:suppressLineNumbers w:val="0"/>
+        <w:spacing w:before="0" w:beforeAutospacing="1" w:after="0" w:afterAutospacing="1"/>
+        <w:ind w:left="720" w:hanging="360"/>
+        <w:rPr>
+          <w:rFonts w:hint="default" w:ascii="Times New Roman" w:hAnsi="Times New Roman" w:cs="Times New Roman"/>
+        </w:rPr>
+      </w:pPr>
+      <w:r>
+        <w:rPr>
+          <w:rFonts w:hint="default" w:ascii="Times New Roman" w:hAnsi="Times New Roman" w:cs="Times New Roman"/>
+        </w:rPr>
+        <w:t xml:space="preserve">Real-time chat SDK </w:t>
+      </w:r>
+    </w:p>
+    <w:p>
+      <w:pPr>
+        <w:keepNext w:val="0"/>
+        <w:keepLines w:val="0"/>
+        <w:widowControl/>
+        <w:numPr>
+          <w:ilvl w:val="0"/>
+          <w:numId w:val="34"/>
+        </w:numPr>
+        <w:suppressLineNumbers w:val="0"/>
+        <w:spacing w:before="0" w:beforeAutospacing="1" w:after="0" w:afterAutospacing="1"/>
+        <w:ind w:left="720" w:hanging="360"/>
+        <w:rPr>
+          <w:rFonts w:hint="default" w:ascii="Times New Roman" w:hAnsi="Times New Roman" w:cs="Times New Roman"/>
+        </w:rPr>
+      </w:pPr>
+      <w:r>
+        <w:rPr>
+          <w:rFonts w:hint="default" w:ascii="Times New Roman" w:hAnsi="Times New Roman" w:cs="Times New Roman"/>
+        </w:rPr>
+        <w:t xml:space="preserve">Integration in &lt; 30 minutes </w:t>
+      </w:r>
+    </w:p>
+    <w:p>
+      <w:pPr>
+        <w:keepNext w:val="0"/>
+        <w:keepLines w:val="0"/>
+        <w:widowControl/>
+        <w:numPr>
+          <w:ilvl w:val="0"/>
+          <w:numId w:val="34"/>
+        </w:numPr>
+        <w:suppressLineNumbers w:val="0"/>
+        <w:spacing w:before="0" w:beforeAutospacing="1" w:after="0" w:afterAutospacing="1"/>
+        <w:ind w:left="720" w:hanging="360"/>
+        <w:rPr>
+          <w:rFonts w:hint="default" w:ascii="Times New Roman" w:hAnsi="Times New Roman" w:cs="Times New Roman"/>
+        </w:rPr>
+      </w:pPr>
+      <w:r>
+        <w:rPr>
+          <w:rFonts w:hint="default" w:ascii="Times New Roman" w:hAnsi="Times New Roman" w:cs="Times New Roman"/>
+        </w:rPr>
+        <w:t xml:space="preserve">Scalable multi-client platform </w:t>
+      </w:r>
+    </w:p>
+    <w:p>
+      <w:pPr>
+        <w:keepNext w:val="0"/>
+        <w:keepLines w:val="0"/>
+        <w:widowControl/>
+        <w:numPr>
+          <w:ilvl w:val="0"/>
+          <w:numId w:val="34"/>
+        </w:numPr>
+        <w:suppressLineNumbers w:val="0"/>
+        <w:spacing w:before="0" w:beforeAutospacing="1" w:after="0" w:afterAutospacing="1"/>
+        <w:ind w:left="720" w:hanging="360"/>
+        <w:rPr>
+          <w:rFonts w:hint="default" w:ascii="Times New Roman" w:hAnsi="Times New Roman" w:cs="Times New Roman"/>
+        </w:rPr>
+      </w:pPr>
+      <w:r>
+        <w:rPr>
+          <w:rFonts w:hint="default" w:ascii="Times New Roman" w:hAnsi="Times New Roman" w:cs="Times New Roman"/>
+        </w:rPr>
+        <w:t xml:space="preserve">Reduced cost vs competitors </w:t>
+      </w:r>
+    </w:p>
+    <w:p>
+      <w:pPr>
+        <w:keepNext w:val="0"/>
+        <w:keepLines w:val="0"/>
+        <w:widowControl/>
+        <w:suppressLineNumbers w:val="0"/>
+        <w:rPr>
+          <w:rFonts w:hint="default" w:ascii="Times New Roman" w:hAnsi="Times New Roman" w:cs="Times New Roman"/>
+        </w:rPr>
+      </w:pPr>
+    </w:p>
+    <w:p>
+      <w:pPr>
+        <w:pStyle w:val="3"/>
+        <w:keepNext w:val="0"/>
+        <w:keepLines w:val="0"/>
+        <w:widowControl/>
+        <w:suppressLineNumbers w:val="0"/>
+        <w:rPr>
+          <w:rStyle w:val="11"/>
+          <w:rFonts w:hint="default" w:ascii="Times New Roman" w:hAnsi="Times New Roman" w:cs="Times New Roman"/>
+          <w:b/>
+          <w:bCs/>
+        </w:rPr>
+      </w:pPr>
+    </w:p>
+    <w:p>
+      <w:pPr>
+        <w:pStyle w:val="3"/>
+        <w:keepNext w:val="0"/>
+        <w:keepLines w:val="0"/>
+        <w:widowControl/>
+        <w:suppressLineNumbers w:val="0"/>
+        <w:rPr>
+          <w:rFonts w:hint="default" w:ascii="Times New Roman" w:hAnsi="Times New Roman" w:cs="Times New Roman"/>
+        </w:rPr>
+      </w:pPr>
+      <w:r>
+        <w:rPr>
+          <w:rStyle w:val="11"/>
+          <w:rFonts w:hint="default" w:ascii="Times New Roman" w:hAnsi="Times New Roman" w:cs="Times New Roman"/>
+          <w:b/>
+          <w:bCs/>
+        </w:rPr>
+        <w:t>1</w:t>
+      </w:r>
+      <w:r>
+        <w:rPr>
+          <w:rStyle w:val="11"/>
+          <w:rFonts w:hint="default" w:ascii="Times New Roman" w:hAnsi="Times New Roman" w:cs="Times New Roman"/>
+          <w:b/>
+          <w:bCs/>
+          <w:lang w:val="en-US"/>
+        </w:rPr>
+        <w:t>4</w:t>
+      </w:r>
+      <w:r>
+        <w:rPr>
+          <w:rStyle w:val="11"/>
+          <w:rFonts w:hint="default" w:ascii="Times New Roman" w:hAnsi="Times New Roman" w:cs="Times New Roman"/>
+          <w:b/>
+          <w:bCs/>
+        </w:rPr>
+        <w:t>. Conclusion</w:t>
+      </w:r>
+    </w:p>
+    <w:p>
+      <w:pPr>
+        <w:pStyle w:val="10"/>
+        <w:keepNext w:val="0"/>
+        <w:keepLines w:val="0"/>
+        <w:widowControl/>
+        <w:suppressLineNumbers w:val="0"/>
+        <w:rPr>
+          <w:rFonts w:hint="default" w:ascii="Times New Roman" w:hAnsi="Times New Roman" w:cs="Times New Roman"/>
+        </w:rPr>
+      </w:pPr>
+      <w:r>
+        <w:rPr>
+          <w:rFonts w:hint="default" w:ascii="Times New Roman" w:hAnsi="Times New Roman" w:cs="Times New Roman"/>
+        </w:rPr>
+        <w:t xml:space="preserve">This project introduces a </w:t>
+      </w:r>
+      <w:r>
+        <w:rPr>
+          <w:rStyle w:val="11"/>
+          <w:rFonts w:hint="default" w:ascii="Times New Roman" w:hAnsi="Times New Roman" w:cs="Times New Roman"/>
+        </w:rPr>
+        <w:t>unified, scalable, and cost-effective communication platform</w:t>
+      </w:r>
+      <w:r>
+        <w:rPr>
+          <w:rFonts w:hint="default" w:ascii="Times New Roman" w:hAnsi="Times New Roman" w:cs="Times New Roman"/>
+        </w:rPr>
+        <w:t xml:space="preserve"> that simplifies the integration of:</w:t>
+      </w:r>
+    </w:p>
+    <w:p>
+      <w:pPr>
+        <w:keepNext w:val="0"/>
+        <w:keepLines w:val="0"/>
+        <w:widowControl/>
+        <w:numPr>
+          <w:ilvl w:val="0"/>
+          <w:numId w:val="35"/>
+        </w:numPr>
+        <w:suppressLineNumbers w:val="0"/>
+        <w:spacing w:before="0" w:beforeAutospacing="1" w:after="0" w:afterAutospacing="1"/>
+        <w:ind w:left="720" w:hanging="360"/>
+        <w:rPr>
+          <w:rFonts w:hint="default" w:ascii="Times New Roman" w:hAnsi="Times New Roman" w:cs="Times New Roman"/>
+        </w:rPr>
+      </w:pPr>
+      <w:r>
+        <w:rPr>
+          <w:rFonts w:hint="default" w:ascii="Times New Roman" w:hAnsi="Times New Roman" w:cs="Times New Roman"/>
+        </w:rPr>
+        <w:t xml:space="preserve">AI-powered chatbots </w:t>
+      </w:r>
+    </w:p>
+    <w:p>
+      <w:pPr>
+        <w:keepNext w:val="0"/>
+        <w:keepLines w:val="0"/>
+        <w:widowControl/>
+        <w:numPr>
+          <w:ilvl w:val="0"/>
+          <w:numId w:val="35"/>
         </w:numPr>
         <w:suppressLineNumbers w:val="0"/>
         <w:spacing w:before="0" w:beforeAutospacing="1" w:after="0" w:afterAutospacing="1"/>
@@ -6370,6 +6593,155 @@
     </w:lvl>
   </w:abstractNum>
   <w:abstractNum w:abstractNumId="2">
+    <w:nsid w:val="90C41B59"/>
+    <w:multiLevelType w:val="multilevel"/>
+    <w:tmpl w:val="90C41B59"/>
+    <w:lvl w:ilvl="0" w:tentative="0">
+      <w:start w:val="1"/>
+      <w:numFmt w:val="bullet"/>
+      <w:lvlText w:val=""/>
+      <w:lvlJc w:val="left"/>
+      <w:pPr>
+        <w:tabs>
+          <w:tab w:val="left" w:pos="720"/>
+        </w:tabs>
+        <w:ind w:left="720" w:hanging="360"/>
+      </w:pPr>
+      <w:rPr>
+        <w:rFonts w:hint="default" w:ascii="Symbol" w:hAnsi="Symbol" w:cs="Symbol"/>
+        <w:sz w:val="20"/>
+      </w:rPr>
+    </w:lvl>
+    <w:lvl w:ilvl="1" w:tentative="0">
+      <w:start w:val="1"/>
+      <w:numFmt w:val="bullet"/>
+      <w:lvlText w:val="o"/>
+      <w:lvlJc w:val="left"/>
+      <w:pPr>
+        <w:tabs>
+          <w:tab w:val="left" w:pos="1440"/>
+        </w:tabs>
+        <w:ind w:left="1440" w:hanging="360"/>
+      </w:pPr>
+      <w:rPr>
+        <w:rFonts w:hint="default" w:ascii="Courier New" w:hAnsi="Courier New" w:cs="Courier New"/>
+        <w:sz w:val="20"/>
+      </w:rPr>
+    </w:lvl>
+    <w:lvl w:ilvl="2" w:tentative="0">
+      <w:start w:val="1"/>
+      <w:numFmt w:val="bullet"/>
+      <w:lvlText w:val=""/>
+      <w:lvlJc w:val="left"/>
+      <w:pPr>
+        <w:tabs>
+          <w:tab w:val="left" w:pos="2160"/>
+        </w:tabs>
+        <w:ind w:left="2160" w:hanging="360"/>
+      </w:pPr>
+      <w:rPr>
+        <w:rFonts w:hint="default" w:ascii="Wingdings" w:hAnsi="Wingdings" w:cs="Wingdings"/>
+        <w:sz w:val="20"/>
+      </w:rPr>
+    </w:lvl>
+    <w:lvl w:ilvl="3" w:tentative="0">
+      <w:start w:val="1"/>
+      <w:numFmt w:val="bullet"/>
+      <w:lvlText w:val=""/>
+      <w:lvlJc w:val="left"/>
+      <w:pPr>
+        <w:tabs>
+          <w:tab w:val="left" w:pos="2880"/>
+        </w:tabs>
+        <w:ind w:left="2880" w:hanging="360"/>
+      </w:pPr>
+      <w:rPr>
+        <w:rFonts w:hint="default" w:ascii="Wingdings" w:hAnsi="Wingdings" w:cs="Wingdings"/>
+        <w:sz w:val="20"/>
+      </w:rPr>
+    </w:lvl>
+    <w:lvl w:ilvl="4" w:tentative="0">
+      <w:start w:val="1"/>
+      <w:numFmt w:val="bullet"/>
+      <w:lvlText w:val=""/>
+      <w:lvlJc w:val="left"/>
+      <w:pPr>
+        <w:tabs>
+          <w:tab w:val="left" w:pos="3600"/>
+        </w:tabs>
+        <w:ind w:left="3600" w:hanging="360"/>
+      </w:pPr>
+      <w:rPr>
+        <w:rFonts w:hint="default" w:ascii="Wingdings" w:hAnsi="Wingdings" w:cs="Wingdings"/>
+        <w:sz w:val="20"/>
+      </w:rPr>
+    </w:lvl>
+    <w:lvl w:ilvl="5" w:tentative="0">
+      <w:start w:val="1"/>
+      <w:numFmt w:val="bullet"/>
+      <w:lvlText w:val=""/>
+      <w:lvlJc w:val="left"/>
+      <w:pPr>
+        <w:tabs>
+          <w:tab w:val="left" w:pos="4320"/>
+        </w:tabs>
+        <w:ind w:left="4320" w:hanging="360"/>
+      </w:pPr>
+      <w:rPr>
+        <w:rFonts w:hint="default" w:ascii="Wingdings" w:hAnsi="Wingdings" w:cs="Wingdings"/>
+        <w:sz w:val="20"/>
+      </w:rPr>
+    </w:lvl>
+    <w:lvl w:ilvl="6" w:tentative="0">
+      <w:start w:val="1"/>
+      <w:numFmt w:val="bullet"/>
+      <w:lvlText w:val=""/>
+      <w:lvlJc w:val="left"/>
+      <w:pPr>
+        <w:tabs>
+          <w:tab w:val="left" w:pos="5040"/>
+        </w:tabs>
+        <w:ind w:left="5040" w:hanging="360"/>
+      </w:pPr>
+      <w:rPr>
+        <w:rFonts w:hint="default" w:ascii="Wingdings" w:hAnsi="Wingdings" w:cs="Wingdings"/>
+        <w:sz w:val="20"/>
+      </w:rPr>
+    </w:lvl>
+    <w:lvl w:ilvl="7" w:tentative="0">
+      <w:start w:val="1"/>
+      <w:numFmt w:val="bullet"/>
+      <w:lvlText w:val=""/>
+      <w:lvlJc w:val="left"/>
+      <w:pPr>
+        <w:tabs>
+          <w:tab w:val="left" w:pos="5760"/>
+        </w:tabs>
+        <w:ind w:left="5760" w:hanging="360"/>
+      </w:pPr>
+      <w:rPr>
+        <w:rFonts w:hint="default" w:ascii="Wingdings" w:hAnsi="Wingdings" w:cs="Wingdings"/>
+        <w:sz w:val="20"/>
+      </w:rPr>
+    </w:lvl>
+    <w:lvl w:ilvl="8" w:tentative="0">
+      <w:start w:val="1"/>
+      <w:numFmt w:val="bullet"/>
+      <w:lvlText w:val=""/>
+      <w:lvlJc w:val="left"/>
+      <w:pPr>
+        <w:tabs>
+          <w:tab w:val="left" w:pos="6480"/>
+        </w:tabs>
+        <w:ind w:left="6480" w:hanging="360"/>
+      </w:pPr>
+      <w:rPr>
+        <w:rFonts w:hint="default" w:ascii="Wingdings" w:hAnsi="Wingdings" w:cs="Wingdings"/>
+        <w:sz w:val="20"/>
+      </w:rPr>
+    </w:lvl>
+  </w:abstractNum>
+  <w:abstractNum w:abstractNumId="3">
     <w:nsid w:val="95843BF8"/>
     <w:multiLevelType w:val="multilevel"/>
     <w:tmpl w:val="95843BF8"/>
@@ -6518,7 +6890,7 @@
       </w:rPr>
     </w:lvl>
   </w:abstractNum>
-  <w:abstractNum w:abstractNumId="3">
+  <w:abstractNum w:abstractNumId="4">
     <w:nsid w:val="9D4EC139"/>
     <w:multiLevelType w:val="multilevel"/>
     <w:tmpl w:val="9D4EC139"/>
@@ -6667,7 +7039,156 @@
       </w:rPr>
     </w:lvl>
   </w:abstractNum>
-  <w:abstractNum w:abstractNumId="4">
+  <w:abstractNum w:abstractNumId="5">
+    <w:nsid w:val="A26F7CB3"/>
+    <w:multiLevelType w:val="multilevel"/>
+    <w:tmpl w:val="A26F7CB3"/>
+    <w:lvl w:ilvl="0" w:tentative="0">
+      <w:start w:val="1"/>
+      <w:numFmt w:val="bullet"/>
+      <w:lvlText w:val=""/>
+      <w:lvlJc w:val="left"/>
+      <w:pPr>
+        <w:tabs>
+          <w:tab w:val="left" w:pos="720"/>
+        </w:tabs>
+        <w:ind w:left="720" w:hanging="360"/>
+      </w:pPr>
+      <w:rPr>
+        <w:rFonts w:hint="default" w:ascii="Symbol" w:hAnsi="Symbol" w:cs="Symbol"/>
+        <w:sz w:val="20"/>
+      </w:rPr>
+    </w:lvl>
+    <w:lvl w:ilvl="1" w:tentative="0">
+      <w:start w:val="1"/>
+      <w:numFmt w:val="bullet"/>
+      <w:lvlText w:val="o"/>
+      <w:lvlJc w:val="left"/>
+      <w:pPr>
+        <w:tabs>
+          <w:tab w:val="left" w:pos="1440"/>
+        </w:tabs>
+        <w:ind w:left="1440" w:hanging="360"/>
+      </w:pPr>
+      <w:rPr>
+        <w:rFonts w:hint="default" w:ascii="Courier New" w:hAnsi="Courier New" w:cs="Courier New"/>
+        <w:sz w:val="20"/>
+      </w:rPr>
+    </w:lvl>
+    <w:lvl w:ilvl="2" w:tentative="0">
+      <w:start w:val="1"/>
+      <w:numFmt w:val="bullet"/>
+      <w:lvlText w:val=""/>
+      <w:lvlJc w:val="left"/>
+      <w:pPr>
+        <w:tabs>
+          <w:tab w:val="left" w:pos="2160"/>
+        </w:tabs>
+        <w:ind w:left="2160" w:hanging="360"/>
+      </w:pPr>
+      <w:rPr>
+        <w:rFonts w:hint="default" w:ascii="Wingdings" w:hAnsi="Wingdings" w:cs="Wingdings"/>
+        <w:sz w:val="20"/>
+      </w:rPr>
+    </w:lvl>
+    <w:lvl w:ilvl="3" w:tentative="0">
+      <w:start w:val="1"/>
+      <w:numFmt w:val="bullet"/>
+      <w:lvlText w:val=""/>
+      <w:lvlJc w:val="left"/>
+      <w:pPr>
+        <w:tabs>
+          <w:tab w:val="left" w:pos="2880"/>
+        </w:tabs>
+        <w:ind w:left="2880" w:hanging="360"/>
+      </w:pPr>
+      <w:rPr>
+        <w:rFonts w:hint="default" w:ascii="Wingdings" w:hAnsi="Wingdings" w:cs="Wingdings"/>
+        <w:sz w:val="20"/>
+      </w:rPr>
+    </w:lvl>
+    <w:lvl w:ilvl="4" w:tentative="0">
+      <w:start w:val="1"/>
+      <w:numFmt w:val="bullet"/>
+      <w:lvlText w:val=""/>
+      <w:lvlJc w:val="left"/>
+      <w:pPr>
+        <w:tabs>
+          <w:tab w:val="left" w:pos="3600"/>
+        </w:tabs>
+        <w:ind w:left="3600" w:hanging="360"/>
+      </w:pPr>
+      <w:rPr>
+        <w:rFonts w:hint="default" w:ascii="Wingdings" w:hAnsi="Wingdings" w:cs="Wingdings"/>
+        <w:sz w:val="20"/>
+      </w:rPr>
+    </w:lvl>
+    <w:lvl w:ilvl="5" w:tentative="0">
+      <w:start w:val="1"/>
+      <w:numFmt w:val="bullet"/>
+      <w:lvlText w:val=""/>
+      <w:lvlJc w:val="left"/>
+      <w:pPr>
+        <w:tabs>
+          <w:tab w:val="left" w:pos="4320"/>
+        </w:tabs>
+        <w:ind w:left="4320" w:hanging="360"/>
+      </w:pPr>
+      <w:rPr>
+        <w:rFonts w:hint="default" w:ascii="Wingdings" w:hAnsi="Wingdings" w:cs="Wingdings"/>
+        <w:sz w:val="20"/>
+      </w:rPr>
+    </w:lvl>
+    <w:lvl w:ilvl="6" w:tentative="0">
+      <w:start w:val="1"/>
+      <w:numFmt w:val="bullet"/>
+      <w:lvlText w:val=""/>
+      <w:lvlJc w:val="left"/>
+      <w:pPr>
+        <w:tabs>
+          <w:tab w:val="left" w:pos="5040"/>
+        </w:tabs>
+        <w:ind w:left="5040" w:hanging="360"/>
+      </w:pPr>
+      <w:rPr>
+        <w:rFonts w:hint="default" w:ascii="Wingdings" w:hAnsi="Wingdings" w:cs="Wingdings"/>
+        <w:sz w:val="20"/>
+      </w:rPr>
+    </w:lvl>
+    <w:lvl w:ilvl="7" w:tentative="0">
+      <w:start w:val="1"/>
+      <w:numFmt w:val="bullet"/>
+      <w:lvlText w:val=""/>
+      <w:lvlJc w:val="left"/>
+      <w:pPr>
+        <w:tabs>
+          <w:tab w:val="left" w:pos="5760"/>
+        </w:tabs>
+        <w:ind w:left="5760" w:hanging="360"/>
+      </w:pPr>
+      <w:rPr>
+        <w:rFonts w:hint="default" w:ascii="Wingdings" w:hAnsi="Wingdings" w:cs="Wingdings"/>
+        <w:sz w:val="20"/>
+      </w:rPr>
+    </w:lvl>
+    <w:lvl w:ilvl="8" w:tentative="0">
+      <w:start w:val="1"/>
+      <w:numFmt w:val="bullet"/>
+      <w:lvlText w:val=""/>
+      <w:lvlJc w:val="left"/>
+      <w:pPr>
+        <w:tabs>
+          <w:tab w:val="left" w:pos="6480"/>
+        </w:tabs>
+        <w:ind w:left="6480" w:hanging="360"/>
+      </w:pPr>
+      <w:rPr>
+        <w:rFonts w:hint="default" w:ascii="Wingdings" w:hAnsi="Wingdings" w:cs="Wingdings"/>
+        <w:sz w:val="20"/>
+      </w:rPr>
+    </w:lvl>
+  </w:abstractNum>
+  <w:abstractNum w:abstractNumId="6">
     <w:nsid w:val="A379939B"/>
     <w:multiLevelType w:val="multilevel"/>
     <w:tmpl w:val="A379939B"/>
@@ -6816,7 +7337,7 @@
       </w:rPr>
     </w:lvl>
   </w:abstractNum>
-  <w:abstractNum w:abstractNumId="5">
+  <w:abstractNum w:abstractNumId="7">
     <w:nsid w:val="A8C928AD"/>
     <w:multiLevelType w:val="multilevel"/>
     <w:tmpl w:val="A8C928AD"/>
@@ -6965,7 +7486,7 @@
       </w:rPr>
     </w:lvl>
   </w:abstractNum>
-  <w:abstractNum w:abstractNumId="6">
+  <w:abstractNum w:abstractNumId="8">
     <w:nsid w:val="B508C0B2"/>
     <w:multiLevelType w:val="multilevel"/>
     <w:tmpl w:val="B508C0B2"/>
@@ -7114,7 +7635,7 @@
       </w:rPr>
     </w:lvl>
   </w:abstractNum>
-  <w:abstractNum w:abstractNumId="7">
+  <w:abstractNum w:abstractNumId="9">
     <w:nsid w:val="B76497DC"/>
     <w:multiLevelType w:val="multilevel"/>
     <w:tmpl w:val="B76497DC"/>
@@ -7263,7 +7784,7 @@
       </w:rPr>
     </w:lvl>
   </w:abstractNum>
-  <w:abstractNum w:abstractNumId="8">
+  <w:abstractNum w:abstractNumId="10">
     <w:nsid w:val="C4746DD1"/>
     <w:multiLevelType w:val="multilevel"/>
     <w:tmpl w:val="C4746DD1"/>
@@ -7412,7 +7933,7 @@
       </w:rPr>
     </w:lvl>
   </w:abstractNum>
-  <w:abstractNum w:abstractNumId="9">
+  <w:abstractNum w:abstractNumId="11">
     <w:nsid w:val="CD877643"/>
     <w:multiLevelType w:val="multilevel"/>
     <w:tmpl w:val="CD877643"/>
@@ -7561,7 +8082,7 @@
       </w:rPr>
     </w:lvl>
   </w:abstractNum>
-  <w:abstractNum w:abstractNumId="10">
+  <w:abstractNum w:abstractNumId="12">
     <w:nsid w:val="D19CFA48"/>
     <w:multiLevelType w:val="multilevel"/>
     <w:tmpl w:val="D19CFA48"/>
@@ -7710,7 +8231,7 @@
       </w:rPr>
     </w:lvl>
   </w:abstractNum>
-  <w:abstractNum w:abstractNumId="11">
+  <w:abstractNum w:abstractNumId="13">
     <w:nsid w:val="D5F941D8"/>
     <w:multiLevelType w:val="multilevel"/>
     <w:tmpl w:val="D5F941D8"/>
@@ -7859,7 +8380,7 @@
       </w:rPr>
     </w:lvl>
   </w:abstractNum>
-  <w:abstractNum w:abstractNumId="12">
+  <w:abstractNum w:abstractNumId="14">
     <w:nsid w:val="DE3B0F34"/>
     <w:multiLevelType w:val="multilevel"/>
     <w:tmpl w:val="DE3B0F34"/>
@@ -8008,7 +8529,7 @@
       </w:rPr>
     </w:lvl>
   </w:abstractNum>
-  <w:abstractNum w:abstractNumId="13">
+  <w:abstractNum w:abstractNumId="15">
     <w:nsid w:val="EA5405F5"/>
     <w:multiLevelType w:val="multilevel"/>
     <w:tmpl w:val="EA5405F5"/>
@@ -8157,7 +8678,7 @@
       </w:rPr>
     </w:lvl>
   </w:abstractNum>
-  <w:abstractNum w:abstractNumId="14">
+  <w:abstractNum w:abstractNumId="16">
     <w:nsid w:val="F5A602D4"/>
     <w:multiLevelType w:val="multilevel"/>
     <w:tmpl w:val="F5A602D4"/>
@@ -8306,7 +8827,7 @@
       </w:rPr>
     </w:lvl>
   </w:abstractNum>
-  <w:abstractNum w:abstractNumId="15">
+  <w:abstractNum w:abstractNumId="17">
     <w:nsid w:val="FAA55154"/>
     <w:multiLevelType w:val="multilevel"/>
     <w:tmpl w:val="FAA55154"/>
@@ -8455,7 +8976,7 @@
       </w:rPr>
     </w:lvl>
   </w:abstractNum>
-  <w:abstractNum w:abstractNumId="16">
+  <w:abstractNum w:abstractNumId="18">
     <w:nsid w:val="0D7D40DF"/>
     <w:multiLevelType w:val="multilevel"/>
     <w:tmpl w:val="0D7D40DF"/>
@@ -8604,7 +9125,7 @@
       </w:rPr>
     </w:lvl>
   </w:abstractNum>
-  <w:abstractNum w:abstractNumId="17">
+  <w:abstractNum w:abstractNumId="19">
     <w:nsid w:val="11B90501"/>
     <w:multiLevelType w:val="multilevel"/>
     <w:tmpl w:val="11B90501"/>
@@ -8753,7 +9274,7 @@
       </w:rPr>
     </w:lvl>
   </w:abstractNum>
-  <w:abstractNum w:abstractNumId="18">
+  <w:abstractNum w:abstractNumId="20">
     <w:nsid w:val="1966307B"/>
     <w:multiLevelType w:val="multilevel"/>
     <w:tmpl w:val="1966307B"/>
@@ -8902,7 +9423,7 @@
       </w:rPr>
     </w:lvl>
   </w:abstractNum>
-  <w:abstractNum w:abstractNumId="19">
+  <w:abstractNum w:abstractNumId="21">
     <w:nsid w:val="1C87600F"/>
     <w:multiLevelType w:val="multilevel"/>
     <w:tmpl w:val="1C87600F"/>
@@ -9051,7 +9572,7 @@
       </w:rPr>
     </w:lvl>
   </w:abstractNum>
-  <w:abstractNum w:abstractNumId="20">
+  <w:abstractNum w:abstractNumId="22">
     <w:nsid w:val="2967A0C9"/>
     <w:multiLevelType w:val="multilevel"/>
     <w:tmpl w:val="2967A0C9"/>
@@ -9200,7 +9721,7 @@
       </w:rPr>
     </w:lvl>
   </w:abstractNum>
-  <w:abstractNum w:abstractNumId="21">
+  <w:abstractNum w:abstractNumId="23">
     <w:nsid w:val="35619A52"/>
     <w:multiLevelType w:val="multilevel"/>
     <w:tmpl w:val="35619A52"/>
@@ -9349,7 +9870,7 @@
       </w:rPr>
     </w:lvl>
   </w:abstractNum>
-  <w:abstractNum w:abstractNumId="22">
+  <w:abstractNum w:abstractNumId="24">
     <w:nsid w:val="3985AEF6"/>
     <w:multiLevelType w:val="multilevel"/>
     <w:tmpl w:val="3985AEF6"/>
@@ -9498,7 +10019,7 @@
       </w:rPr>
     </w:lvl>
   </w:abstractNum>
-  <w:abstractNum w:abstractNumId="23">
+  <w:abstractNum w:abstractNumId="25">
     <w:nsid w:val="3C953ACF"/>
     <w:multiLevelType w:val="multilevel"/>
     <w:tmpl w:val="3C953ACF"/>
@@ -9647,7 +10168,7 @@
       </w:rPr>
     </w:lvl>
   </w:abstractNum>
-  <w:abstractNum w:abstractNumId="24">
+  <w:abstractNum w:abstractNumId="26">
     <w:nsid w:val="3F231132"/>
     <w:multiLevelType w:val="multilevel"/>
     <w:tmpl w:val="3F231132"/>
@@ -9796,7 +10317,7 @@
       </w:rPr>
     </w:lvl>
   </w:abstractNum>
-  <w:abstractNum w:abstractNumId="25">
+  <w:abstractNum w:abstractNumId="27">
     <w:nsid w:val="4AAA98A0"/>
     <w:multiLevelType w:val="multilevel"/>
     <w:tmpl w:val="4AAA98A0"/>
@@ -9945,7 +10466,156 @@
       </w:rPr>
     </w:lvl>
   </w:abstractNum>
-  <w:abstractNum w:abstractNumId="26">
+  <w:abstractNum w:abstractNumId="28">
+    <w:nsid w:val="6DF6E231"/>
+    <w:multiLevelType w:val="multilevel"/>
+    <w:tmpl w:val="6DF6E231"/>
+    <w:lvl w:ilvl="0" w:tentative="0">
+      <w:start w:val="1"/>
+      <w:numFmt w:val="bullet"/>
+      <w:lvlText w:val=""/>
+      <w:lvlJc w:val="left"/>
+      <w:pPr>
+        <w:tabs>
+          <w:tab w:val="left" w:pos="720"/>
+        </w:tabs>
+        <w:ind w:left="720" w:hanging="360"/>
+      </w:pPr>
+      <w:rPr>
+        <w:rFonts w:ascii="Symbol" w:hAnsi="Symbol" w:cs="Symbol"/>
+        <w:sz w:val="20"/>
+      </w:rPr>
+    </w:lvl>
+    <w:lvl w:ilvl="1" w:tentative="0">
+      <w:start w:val="1"/>
+      <w:numFmt w:val="bullet"/>
+      <w:lvlText w:val="o"/>
+      <w:lvlJc w:val="left"/>
+      <w:pPr>
+        <w:tabs>
+          <w:tab w:val="left" w:pos="1440"/>
+        </w:tabs>
+        <w:ind w:left="1440" w:hanging="360"/>
+      </w:pPr>
+      <w:rPr>
+        <w:rFonts w:ascii="Courier New" w:hAnsi="Courier New" w:cs="Courier New"/>
+        <w:sz w:val="20"/>
+      </w:rPr>
+    </w:lvl>
+    <w:lvl w:ilvl="2" w:tentative="0">
+      <w:start w:val="1"/>
+      <w:numFmt w:val="bullet"/>
+      <w:lvlText w:val=""/>
+      <w:lvlJc w:val="left"/>
+      <w:pPr>
+        <w:tabs>
+          <w:tab w:val="left" w:pos="2160"/>
+        </w:tabs>
+        <w:ind w:left="2160" w:hanging="360"/>
+      </w:pPr>
+      <w:rPr>
+        <w:rFonts w:ascii="Wingdings" w:hAnsi="Wingdings" w:cs="Wingdings"/>
+        <w:sz w:val="20"/>
+      </w:rPr>
+    </w:lvl>
+    <w:lvl w:ilvl="3" w:tentative="0">
+      <w:start w:val="1"/>
+      <w:numFmt w:val="bullet"/>
+      <w:lvlText w:val=""/>
+      <w:lvlJc w:val="left"/>
+      <w:pPr>
+        <w:tabs>
+          <w:tab w:val="left" w:pos="2880"/>
+        </w:tabs>
+        <w:ind w:left="2880" w:hanging="360"/>
+      </w:pPr>
+      <w:rPr>
+        <w:rFonts w:hint="default" w:ascii="Wingdings" w:hAnsi="Wingdings" w:cs="Wingdings"/>
+        <w:sz w:val="20"/>
+      </w:rPr>
+    </w:lvl>
+    <w:lvl w:ilvl="4" w:tentative="0">
+      <w:start w:val="1"/>
+      <w:numFmt w:val="bullet"/>
+      <w:lvlText w:val=""/>
+      <w:lvlJc w:val="left"/>
+      <w:pPr>
+        <w:tabs>
+          <w:tab w:val="left" w:pos="3600"/>
+        </w:tabs>
+        <w:ind w:left="3600" w:hanging="360"/>
+      </w:pPr>
+      <w:rPr>
+        <w:rFonts w:hint="default" w:ascii="Wingdings" w:hAnsi="Wingdings" w:cs="Wingdings"/>
+        <w:sz w:val="20"/>
+      </w:rPr>
+    </w:lvl>
+    <w:lvl w:ilvl="5" w:tentative="0">
+      <w:start w:val="1"/>
+      <w:numFmt w:val="bullet"/>
+      <w:lvlText w:val=""/>
+      <w:lvlJc w:val="left"/>
+      <w:pPr>
+        <w:tabs>
+          <w:tab w:val="left" w:pos="4320"/>
+        </w:tabs>
+        <w:ind w:left="4320" w:hanging="360"/>
+      </w:pPr>
+      <w:rPr>
+        <w:rFonts w:hint="default" w:ascii="Wingdings" w:hAnsi="Wingdings" w:cs="Wingdings"/>
+        <w:sz w:val="20"/>
+      </w:rPr>
+    </w:lvl>
+    <w:lvl w:ilvl="6" w:tentative="0">
+      <w:start w:val="1"/>
+      <w:numFmt w:val="bullet"/>
+      <w:lvlText w:val=""/>
+      <w:lvlJc w:val="left"/>
+      <w:pPr>
+        <w:tabs>
+          <w:tab w:val="left" w:pos="5040"/>
+        </w:tabs>
+        <w:ind w:left="5040" w:hanging="360"/>
+      </w:pPr>
+      <w:rPr>
+        <w:rFonts w:hint="default" w:ascii="Wingdings" w:hAnsi="Wingdings" w:cs="Wingdings"/>
+        <w:sz w:val="20"/>
+      </w:rPr>
+    </w:lvl>
+    <w:lvl w:ilvl="7" w:tentative="0">
+      <w:start w:val="1"/>
+      <w:numFmt w:val="bullet"/>
+      <w:lvlText w:val=""/>
+      <w:lvlJc w:val="left"/>
+      <w:pPr>
+        <w:tabs>
+          <w:tab w:val="left" w:pos="5760"/>
+        </w:tabs>
+        <w:ind w:left="5760" w:hanging="360"/>
+      </w:pPr>
+      <w:rPr>
+        <w:rFonts w:hint="default" w:ascii="Wingdings" w:hAnsi="Wingdings" w:cs="Wingdings"/>
+        <w:sz w:val="20"/>
+      </w:rPr>
+    </w:lvl>
+    <w:lvl w:ilvl="8" w:tentative="0">
+      <w:start w:val="1"/>
+      <w:numFmt w:val="bullet"/>
+      <w:lvlText w:val=""/>
+      <w:lvlJc w:val="left"/>
+      <w:pPr>
+        <w:tabs>
+          <w:tab w:val="left" w:pos="6480"/>
+        </w:tabs>
+        <w:ind w:left="6480" w:hanging="360"/>
+      </w:pPr>
+      <w:rPr>
+        <w:rFonts w:hint="default" w:ascii="Wingdings" w:hAnsi="Wingdings" w:cs="Wingdings"/>
+        <w:sz w:val="20"/>
+      </w:rPr>
+    </w:lvl>
+  </w:abstractNum>
+  <w:abstractNum w:abstractNumId="29">
     <w:nsid w:val="74D7A02C"/>
     <w:multiLevelType w:val="multilevel"/>
     <w:tmpl w:val="74D7A02C"/>
@@ -10094,7 +10764,7 @@
       </w:rPr>
     </w:lvl>
   </w:abstractNum>
-  <w:abstractNum w:abstractNumId="27">
+  <w:abstractNum w:abstractNumId="30">
     <w:nsid w:val="7E8E2B89"/>
     <w:multiLevelType w:val="multilevel"/>
     <w:tmpl w:val="7E8E2B89"/>
@@ -10244,28 +10914,28 @@
     </w:lvl>
   </w:abstractNum>
   <w:num w:numId="1">
-    <w:abstractNumId w:val="24"/>
+    <w:abstractNumId w:val="26"/>
   </w:num>
   <w:num w:numId="2">
-    <w:abstractNumId w:val="18"/>
+    <w:abstractNumId w:val="20"/>
   </w:num>
   <w:num w:numId="3">
-    <w:abstractNumId w:val="23"/>
+    <w:abstractNumId w:val="25"/>
   </w:num>
   <w:num w:numId="4">
-    <w:abstractNumId w:val="3"/>
+    <w:abstractNumId w:val="4"/>
   </w:num>
   <w:num w:numId="5">
-    <w:abstractNumId w:val="27"/>
+    <w:abstractNumId w:val="30"/>
   </w:num>
   <w:num w:numId="6">
-    <w:abstractNumId w:val="5"/>
+    <w:abstractNumId w:val="7"/>
   </w:num>
   <w:num w:numId="7">
-    <w:abstractNumId w:val="7"/>
+    <w:abstractNumId w:val="9"/>
   </w:num>
   <w:num w:numId="8">
-    <w:abstractNumId w:val="7"/>
+    <w:abstractNumId w:val="9"/>
     <w:lvlOverride w:ilvl="0">
       <w:startOverride w:val="1"/>
     </w:lvlOverride>
@@ -10295,7 +10965,7 @@
     </w:lvlOverride>
   </w:num>
   <w:num w:numId="9">
-    <w:abstractNumId w:val="7"/>
+    <w:abstractNumId w:val="9"/>
     <w:lvlOverride w:ilvl="0">
       <w:startOverride w:val="1"/>
     </w:lvlOverride>
@@ -10325,7 +10995,7 @@
     </w:lvlOverride>
   </w:num>
   <w:num w:numId="10">
-    <w:abstractNumId w:val="7"/>
+    <w:abstractNumId w:val="9"/>
     <w:lvlOverride w:ilvl="0">
       <w:startOverride w:val="1"/>
     </w:lvlOverride>
@@ -10355,43 +11025,52 @@
     </w:lvlOverride>
   </w:num>
   <w:num w:numId="11">
+    <w:abstractNumId w:val="28"/>
+  </w:num>
+  <w:num w:numId="12">
+    <w:abstractNumId w:val="5"/>
+  </w:num>
+  <w:num w:numId="13">
+    <w:abstractNumId w:val="2"/>
+  </w:num>
+  <w:num w:numId="14">
+    <w:abstractNumId w:val="18"/>
+  </w:num>
+  <w:num w:numId="15">
+    <w:abstractNumId w:val="0"/>
+  </w:num>
+  <w:num w:numId="16">
+    <w:abstractNumId w:val="21"/>
+  </w:num>
+  <w:num w:numId="17">
+    <w:abstractNumId w:val="27"/>
+  </w:num>
+  <w:num w:numId="18">
+    <w:abstractNumId w:val="3"/>
+  </w:num>
+  <w:num w:numId="19">
+    <w:abstractNumId w:val="17"/>
+  </w:num>
+  <w:num w:numId="20">
+    <w:abstractNumId w:val="22"/>
+  </w:num>
+  <w:num w:numId="21">
+    <w:abstractNumId w:val="6"/>
+  </w:num>
+  <w:num w:numId="22">
+    <w:abstractNumId w:val="24"/>
+  </w:num>
+  <w:num w:numId="23">
+    <w:abstractNumId w:val="29"/>
+  </w:num>
+  <w:num w:numId="24">
     <w:abstractNumId w:val="16"/>
   </w:num>
-  <w:num w:numId="12">
-    <w:abstractNumId w:val="0"/>
-  </w:num>
-  <w:num w:numId="13">
+  <w:num w:numId="25">
     <w:abstractNumId w:val="19"/>
   </w:num>
-  <w:num w:numId="14">
-    <w:abstractNumId w:val="25"/>
-  </w:num>
-  <w:num w:numId="15">
-    <w:abstractNumId w:val="2"/>
-  </w:num>
-  <w:num w:numId="16">
-    <w:abstractNumId w:val="15"/>
-  </w:num>
-  <w:num w:numId="17">
-    <w:abstractNumId w:val="20"/>
-  </w:num>
-  <w:num w:numId="18">
-    <w:abstractNumId w:val="4"/>
-  </w:num>
-  <w:num w:numId="19">
-    <w:abstractNumId w:val="22"/>
-  </w:num>
-  <w:num w:numId="20">
-    <w:abstractNumId w:val="26"/>
-  </w:num>
-  <w:num w:numId="21">
-    <w:abstractNumId w:val="14"/>
-  </w:num>
-  <w:num w:numId="22">
-    <w:abstractNumId w:val="17"/>
-  </w:num>
-  <w:num w:numId="23">
-    <w:abstractNumId w:val="17"/>
+  <w:num w:numId="26">
+    <w:abstractNumId w:val="19"/>
     <w:lvlOverride w:ilvl="0">
       <w:startOverride w:val="1"/>
     </w:lvlOverride>
@@ -10420,32 +11099,32 @@
       <w:startOverride w:val="1"/>
     </w:lvlOverride>
   </w:num>
-  <w:num w:numId="24">
+  <w:num w:numId="27">
     <w:abstractNumId w:val="1"/>
   </w:num>
-  <w:num w:numId="25">
-    <w:abstractNumId w:val="12"/>
-  </w:num>
-  <w:num w:numId="26">
-    <w:abstractNumId w:val="8"/>
-  </w:num>
-  <w:num w:numId="27">
-    <w:abstractNumId w:val="11"/>
-  </w:num>
   <w:num w:numId="28">
-    <w:abstractNumId w:val="9"/>
+    <w:abstractNumId w:val="14"/>
   </w:num>
   <w:num w:numId="29">
     <w:abstractNumId w:val="10"/>
   </w:num>
   <w:num w:numId="30">
-    <w:abstractNumId w:val="6"/>
+    <w:abstractNumId w:val="13"/>
   </w:num>
   <w:num w:numId="31">
-    <w:abstractNumId w:val="13"/>
+    <w:abstractNumId w:val="11"/>
   </w:num>
   <w:num w:numId="32">
-    <w:abstractNumId w:val="21"/>
+    <w:abstractNumId w:val="12"/>
+  </w:num>
+  <w:num w:numId="33">
+    <w:abstractNumId w:val="8"/>
+  </w:num>
+  <w:num w:numId="34">
+    <w:abstractNumId w:val="15"/>
+  </w:num>
+  <w:num w:numId="35">
+    <w:abstractNumId w:val="23"/>
   </w:num>
 </w:numbering>
 </file>
@@ -10553,14 +11232,14 @@
     <w:lsdException w:unhideWhenUsed="0" w:uiPriority="0" w:semiHidden="0" w:name="Document Map"/>
     <w:lsdException w:unhideWhenUsed="0" w:uiPriority="0" w:semiHidden="0" w:name="Plain Text"/>
     <w:lsdException w:unhideWhenUsed="0" w:uiPriority="0" w:semiHidden="0" w:name="E-mail Signature"/>
-    <w:lsdException w:unhideWhenUsed="0" w:uiPriority="0" w:semiHidden="0" w:name="Normal (Web)"/>
+    <w:lsdException w:qFormat="1" w:unhideWhenUsed="0" w:uiPriority="0" w:semiHidden="0" w:name="Normal (Web)"/>
     <w:lsdException w:unhideWhenUsed="0" w:uiPriority="0" w:semiHidden="0" w:name="HTML Acronym"/>
     <w:lsdException w:unhideWhenUsed="0" w:uiPriority="0" w:semiHidden="0" w:name="HTML Address"/>
     <w:lsdException w:unhideWhenUsed="0" w:uiPriority="0" w:semiHidden="0" w:name="HTML Cite"/>
     <w:lsdException w:unhideWhenUsed="0" w:uiPriority="0" w:semiHidden="0" w:name="HTML Code"/>
     <w:lsdException w:unhideWhenUsed="0" w:uiPriority="0" w:semiHidden="0" w:name="HTML Definition"/>
     <w:lsdException w:unhideWhenUsed="0" w:uiPriority="0" w:semiHidden="0" w:name="HTML Keyboard"/>
-    <w:lsdException w:unhideWhenUsed="0" w:uiPriority="0" w:semiHidden="0" w:name="HTML Preformatted"/>
+    <w:lsdException w:qFormat="1" w:unhideWhenUsed="0" w:uiPriority="0" w:semiHidden="0" w:name="HTML Preformatted"/>
     <w:lsdException w:unhideWhenUsed="0" w:uiPriority="0" w:semiHidden="0" w:name="HTML Sample"/>
     <w:lsdException w:unhideWhenUsed="0" w:uiPriority="0" w:semiHidden="0" w:name="HTML Typewriter"/>
     <w:lsdException w:unhideWhenUsed="0" w:uiPriority="0" w:semiHidden="0" w:name="HTML Variable"/>
@@ -10833,6 +11512,7 @@
   </w:style>
   <w:style w:type="paragraph" w:styleId="9">
     <w:name w:val="HTML Preformatted"/>
+    <w:qFormat/>
     <w:uiPriority w:val="0"/>
     <w:pPr>
       <w:tabs>
@@ -10865,6 +11545,7 @@
   </w:style>
   <w:style w:type="paragraph" w:styleId="10">
     <w:name w:val="Normal (Web)"/>
+    <w:qFormat/>
     <w:uiPriority w:val="0"/>
     <w:pPr>
       <w:spacing w:before="0" w:beforeAutospacing="1" w:after="0" w:afterAutospacing="1"/>
@@ -10872,6 +11553,7 @@
       <w:jc w:val="left"/>
     </w:pPr>
     <w:rPr>
+      <w:rFonts w:ascii="Times New Roman" w:hAnsi="Times New Roman" w:eastAsia="SimSun" w:cs="Times New Roman"/>
       <w:kern w:val="0"/>
       <w:sz w:val="24"/>
       <w:szCs w:val="24"/>
